--- a/fase2/Evidencias Grupales/2.6_GuiaEstudiante_Fase 2_Informe Final Proyecto APT.docx
+++ b/fase2/Evidencias Grupales/2.6_GuiaEstudiante_Fase 2_Informe Final Proyecto APT.docx
@@ -1,6 +1,6 @@
 
 <file path=word/document.xml><?xml version="1.0" encoding="utf-8"?>
-<w:document xmlns:wpc="http://schemas.microsoft.com/office/word/2010/wordprocessingCanvas" xmlns:cx="http://schemas.microsoft.com/office/drawing/2014/chartex" xmlns:mc="http://schemas.openxmlformats.org/markup-compatibility/2006" xmlns:o="urn:schemas-microsoft-com:office:office" xmlns:r="http://schemas.openxmlformats.org/officeDocument/2006/relationships" xmlns:m="http://schemas.openxmlformats.org/officeDocument/2006/math" xmlns:v="urn:schemas-microsoft-com:vml" xmlns:wp14="http://schemas.microsoft.com/office/word/2010/wordprocessingDrawing" xmlns:wp="http://schemas.openxmlformats.org/drawingml/2006/wordprocessingDrawing" xmlns:w10="urn:schemas-microsoft-com:office:word" xmlns:w="http://schemas.openxmlformats.org/wordprocessingml/2006/main" xmlns:w14="http://schemas.microsoft.com/office/word/2010/wordml" xmlns:w15="http://schemas.microsoft.com/office/word/2012/wordml" xmlns:w16se="http://schemas.microsoft.com/office/word/2015/wordml/symex" xmlns:wpg="http://schemas.microsoft.com/office/word/2010/wordprocessingGroup" xmlns:wpi="http://schemas.microsoft.com/office/word/2010/wordprocessingInk" xmlns:wne="http://schemas.microsoft.com/office/word/2006/wordml" xmlns:wps="http://schemas.microsoft.com/office/word/2010/wordprocessingShape" mc:Ignorable="w14 w15 w16se wp14">
+<w:document xmlns:wpc="http://schemas.microsoft.com/office/word/2010/wordprocessingCanvas" xmlns:cx="http://schemas.microsoft.com/office/drawing/2014/chartex" xmlns:cx1="http://schemas.microsoft.com/office/drawing/2015/9/8/chartex" xmlns:cx2="http://schemas.microsoft.com/office/drawing/2015/10/21/chartex" xmlns:cx3="http://schemas.microsoft.com/office/drawing/2016/5/9/chartex" xmlns:cx4="http://schemas.microsoft.com/office/drawing/2016/5/10/chartex" xmlns:cx5="http://schemas.microsoft.com/office/drawing/2016/5/11/chartex" xmlns:cx6="http://schemas.microsoft.com/office/drawing/2016/5/12/chartex" xmlns:cx7="http://schemas.microsoft.com/office/drawing/2016/5/13/chartex" xmlns:cx8="http://schemas.microsoft.com/office/drawing/2016/5/14/chartex" xmlns:mc="http://schemas.openxmlformats.org/markup-compatibility/2006" xmlns:aink="http://schemas.microsoft.com/office/drawing/2016/ink" xmlns:am3d="http://schemas.microsoft.com/office/drawing/2017/model3d" xmlns:o="urn:schemas-microsoft-com:office:office" xmlns:oel="http://schemas.microsoft.com/office/2019/extlst" xmlns:r="http://schemas.openxmlformats.org/officeDocument/2006/relationships" xmlns:m="http://schemas.openxmlformats.org/officeDocument/2006/math" xmlns:v="urn:schemas-microsoft-com:vml" xmlns:wp14="http://schemas.microsoft.com/office/word/2010/wordprocessingDrawing" xmlns:wp="http://schemas.openxmlformats.org/drawingml/2006/wordprocessingDrawing" xmlns:w10="urn:schemas-microsoft-com:office:word" xmlns:w="http://schemas.openxmlformats.org/wordprocessingml/2006/main" xmlns:w14="http://schemas.microsoft.com/office/word/2010/wordml" xmlns:w15="http://schemas.microsoft.com/office/word/2012/wordml" xmlns:w16cex="http://schemas.microsoft.com/office/word/2018/wordml/cex" xmlns:w16cid="http://schemas.microsoft.com/office/word/2016/wordml/cid" xmlns:w16="http://schemas.microsoft.com/office/word/2018/wordml" xmlns:w16du="http://schemas.microsoft.com/office/word/2023/wordml/word16du" xmlns:w16sdtdh="http://schemas.microsoft.com/office/word/2020/wordml/sdtdatahash" xmlns:w16sdtfl="http://schemas.microsoft.com/office/word/2024/wordml/sdtformatlock" xmlns:w16se="http://schemas.microsoft.com/office/word/2015/wordml/symex" xmlns:wpg="http://schemas.microsoft.com/office/word/2010/wordprocessingGroup" xmlns:wpi="http://schemas.microsoft.com/office/word/2010/wordprocessingInk" xmlns:wne="http://schemas.microsoft.com/office/word/2006/wordml" xmlns:wps="http://schemas.microsoft.com/office/word/2010/wordprocessingShape" mc:Ignorable="w14 w15 w16se w16cid w16 w16cex w16sdtdh w16sdtfl w16du wp14">
   <w:body>
     <w:p>
       <w:r>
@@ -165,6 +165,7 @@
                                 </w:rPr>
                                 <w:t xml:space="preserve">Asignatura </w:t>
                               </w:r>
+                              <w:proofErr w:type="spellStart"/>
                               <w:r>
                                 <w:rPr>
                                   <w:b/>
@@ -174,8 +175,7 @@
                                 </w:rPr>
                                 <w:t>Capstone</w:t>
                               </w:r>
-                              <w:bookmarkStart w:id="0" w:name="_GoBack"/>
-                              <w:bookmarkEnd w:id="0"/>
+                              <w:proofErr w:type="spellEnd"/>
                             </w:p>
                           </w:txbxContent>
                         </wps:txbx>
@@ -240,7 +240,7 @@
           </mc:Choice>
           <mc:Fallback>
             <w:pict>
-              <v:group w14:anchorId="7466F1C2" id="Grupo 53" o:spid="_x0000_s1026" style="position:absolute;margin-left:-24.7pt;margin-top:3pt;width:491.25pt;height:123pt;z-index:251659264;mso-position-horizontal-relative:margin;mso-width-relative:margin;mso-height-relative:margin" coordsize="59912,15621" o:gfxdata="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">
+              <v:group w14:anchorId="7466F1C2" id="Grupo 53" o:spid="_x0000_s1026" style="position:absolute;margin-left:-24.7pt;margin-top:3pt;width:491.25pt;height:123pt;z-index:251659264;mso-position-horizontal-relative:margin;mso-width-relative:margin;mso-height-relative:margin" coordsize="59912,15621" o:gfxdata="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">
                 <v:shapetype id="_x0000_t202" coordsize="21600,21600" o:spt="202" path="m,l,21600r21600,l21600,xe">
                   <v:stroke joinstyle="miter"/>
                   <v:path gradientshapeok="t" o:connecttype="rect"/>
@@ -352,6 +352,7 @@
                           </w:rPr>
                           <w:t xml:space="preserve">Asignatura </w:t>
                         </w:r>
+                        <w:proofErr w:type="spellStart"/>
                         <w:r>
                           <w:rPr>
                             <w:b/>
@@ -361,8 +362,7 @@
                           </w:rPr>
                           <w:t>Capstone</w:t>
                         </w:r>
-                        <w:bookmarkStart w:id="1" w:name="_GoBack"/>
-                        <w:bookmarkEnd w:id="1"/>
+                        <w:proofErr w:type="spellEnd"/>
                       </w:p>
                     </w:txbxContent>
                   </v:textbox>
@@ -755,32 +755,36 @@
           <w:p>
             <w:pPr>
               <w:rPr>
+                <w:rFonts w:ascii="Calibri" w:hAnsi="Calibri" w:cs="Arial"/>
                 <w:b/>
-              </w:rPr>
-            </w:pPr>
-            <w:r>
-              <w:rPr>
-                <w:rFonts w:ascii="Calibri" w:hAnsi="Calibri" w:cs="Arial"/>
+                <w:bCs/>
                 <w:i/>
                 <w:color w:val="548DD4"/>
                 <w:sz w:val="20"/>
                 <w:szCs w:val="20"/>
                 <w:lang w:eastAsia="es-CL"/>
               </w:rPr>
-              <w:t xml:space="preserve">Menciona la(s) área(s) de desempeño de tu Plan de Estudio que </w:t>
-            </w:r>
-            <w:r>
-              <w:rPr>
-                <w:rFonts w:ascii="Calibri" w:hAnsi="Calibri" w:cs="Arial"/>
+            </w:pPr>
+            <w:r>
+              <w:rPr>
+                <w:rFonts w:ascii="Calibri" w:hAnsi="Calibri" w:cs="Arial"/>
+                <w:b/>
+                <w:bCs/>
                 <w:i/>
                 <w:color w:val="548DD4"/>
                 <w:sz w:val="20"/>
                 <w:szCs w:val="20"/>
                 <w:lang w:eastAsia="es-CL"/>
               </w:rPr>
-              <w:t xml:space="preserve">abordaron </w:t>
-            </w:r>
-            <w:r>
+              <w:t>Área(s) de desempeño abordadas</w:t>
+            </w:r>
+          </w:p>
+          <w:p>
+            <w:pPr>
+              <w:numPr>
+                <w:ilvl w:val="0"/>
+                <w:numId w:val="7"/>
+              </w:numPr>
               <w:rPr>
                 <w:rFonts w:ascii="Calibri" w:hAnsi="Calibri" w:cs="Arial"/>
                 <w:i/>
@@ -789,8 +793,182 @@
                 <w:szCs w:val="20"/>
                 <w:lang w:eastAsia="es-CL"/>
               </w:rPr>
-              <w:t>tu Proyecto APT.</w:t>
-            </w:r>
+            </w:pPr>
+            <w:r>
+              <w:rPr>
+                <w:rFonts w:ascii="Calibri" w:hAnsi="Calibri" w:cs="Arial"/>
+                <w:i/>
+                <w:color w:val="548DD4"/>
+                <w:sz w:val="20"/>
+                <w:szCs w:val="20"/>
+                <w:lang w:eastAsia="es-CL"/>
+              </w:rPr>
+              <w:t>Desarrollo de software (aplicación móvil</w:t>
+            </w:r>
+            <w:r>
+              <w:rPr>
+                <w:rFonts w:ascii="Calibri" w:hAnsi="Calibri" w:cs="Arial"/>
+                <w:i/>
+                <w:color w:val="548DD4"/>
+                <w:sz w:val="20"/>
+                <w:szCs w:val="20"/>
+                <w:lang w:eastAsia="es-CL"/>
+              </w:rPr>
+              <w:t xml:space="preserve"> y Web</w:t>
+            </w:r>
+            <w:r>
+              <w:rPr>
+                <w:rFonts w:ascii="Calibri" w:hAnsi="Calibri" w:cs="Arial"/>
+                <w:i/>
+                <w:color w:val="548DD4"/>
+                <w:sz w:val="20"/>
+                <w:szCs w:val="20"/>
+                <w:lang w:eastAsia="es-CL"/>
+              </w:rPr>
+              <w:t>)</w:t>
+            </w:r>
+          </w:p>
+          <w:p>
+            <w:pPr>
+              <w:numPr>
+                <w:ilvl w:val="0"/>
+                <w:numId w:val="7"/>
+              </w:numPr>
+              <w:rPr>
+                <w:rFonts w:ascii="Calibri" w:hAnsi="Calibri" w:cs="Arial"/>
+                <w:i/>
+                <w:color w:val="548DD4"/>
+                <w:sz w:val="20"/>
+                <w:szCs w:val="20"/>
+                <w:lang w:eastAsia="es-CL"/>
+              </w:rPr>
+            </w:pPr>
+            <w:r>
+              <w:rPr>
+                <w:rFonts w:ascii="Calibri" w:hAnsi="Calibri" w:cs="Arial"/>
+                <w:i/>
+                <w:color w:val="548DD4"/>
+                <w:sz w:val="20"/>
+                <w:szCs w:val="20"/>
+                <w:lang w:eastAsia="es-CL"/>
+              </w:rPr>
+              <w:t>Integración de sistemas y APIs externas</w:t>
+            </w:r>
+          </w:p>
+          <w:p>
+            <w:pPr>
+              <w:numPr>
+                <w:ilvl w:val="0"/>
+                <w:numId w:val="7"/>
+              </w:numPr>
+              <w:rPr>
+                <w:rFonts w:ascii="Calibri" w:hAnsi="Calibri" w:cs="Arial"/>
+                <w:i/>
+                <w:color w:val="548DD4"/>
+                <w:sz w:val="20"/>
+                <w:szCs w:val="20"/>
+                <w:lang w:eastAsia="es-CL"/>
+              </w:rPr>
+            </w:pPr>
+            <w:r>
+              <w:rPr>
+                <w:rFonts w:ascii="Calibri" w:hAnsi="Calibri" w:cs="Arial"/>
+                <w:i/>
+                <w:color w:val="548DD4"/>
+                <w:sz w:val="20"/>
+                <w:szCs w:val="20"/>
+                <w:lang w:eastAsia="es-CL"/>
+              </w:rPr>
+              <w:t>Seguridad de la información</w:t>
+            </w:r>
+          </w:p>
+          <w:p>
+            <w:pPr>
+              <w:numPr>
+                <w:ilvl w:val="0"/>
+                <w:numId w:val="7"/>
+              </w:numPr>
+              <w:rPr>
+                <w:rFonts w:ascii="Calibri" w:hAnsi="Calibri" w:cs="Arial"/>
+                <w:i/>
+                <w:color w:val="548DD4"/>
+                <w:sz w:val="20"/>
+                <w:szCs w:val="20"/>
+                <w:lang w:eastAsia="es-CL"/>
+              </w:rPr>
+            </w:pPr>
+            <w:r>
+              <w:rPr>
+                <w:rFonts w:ascii="Calibri" w:hAnsi="Calibri" w:cs="Arial"/>
+                <w:i/>
+                <w:color w:val="548DD4"/>
+                <w:sz w:val="20"/>
+                <w:szCs w:val="20"/>
+                <w:lang w:eastAsia="es-CL"/>
+              </w:rPr>
+              <w:t>Gestión de proyectos informáticos</w:t>
+            </w:r>
+          </w:p>
+          <w:p>
+            <w:pPr>
+              <w:numPr>
+                <w:ilvl w:val="0"/>
+                <w:numId w:val="7"/>
+              </w:numPr>
+              <w:rPr>
+                <w:rFonts w:ascii="Calibri" w:hAnsi="Calibri" w:cs="Arial"/>
+                <w:i/>
+                <w:color w:val="548DD4"/>
+                <w:sz w:val="20"/>
+                <w:szCs w:val="20"/>
+                <w:lang w:eastAsia="es-CL"/>
+              </w:rPr>
+            </w:pPr>
+            <w:r>
+              <w:rPr>
+                <w:rFonts w:ascii="Calibri" w:hAnsi="Calibri" w:cs="Arial"/>
+                <w:i/>
+                <w:color w:val="548DD4"/>
+                <w:sz w:val="20"/>
+                <w:szCs w:val="20"/>
+                <w:lang w:eastAsia="es-CL"/>
+              </w:rPr>
+              <w:t>Aseguramiento de calidad del software</w:t>
+            </w:r>
+          </w:p>
+          <w:p>
+            <w:pPr>
+              <w:numPr>
+                <w:ilvl w:val="0"/>
+                <w:numId w:val="7"/>
+              </w:numPr>
+              <w:rPr>
+                <w:rFonts w:ascii="Calibri" w:hAnsi="Calibri" w:cs="Arial"/>
+                <w:i/>
+                <w:color w:val="548DD4"/>
+                <w:sz w:val="20"/>
+                <w:szCs w:val="20"/>
+                <w:lang w:eastAsia="es-CL"/>
+              </w:rPr>
+            </w:pPr>
+            <w:r>
+              <w:rPr>
+                <w:rFonts w:ascii="Calibri" w:hAnsi="Calibri" w:cs="Arial"/>
+                <w:i/>
+                <w:color w:val="548DD4"/>
+                <w:sz w:val="20"/>
+                <w:szCs w:val="20"/>
+                <w:lang w:eastAsia="es-CL"/>
+              </w:rPr>
+              <w:t>Inteligencia Artificial aplicada a servicios digitales</w:t>
+            </w:r>
+          </w:p>
+          <w:p>
+            <w:pPr>
+              <w:rPr>
+                <w:b/>
+              </w:rPr>
+            </w:pPr>
           </w:p>
         </w:tc>
       </w:tr>
@@ -834,11 +1012,10 @@
           </w:tcPr>
           <w:p>
             <w:pPr>
-              <w:rPr>
-                <w:b/>
-              </w:rPr>
-            </w:pPr>
-            <w:r>
+              <w:numPr>
+                <w:ilvl w:val="0"/>
+                <w:numId w:val="8"/>
+              </w:numPr>
               <w:rPr>
                 <w:rFonts w:ascii="Calibri" w:hAnsi="Calibri" w:cs="Arial"/>
                 <w:i/>
@@ -847,8 +1024,7 @@
                 <w:szCs w:val="20"/>
                 <w:lang w:eastAsia="es-CL"/>
               </w:rPr>
-              <w:t xml:space="preserve">Menciona las competencias  de tu Plan de Estudio que </w:t>
-            </w:r>
+            </w:pPr>
             <w:r>
               <w:rPr>
                 <w:rFonts w:ascii="Calibri" w:hAnsi="Calibri" w:cs="Arial"/>
@@ -858,9 +1034,15 @@
                 <w:szCs w:val="20"/>
                 <w:lang w:eastAsia="es-CL"/>
               </w:rPr>
-              <w:t>abordaste e</w:t>
-            </w:r>
-            <w:r>
+              <w:t>Analizar requerimientos y proponer soluciones informáticas según necesidades del usuario.</w:t>
+            </w:r>
+          </w:p>
+          <w:p>
+            <w:pPr>
+              <w:numPr>
+                <w:ilvl w:val="0"/>
+                <w:numId w:val="8"/>
+              </w:numPr>
               <w:rPr>
                 <w:rFonts w:ascii="Calibri" w:hAnsi="Calibri" w:cs="Arial"/>
                 <w:i/>
@@ -869,8 +1051,188 @@
                 <w:szCs w:val="20"/>
                 <w:lang w:eastAsia="es-CL"/>
               </w:rPr>
-              <w:t>n tu Proyecto APT.</w:t>
-            </w:r>
+            </w:pPr>
+            <w:r>
+              <w:rPr>
+                <w:rFonts w:ascii="Calibri" w:hAnsi="Calibri" w:cs="Arial"/>
+                <w:i/>
+                <w:color w:val="548DD4"/>
+                <w:sz w:val="20"/>
+                <w:szCs w:val="20"/>
+                <w:lang w:eastAsia="es-CL"/>
+              </w:rPr>
+              <w:t>Diseñar e implementar una solución de software siguiendo buenas prácticas de desarrollo.</w:t>
+            </w:r>
+          </w:p>
+          <w:p>
+            <w:pPr>
+              <w:numPr>
+                <w:ilvl w:val="0"/>
+                <w:numId w:val="8"/>
+              </w:numPr>
+              <w:rPr>
+                <w:rFonts w:ascii="Calibri" w:hAnsi="Calibri" w:cs="Arial"/>
+                <w:i/>
+                <w:color w:val="548DD4"/>
+                <w:sz w:val="20"/>
+                <w:szCs w:val="20"/>
+                <w:lang w:eastAsia="es-CL"/>
+              </w:rPr>
+            </w:pPr>
+            <w:r>
+              <w:rPr>
+                <w:rFonts w:ascii="Calibri" w:hAnsi="Calibri" w:cs="Arial"/>
+                <w:i/>
+                <w:color w:val="548DD4"/>
+                <w:sz w:val="20"/>
+                <w:szCs w:val="20"/>
+                <w:lang w:eastAsia="es-CL"/>
+              </w:rPr>
+              <w:t>Construir y administrar modelos de datos para soportar aplicaciones en producción.</w:t>
+            </w:r>
+          </w:p>
+          <w:p>
+            <w:pPr>
+              <w:numPr>
+                <w:ilvl w:val="0"/>
+                <w:numId w:val="8"/>
+              </w:numPr>
+              <w:rPr>
+                <w:rFonts w:ascii="Calibri" w:hAnsi="Calibri" w:cs="Arial"/>
+                <w:i/>
+                <w:color w:val="548DD4"/>
+                <w:sz w:val="20"/>
+                <w:szCs w:val="20"/>
+                <w:lang w:eastAsia="es-CL"/>
+              </w:rPr>
+            </w:pPr>
+            <w:r>
+              <w:rPr>
+                <w:rFonts w:ascii="Calibri" w:hAnsi="Calibri" w:cs="Arial"/>
+                <w:i/>
+                <w:color w:val="548DD4"/>
+                <w:sz w:val="20"/>
+                <w:szCs w:val="20"/>
+                <w:lang w:eastAsia="es-CL"/>
+              </w:rPr>
+              <w:t>Integrar APIs externas y servicios para enriquecer la información del sistema.</w:t>
+            </w:r>
+          </w:p>
+          <w:p>
+            <w:pPr>
+              <w:numPr>
+                <w:ilvl w:val="0"/>
+                <w:numId w:val="8"/>
+              </w:numPr>
+              <w:rPr>
+                <w:rFonts w:ascii="Calibri" w:hAnsi="Calibri" w:cs="Arial"/>
+                <w:i/>
+                <w:color w:val="548DD4"/>
+                <w:sz w:val="20"/>
+                <w:szCs w:val="20"/>
+                <w:lang w:eastAsia="es-CL"/>
+              </w:rPr>
+            </w:pPr>
+            <w:r>
+              <w:rPr>
+                <w:rFonts w:ascii="Calibri" w:hAnsi="Calibri" w:cs="Arial"/>
+                <w:i/>
+                <w:color w:val="548DD4"/>
+                <w:sz w:val="20"/>
+                <w:szCs w:val="20"/>
+                <w:lang w:eastAsia="es-CL"/>
+              </w:rPr>
+              <w:t>Implementar seguridad, autenticación y control de acceso.</w:t>
+            </w:r>
+          </w:p>
+          <w:p>
+            <w:pPr>
+              <w:numPr>
+                <w:ilvl w:val="0"/>
+                <w:numId w:val="8"/>
+              </w:numPr>
+              <w:rPr>
+                <w:rFonts w:ascii="Calibri" w:hAnsi="Calibri" w:cs="Arial"/>
+                <w:i/>
+                <w:color w:val="548DD4"/>
+                <w:sz w:val="20"/>
+                <w:szCs w:val="20"/>
+                <w:lang w:eastAsia="es-CL"/>
+              </w:rPr>
+            </w:pPr>
+            <w:r>
+              <w:rPr>
+                <w:rFonts w:ascii="Calibri" w:hAnsi="Calibri" w:cs="Arial"/>
+                <w:i/>
+                <w:color w:val="548DD4"/>
+                <w:sz w:val="20"/>
+                <w:szCs w:val="20"/>
+                <w:lang w:eastAsia="es-CL"/>
+              </w:rPr>
+              <w:t>Aplicar IA para clasificación automática y generación de resúmenes.</w:t>
+            </w:r>
+          </w:p>
+          <w:p>
+            <w:pPr>
+              <w:numPr>
+                <w:ilvl w:val="0"/>
+                <w:numId w:val="8"/>
+              </w:numPr>
+              <w:rPr>
+                <w:rFonts w:ascii="Calibri" w:hAnsi="Calibri" w:cs="Arial"/>
+                <w:i/>
+                <w:color w:val="548DD4"/>
+                <w:sz w:val="20"/>
+                <w:szCs w:val="20"/>
+                <w:lang w:eastAsia="es-CL"/>
+              </w:rPr>
+            </w:pPr>
+            <w:r>
+              <w:rPr>
+                <w:rFonts w:ascii="Calibri" w:hAnsi="Calibri" w:cs="Arial"/>
+                <w:i/>
+                <w:color w:val="548DD4"/>
+                <w:sz w:val="20"/>
+                <w:szCs w:val="20"/>
+                <w:lang w:eastAsia="es-CL"/>
+              </w:rPr>
+              <w:lastRenderedPageBreak/>
+              <w:t>Gestionar proyectos mediante metodologías ágiles y trabajo colaborativo.</w:t>
+            </w:r>
+          </w:p>
+          <w:p>
+            <w:pPr>
+              <w:numPr>
+                <w:ilvl w:val="0"/>
+                <w:numId w:val="8"/>
+              </w:numPr>
+              <w:rPr>
+                <w:rFonts w:ascii="Calibri" w:hAnsi="Calibri" w:cs="Arial"/>
+                <w:i/>
+                <w:color w:val="548DD4"/>
+                <w:sz w:val="20"/>
+                <w:szCs w:val="20"/>
+                <w:lang w:eastAsia="es-CL"/>
+              </w:rPr>
+            </w:pPr>
+            <w:r>
+              <w:rPr>
+                <w:rFonts w:ascii="Calibri" w:hAnsi="Calibri" w:cs="Arial"/>
+                <w:i/>
+                <w:color w:val="548DD4"/>
+                <w:sz w:val="20"/>
+                <w:szCs w:val="20"/>
+                <w:lang w:eastAsia="es-CL"/>
+              </w:rPr>
+              <w:t>Comunicar avances y resultados mediante documentación técnica y presentación del MVP.</w:t>
+            </w:r>
+          </w:p>
+          <w:p>
+            <w:pPr>
+              <w:rPr>
+                <w:b/>
+              </w:rPr>
+            </w:pPr>
           </w:p>
         </w:tc>
       </w:tr>
@@ -992,174 +1354,81 @@
           <w:p>
             <w:pPr>
               <w:pStyle w:val="paragraph"/>
-              <w:numPr>
-                <w:ilvl w:val="0"/>
-                <w:numId w:val="6"/>
-              </w:numPr>
               <w:spacing w:before="0" w:beforeAutospacing="0" w:after="0" w:afterAutospacing="0"/>
-              <w:ind w:left="301" w:hanging="283"/>
-              <w:jc w:val="both"/>
               <w:textAlignment w:val="baseline"/>
               <w:rPr>
-                <w:rFonts w:ascii="Segoe UI" w:hAnsi="Segoe UI" w:cs="Segoe UI"/>
-                <w:color w:val="0070C0"/>
-                <w:sz w:val="18"/>
-                <w:szCs w:val="18"/>
-              </w:rPr>
-            </w:pPr>
-            <w:r>
-              <w:rPr>
-                <w:rStyle w:val="normaltextrun"/>
-                <w:rFonts w:ascii="Calibri" w:hAnsi="Calibri" w:cs="Calibri"/>
-                <w:i/>
-                <w:iCs/>
-                <w:color w:val="0070C0"/>
-                <w:sz w:val="18"/>
-                <w:szCs w:val="18"/>
-              </w:rPr>
-              <w:t>Señala qu</w:t>
-            </w:r>
-            <w:r>
-              <w:rPr>
-                <w:rStyle w:val="normaltextrun"/>
-                <w:rFonts w:ascii="Segoe UI" w:hAnsi="Segoe UI" w:cs="Segoe UI"/>
-                <w:i/>
-                <w:iCs/>
-                <w:color w:val="0070C0"/>
-                <w:sz w:val="18"/>
-                <w:szCs w:val="18"/>
-              </w:rPr>
-              <w:t>é</w:t>
-            </w:r>
-            <w:r>
-              <w:rPr>
-                <w:rStyle w:val="normaltextrun"/>
-                <w:rFonts w:ascii="Calibri" w:hAnsi="Calibri" w:cs="Calibri"/>
-                <w:i/>
-                <w:iCs/>
-                <w:color w:val="0070C0"/>
-                <w:sz w:val="18"/>
-                <w:szCs w:val="18"/>
-              </w:rPr>
-              <w:t xml:space="preserve"> problema busc</w:t>
-            </w:r>
-            <w:r>
-              <w:rPr>
-                <w:rStyle w:val="normaltextrun"/>
-                <w:rFonts w:ascii="Calibri" w:hAnsi="Calibri" w:cs="Calibri"/>
-                <w:i/>
-                <w:iCs/>
-                <w:color w:val="0070C0"/>
-                <w:sz w:val="18"/>
-                <w:szCs w:val="18"/>
-              </w:rPr>
-              <w:t>ó</w:t>
-            </w:r>
-            <w:r>
-              <w:rPr>
-                <w:rStyle w:val="normaltextrun"/>
-                <w:rFonts w:ascii="Calibri" w:hAnsi="Calibri" w:cs="Calibri"/>
-                <w:i/>
-                <w:iCs/>
-                <w:color w:val="0070C0"/>
-                <w:sz w:val="18"/>
-                <w:szCs w:val="18"/>
-              </w:rPr>
-              <w:t xml:space="preserve"> solucionar tu proyecto</w:t>
-            </w:r>
-            <w:r>
-              <w:rPr>
-                <w:rStyle w:val="normaltextrun"/>
-                <w:rFonts w:ascii="Calibri" w:hAnsi="Calibri" w:cs="Calibri"/>
-                <w:i/>
-                <w:iCs/>
-                <w:color w:val="0070C0"/>
-                <w:sz w:val="18"/>
-                <w:szCs w:val="18"/>
-              </w:rPr>
-              <w:t xml:space="preserve"> y</w:t>
-            </w:r>
-            <w:r>
-              <w:rPr>
-                <w:rStyle w:val="normaltextrun"/>
-                <w:rFonts w:ascii="Calibri" w:hAnsi="Calibri" w:cs="Calibri"/>
-                <w:i/>
-                <w:iCs/>
-                <w:color w:val="0070C0"/>
-                <w:sz w:val="18"/>
-                <w:szCs w:val="18"/>
-              </w:rPr>
-              <w:t xml:space="preserve"> </w:t>
-            </w:r>
-            <w:r>
-              <w:rPr>
-                <w:rStyle w:val="normaltextrun"/>
-                <w:rFonts w:ascii="Calibri" w:hAnsi="Calibri" w:cs="Calibri"/>
-                <w:i/>
-                <w:iCs/>
-                <w:color w:val="0070C0"/>
-                <w:sz w:val="18"/>
-                <w:szCs w:val="18"/>
-              </w:rPr>
-              <w:t>su</w:t>
-            </w:r>
-            <w:r>
-              <w:rPr>
-                <w:rStyle w:val="normaltextrun"/>
-                <w:rFonts w:ascii="Calibri" w:hAnsi="Calibri" w:cs="Calibri"/>
-                <w:i/>
-                <w:iCs/>
-                <w:color w:val="0070C0"/>
-                <w:sz w:val="18"/>
-                <w:szCs w:val="18"/>
-              </w:rPr>
-              <w:t xml:space="preserve"> relevancia para e</w:t>
-            </w:r>
-            <w:r>
-              <w:rPr>
-                <w:rStyle w:val="normaltextrun"/>
-                <w:rFonts w:ascii="Calibri" w:hAnsi="Calibri" w:cs="Calibri"/>
-                <w:i/>
-                <w:iCs/>
-                <w:color w:val="0070C0"/>
-                <w:sz w:val="18"/>
-                <w:szCs w:val="18"/>
-              </w:rPr>
-              <w:t>l</w:t>
-            </w:r>
-            <w:r>
-              <w:rPr>
-                <w:rStyle w:val="normaltextrun"/>
-                <w:rFonts w:ascii="Calibri" w:hAnsi="Calibri" w:cs="Calibri"/>
-                <w:i/>
-                <w:iCs/>
-                <w:color w:val="0070C0"/>
-                <w:sz w:val="18"/>
-                <w:szCs w:val="18"/>
-              </w:rPr>
-              <w:t xml:space="preserve"> contexto de la profesión</w:t>
-            </w:r>
-            <w:r>
-              <w:rPr>
-                <w:rStyle w:val="normaltextrun"/>
-                <w:rFonts w:ascii="Calibri" w:hAnsi="Calibri" w:cs="Calibri"/>
-                <w:i/>
-                <w:iCs/>
-                <w:color w:val="0070C0"/>
-                <w:sz w:val="18"/>
-                <w:szCs w:val="18"/>
-              </w:rPr>
-              <w:t>. Algunas preguntas que pueden ayudarte a responder este apartado son: </w:t>
-            </w:r>
-            <w:r>
-              <w:rPr>
-                <w:rStyle w:val="eop"/>
-                <w:rFonts w:ascii="Calibri" w:hAnsi="Calibri" w:cs="Calibri"/>
-                <w:color w:val="0070C0"/>
-                <w:sz w:val="18"/>
-                <w:szCs w:val="18"/>
-              </w:rPr>
-              <w:t> </w:t>
+                <w:rFonts w:ascii="Calibri" w:hAnsi="Calibri" w:cs="Arial"/>
+                <w:i/>
+                <w:color w:val="0070C0"/>
+                <w:sz w:val="18"/>
+                <w:szCs w:val="20"/>
+              </w:rPr>
+            </w:pPr>
+            <w:r>
+              <w:rPr>
+                <w:rFonts w:ascii="Calibri" w:hAnsi="Calibri" w:cs="Arial"/>
+                <w:i/>
+                <w:color w:val="0070C0"/>
+                <w:sz w:val="18"/>
+                <w:szCs w:val="20"/>
+              </w:rPr>
+              <w:t>Nuestro</w:t>
+            </w:r>
+            <w:r>
+              <w:rPr>
+                <w:rFonts w:ascii="Calibri" w:hAnsi="Calibri" w:cs="Arial"/>
+                <w:i/>
+                <w:color w:val="0070C0"/>
+                <w:sz w:val="18"/>
+                <w:szCs w:val="20"/>
+              </w:rPr>
+              <w:t xml:space="preserve"> proyecto buscó resolver una problemática común en las ciudades:</w:t>
+            </w:r>
+            <w:r>
+              <w:rPr>
+                <w:rFonts w:ascii="Calibri" w:hAnsi="Calibri" w:cs="Arial"/>
+                <w:i/>
+                <w:color w:val="0070C0"/>
+                <w:sz w:val="18"/>
+                <w:szCs w:val="20"/>
+              </w:rPr>
+              <w:br/>
+            </w:r>
+            <w:r>
+              <w:rPr>
+                <w:rFonts w:ascii="Calibri" w:hAnsi="Calibri" w:cs="Arial"/>
+                <w:b/>
+                <w:bCs/>
+                <w:i/>
+                <w:color w:val="0070C0"/>
+                <w:sz w:val="18"/>
+                <w:szCs w:val="20"/>
+              </w:rPr>
+              <w:t>la dispersión de información sobre eventos culturales, educativos, recreativos y comunitarios.</w:t>
+            </w:r>
+          </w:p>
+          <w:p>
+            <w:pPr>
+              <w:pStyle w:val="paragraph"/>
+              <w:spacing w:before="0" w:beforeAutospacing="0" w:after="0" w:afterAutospacing="0"/>
+              <w:textAlignment w:val="baseline"/>
+              <w:rPr>
+                <w:rFonts w:ascii="Calibri" w:hAnsi="Calibri" w:cs="Arial"/>
+                <w:i/>
+                <w:color w:val="0070C0"/>
+                <w:sz w:val="18"/>
+                <w:szCs w:val="20"/>
+              </w:rPr>
+            </w:pPr>
+            <w:r>
+              <w:rPr>
+                <w:rFonts w:ascii="Calibri" w:hAnsi="Calibri" w:cs="Arial"/>
+                <w:i/>
+                <w:color w:val="0070C0"/>
+                <w:sz w:val="18"/>
+                <w:szCs w:val="20"/>
+              </w:rPr>
+              <w:t>Actualmente, los eventos locales se publican de forma fragmentada en redes sociales, sitios web, Instagram, afiches en la calle y plataformas aisladas. Esto genera:</w:t>
             </w:r>
           </w:p>
           <w:p>
@@ -1167,39 +1436,27 @@
               <w:pStyle w:val="paragraph"/>
               <w:numPr>
                 <w:ilvl w:val="0"/>
-                <w:numId w:val="5"/>
+                <w:numId w:val="9"/>
               </w:numPr>
               <w:spacing w:before="0" w:beforeAutospacing="0" w:after="0" w:afterAutospacing="0"/>
-              <w:jc w:val="both"/>
               <w:textAlignment w:val="baseline"/>
               <w:rPr>
-                <w:rFonts w:ascii="Calibri" w:hAnsi="Calibri" w:cs="Calibri"/>
-                <w:color w:val="0070C0"/>
-                <w:sz w:val="18"/>
-                <w:szCs w:val="18"/>
-              </w:rPr>
-            </w:pPr>
-            <w:r>
-              <w:rPr>
-                <w:rStyle w:val="normaltextrun"/>
-                <w:rFonts w:ascii="Calibri" w:hAnsi="Calibri" w:cs="Calibri"/>
-                <w:i/>
-                <w:iCs/>
-                <w:color w:val="0070C0"/>
-                <w:sz w:val="18"/>
-                <w:szCs w:val="18"/>
-              </w:rPr>
-              <w:t>¿Por qué es relevante este tema para el campo laboral de tu carrera?</w:t>
-            </w:r>
-            <w:r>
-              <w:rPr>
-                <w:rStyle w:val="eop"/>
-                <w:rFonts w:ascii="Calibri" w:hAnsi="Calibri" w:cs="Calibri"/>
-                <w:color w:val="0070C0"/>
-                <w:sz w:val="18"/>
-                <w:szCs w:val="18"/>
-              </w:rPr>
-              <w:t> </w:t>
+                <w:rFonts w:ascii="Calibri" w:hAnsi="Calibri" w:cs="Arial"/>
+                <w:i/>
+                <w:color w:val="0070C0"/>
+                <w:sz w:val="18"/>
+                <w:szCs w:val="20"/>
+              </w:rPr>
+            </w:pPr>
+            <w:r>
+              <w:rPr>
+                <w:rFonts w:ascii="Calibri" w:hAnsi="Calibri" w:cs="Arial"/>
+                <w:i/>
+                <w:color w:val="0070C0"/>
+                <w:sz w:val="18"/>
+                <w:szCs w:val="20"/>
+              </w:rPr>
+              <w:t>baja participación ciudadana,</w:t>
             </w:r>
           </w:p>
           <w:p>
@@ -1207,39 +1464,27 @@
               <w:pStyle w:val="paragraph"/>
               <w:numPr>
                 <w:ilvl w:val="0"/>
-                <w:numId w:val="5"/>
+                <w:numId w:val="9"/>
               </w:numPr>
               <w:spacing w:before="0" w:beforeAutospacing="0" w:after="0" w:afterAutospacing="0"/>
-              <w:jc w:val="both"/>
               <w:textAlignment w:val="baseline"/>
               <w:rPr>
-                <w:rFonts w:ascii="Calibri" w:hAnsi="Calibri" w:cs="Calibri"/>
-                <w:color w:val="0070C0"/>
-                <w:sz w:val="18"/>
-                <w:szCs w:val="18"/>
-              </w:rPr>
-            </w:pPr>
-            <w:r>
-              <w:rPr>
-                <w:rStyle w:val="normaltextrun"/>
-                <w:rFonts w:ascii="Calibri" w:hAnsi="Calibri" w:cs="Calibri"/>
-                <w:i/>
-                <w:iCs/>
-                <w:color w:val="0070C0"/>
-                <w:sz w:val="18"/>
-                <w:szCs w:val="18"/>
-              </w:rPr>
-              <w:t>¿Dónde se ubica la situación que vas a abordar? (Ej.: País, región, comuna o institución) ¿Cuáles son las características principales de ese lugar? </w:t>
-            </w:r>
-            <w:r>
-              <w:rPr>
-                <w:rStyle w:val="eop"/>
-                <w:rFonts w:ascii="Calibri" w:hAnsi="Calibri" w:cs="Calibri"/>
-                <w:color w:val="0070C0"/>
-                <w:sz w:val="18"/>
-                <w:szCs w:val="18"/>
-              </w:rPr>
-              <w:t> </w:t>
+                <w:rFonts w:ascii="Calibri" w:hAnsi="Calibri" w:cs="Arial"/>
+                <w:i/>
+                <w:color w:val="0070C0"/>
+                <w:sz w:val="18"/>
+                <w:szCs w:val="20"/>
+              </w:rPr>
+            </w:pPr>
+            <w:r>
+              <w:rPr>
+                <w:rFonts w:ascii="Calibri" w:hAnsi="Calibri" w:cs="Arial"/>
+                <w:i/>
+                <w:color w:val="0070C0"/>
+                <w:sz w:val="18"/>
+                <w:szCs w:val="20"/>
+              </w:rPr>
+              <w:t>poca visibilidad para los organizadores,</w:t>
             </w:r>
           </w:p>
           <w:p>
@@ -1247,63 +1492,113 @@
               <w:pStyle w:val="paragraph"/>
               <w:numPr>
                 <w:ilvl w:val="0"/>
-                <w:numId w:val="5"/>
+                <w:numId w:val="9"/>
               </w:numPr>
               <w:spacing w:before="0" w:beforeAutospacing="0" w:after="0" w:afterAutospacing="0"/>
-              <w:jc w:val="both"/>
               <w:textAlignment w:val="baseline"/>
               <w:rPr>
-                <w:rFonts w:ascii="Calibri" w:hAnsi="Calibri" w:cs="Calibri"/>
-                <w:color w:val="0070C0"/>
-                <w:sz w:val="18"/>
-                <w:szCs w:val="18"/>
-              </w:rPr>
-            </w:pPr>
-            <w:r>
-              <w:rPr>
-                <w:rStyle w:val="normaltextrun"/>
-                <w:rFonts w:ascii="Calibri" w:hAnsi="Calibri" w:cs="Calibri"/>
-                <w:i/>
-                <w:iCs/>
-                <w:color w:val="0070C0"/>
-                <w:sz w:val="18"/>
-                <w:szCs w:val="18"/>
-              </w:rPr>
-              <w:t xml:space="preserve">¿A quiénes afecta o impacta la situación que </w:t>
-            </w:r>
-            <w:r>
-              <w:rPr>
-                <w:rStyle w:val="normaltextrun"/>
-                <w:rFonts w:ascii="Calibri" w:hAnsi="Calibri" w:cs="Calibri"/>
-                <w:i/>
-                <w:iCs/>
-                <w:color w:val="0070C0"/>
-                <w:sz w:val="18"/>
-                <w:szCs w:val="18"/>
-              </w:rPr>
-              <w:t>abordaste</w:t>
-            </w:r>
-            <w:r>
-              <w:rPr>
-                <w:rStyle w:val="normaltextrun"/>
-                <w:rFonts w:ascii="Calibri" w:hAnsi="Calibri" w:cs="Calibri"/>
-                <w:i/>
-                <w:iCs/>
-                <w:color w:val="0070C0"/>
-                <w:sz w:val="18"/>
-                <w:szCs w:val="18"/>
-              </w:rPr>
-              <w:t>? (Ej.: Grupo etario, usuarios de algún servicio, etc.).</w:t>
-            </w:r>
-            <w:r>
-              <w:rPr>
-                <w:rStyle w:val="eop"/>
-                <w:rFonts w:ascii="Calibri" w:hAnsi="Calibri" w:cs="Calibri"/>
-                <w:color w:val="0070C0"/>
-                <w:sz w:val="18"/>
-                <w:szCs w:val="18"/>
-              </w:rPr>
-              <w:t> </w:t>
+                <w:rFonts w:ascii="Calibri" w:hAnsi="Calibri" w:cs="Arial"/>
+                <w:i/>
+                <w:color w:val="0070C0"/>
+                <w:sz w:val="18"/>
+                <w:szCs w:val="20"/>
+              </w:rPr>
+            </w:pPr>
+            <w:r>
+              <w:rPr>
+                <w:rFonts w:ascii="Calibri" w:hAnsi="Calibri" w:cs="Arial"/>
+                <w:i/>
+                <w:color w:val="0070C0"/>
+                <w:sz w:val="18"/>
+                <w:szCs w:val="20"/>
+              </w:rPr>
+              <w:t>dificultades para planificar actividades en familia o comunidad.</w:t>
+            </w:r>
+          </w:p>
+          <w:p>
+            <w:pPr>
+              <w:pStyle w:val="paragraph"/>
+              <w:spacing w:before="0" w:beforeAutospacing="0" w:after="0" w:afterAutospacing="0"/>
+              <w:textAlignment w:val="baseline"/>
+              <w:rPr>
+                <w:rFonts w:ascii="Calibri" w:hAnsi="Calibri" w:cs="Arial"/>
+                <w:i/>
+                <w:color w:val="0070C0"/>
+                <w:sz w:val="18"/>
+                <w:szCs w:val="20"/>
+              </w:rPr>
+            </w:pPr>
+            <w:r>
+              <w:rPr>
+                <w:rFonts w:ascii="Calibri" w:hAnsi="Calibri" w:cs="Arial"/>
+                <w:b/>
+                <w:bCs/>
+                <w:i/>
+                <w:color w:val="0070C0"/>
+                <w:sz w:val="18"/>
+                <w:szCs w:val="20"/>
+              </w:rPr>
+              <w:t>EventRadar</w:t>
+            </w:r>
+            <w:r>
+              <w:rPr>
+                <w:rFonts w:ascii="Calibri" w:hAnsi="Calibri" w:cs="Arial"/>
+                <w:i/>
+                <w:color w:val="0070C0"/>
+                <w:sz w:val="18"/>
+                <w:szCs w:val="20"/>
+              </w:rPr>
+              <w:t xml:space="preserve"> se enfoca inicialmente en </w:t>
+            </w:r>
+            <w:r>
+              <w:rPr>
+                <w:rFonts w:ascii="Calibri" w:hAnsi="Calibri" w:cs="Arial"/>
+                <w:b/>
+                <w:bCs/>
+                <w:i/>
+                <w:color w:val="0070C0"/>
+                <w:sz w:val="18"/>
+                <w:szCs w:val="20"/>
+              </w:rPr>
+              <w:t>Viña del Mar</w:t>
+            </w:r>
+            <w:r>
+              <w:rPr>
+                <w:rFonts w:ascii="Calibri" w:hAnsi="Calibri" w:cs="Arial"/>
+                <w:i/>
+                <w:color w:val="0070C0"/>
+                <w:sz w:val="18"/>
+                <w:szCs w:val="20"/>
+              </w:rPr>
+              <w:t>, una ciudad con alta actividad turística, cultural y estudiantil, por lo que centralizar esta información aporta un valor real a la comunidad.</w:t>
+            </w:r>
+          </w:p>
+          <w:p>
+            <w:pPr>
+              <w:pStyle w:val="paragraph"/>
+              <w:spacing w:before="0" w:beforeAutospacing="0" w:after="0" w:afterAutospacing="0"/>
+              <w:textAlignment w:val="baseline"/>
+              <w:rPr>
+                <w:rFonts w:ascii="Calibri" w:hAnsi="Calibri" w:cs="Arial"/>
+                <w:b/>
+                <w:bCs/>
+                <w:i/>
+                <w:color w:val="0070C0"/>
+                <w:sz w:val="18"/>
+                <w:szCs w:val="20"/>
+              </w:rPr>
+            </w:pPr>
+            <w:r>
+              <w:rPr>
+                <w:rFonts w:ascii="Calibri" w:hAnsi="Calibri" w:cs="Arial"/>
+                <w:b/>
+                <w:bCs/>
+                <w:i/>
+                <w:color w:val="0070C0"/>
+                <w:sz w:val="18"/>
+                <w:szCs w:val="20"/>
+              </w:rPr>
+              <w:t>A quiénes impacta</w:t>
             </w:r>
           </w:p>
           <w:p>
@@ -1311,101 +1606,432 @@
               <w:pStyle w:val="paragraph"/>
               <w:numPr>
                 <w:ilvl w:val="0"/>
-                <w:numId w:val="5"/>
+                <w:numId w:val="10"/>
               </w:numPr>
               <w:spacing w:before="0" w:beforeAutospacing="0" w:after="0" w:afterAutospacing="0"/>
-              <w:jc w:val="both"/>
               <w:textAlignment w:val="baseline"/>
               <w:rPr>
-                <w:rFonts w:ascii="Calibri" w:hAnsi="Calibri" w:cs="Calibri"/>
-                <w:color w:val="0070C0"/>
-                <w:sz w:val="18"/>
-                <w:szCs w:val="18"/>
-              </w:rPr>
-            </w:pPr>
-            <w:r>
-              <w:rPr>
-                <w:rStyle w:val="normaltextrun"/>
-                <w:rFonts w:ascii="Calibri" w:hAnsi="Calibri" w:cs="Calibri"/>
-                <w:i/>
-                <w:iCs/>
-                <w:color w:val="0070C0"/>
-                <w:sz w:val="18"/>
-                <w:szCs w:val="18"/>
-              </w:rPr>
-              <w:t xml:space="preserve">¿Cuál </w:t>
-            </w:r>
-            <w:r>
-              <w:rPr>
-                <w:rStyle w:val="normaltextrun"/>
-                <w:rFonts w:ascii="Calibri" w:hAnsi="Calibri" w:cs="Calibri"/>
-                <w:i/>
-                <w:iCs/>
-                <w:color w:val="0070C0"/>
-                <w:sz w:val="18"/>
-                <w:szCs w:val="18"/>
-              </w:rPr>
-              <w:t>fue</w:t>
-            </w:r>
-            <w:r>
-              <w:rPr>
-                <w:rStyle w:val="normaltextrun"/>
-                <w:rFonts w:ascii="Calibri" w:hAnsi="Calibri" w:cs="Calibri"/>
-                <w:i/>
-                <w:iCs/>
-                <w:color w:val="0070C0"/>
-                <w:sz w:val="18"/>
-                <w:szCs w:val="18"/>
-              </w:rPr>
-              <w:t xml:space="preserve"> el aporte de valor (real o simulado) de tu Proyecto APT para el contexto laboral y/o social en que se situ</w:t>
-            </w:r>
-            <w:r>
-              <w:rPr>
-                <w:rStyle w:val="normaltextrun"/>
-                <w:rFonts w:ascii="Calibri" w:hAnsi="Calibri" w:cs="Calibri"/>
-                <w:i/>
-                <w:iCs/>
-                <w:color w:val="0070C0"/>
-                <w:sz w:val="18"/>
-                <w:szCs w:val="18"/>
-              </w:rPr>
-              <w:t>ó</w:t>
-            </w:r>
-            <w:r>
-              <w:rPr>
-                <w:rStyle w:val="normaltextrun"/>
-                <w:rFonts w:ascii="Calibri" w:hAnsi="Calibri" w:cs="Calibri"/>
-                <w:i/>
-                <w:iCs/>
-                <w:color w:val="0070C0"/>
-                <w:sz w:val="18"/>
-                <w:szCs w:val="18"/>
-              </w:rPr>
-              <w:t>?</w:t>
-            </w:r>
-            <w:r>
-              <w:rPr>
-                <w:rStyle w:val="eop"/>
-                <w:rFonts w:ascii="Calibri" w:hAnsi="Calibri" w:cs="Calibri"/>
-                <w:color w:val="0070C0"/>
-                <w:sz w:val="18"/>
-                <w:szCs w:val="18"/>
-              </w:rPr>
-              <w:t> </w:t>
-            </w:r>
-          </w:p>
-          <w:p>
-            <w:pPr>
-              <w:pStyle w:val="Prrafodelista"/>
-              <w:spacing w:after="0" w:line="240" w:lineRule="auto"/>
-              <w:jc w:val="both"/>
-              <w:rPr>
-                <w:rFonts w:ascii="Calibri" w:hAnsi="Calibri" w:cs="Arial"/>
-                <w:i/>
-                <w:color w:val="0070C0"/>
-                <w:sz w:val="18"/>
-                <w:szCs w:val="20"/>
-                <w:lang w:eastAsia="es-CL"/>
+                <w:rFonts w:ascii="Calibri" w:hAnsi="Calibri" w:cs="Arial"/>
+                <w:i/>
+                <w:color w:val="0070C0"/>
+                <w:sz w:val="18"/>
+                <w:szCs w:val="20"/>
+              </w:rPr>
+            </w:pPr>
+            <w:r>
+              <w:rPr>
+                <w:rFonts w:ascii="Calibri" w:hAnsi="Calibri" w:cs="Arial"/>
+                <w:b/>
+                <w:bCs/>
+                <w:i/>
+                <w:color w:val="0070C0"/>
+                <w:sz w:val="18"/>
+                <w:szCs w:val="20"/>
+              </w:rPr>
+              <w:t>Ciudadanos y turistas:</w:t>
+            </w:r>
+            <w:r>
+              <w:rPr>
+                <w:rFonts w:ascii="Calibri" w:hAnsi="Calibri" w:cs="Arial"/>
+                <w:i/>
+                <w:color w:val="0070C0"/>
+                <w:sz w:val="18"/>
+                <w:szCs w:val="20"/>
+              </w:rPr>
+              <w:t xml:space="preserve"> mejor acceso a actividades cercanas.</w:t>
+            </w:r>
+          </w:p>
+          <w:p>
+            <w:pPr>
+              <w:pStyle w:val="paragraph"/>
+              <w:numPr>
+                <w:ilvl w:val="0"/>
+                <w:numId w:val="10"/>
+              </w:numPr>
+              <w:spacing w:before="0" w:beforeAutospacing="0" w:after="0" w:afterAutospacing="0"/>
+              <w:textAlignment w:val="baseline"/>
+              <w:rPr>
+                <w:rFonts w:ascii="Calibri" w:hAnsi="Calibri" w:cs="Arial"/>
+                <w:i/>
+                <w:color w:val="0070C0"/>
+                <w:sz w:val="18"/>
+                <w:szCs w:val="20"/>
+              </w:rPr>
+            </w:pPr>
+            <w:r>
+              <w:rPr>
+                <w:rFonts w:ascii="Calibri" w:hAnsi="Calibri" w:cs="Arial"/>
+                <w:b/>
+                <w:bCs/>
+                <w:i/>
+                <w:color w:val="0070C0"/>
+                <w:sz w:val="18"/>
+                <w:szCs w:val="20"/>
+              </w:rPr>
+              <w:t>Organizadores:</w:t>
+            </w:r>
+            <w:r>
+              <w:rPr>
+                <w:rFonts w:ascii="Calibri" w:hAnsi="Calibri" w:cs="Arial"/>
+                <w:i/>
+                <w:color w:val="0070C0"/>
+                <w:sz w:val="18"/>
+                <w:szCs w:val="20"/>
+              </w:rPr>
+              <w:t xml:space="preserve"> más difusión sin depender solo de redes sociales.</w:t>
+            </w:r>
+          </w:p>
+          <w:p>
+            <w:pPr>
+              <w:pStyle w:val="paragraph"/>
+              <w:numPr>
+                <w:ilvl w:val="0"/>
+                <w:numId w:val="10"/>
+              </w:numPr>
+              <w:spacing w:before="0" w:beforeAutospacing="0" w:after="0" w:afterAutospacing="0"/>
+              <w:textAlignment w:val="baseline"/>
+              <w:rPr>
+                <w:rFonts w:ascii="Calibri" w:hAnsi="Calibri" w:cs="Arial"/>
+                <w:i/>
+                <w:color w:val="0070C0"/>
+                <w:sz w:val="18"/>
+                <w:szCs w:val="20"/>
+              </w:rPr>
+            </w:pPr>
+            <w:r>
+              <w:rPr>
+                <w:rFonts w:ascii="Calibri" w:hAnsi="Calibri" w:cs="Arial"/>
+                <w:b/>
+                <w:bCs/>
+                <w:i/>
+                <w:color w:val="0070C0"/>
+                <w:sz w:val="18"/>
+                <w:szCs w:val="20"/>
+              </w:rPr>
+              <w:t>Municipalidades y centros culturales:</w:t>
+            </w:r>
+            <w:r>
+              <w:rPr>
+                <w:rFonts w:ascii="Calibri" w:hAnsi="Calibri" w:cs="Arial"/>
+                <w:i/>
+                <w:color w:val="0070C0"/>
+                <w:sz w:val="18"/>
+                <w:szCs w:val="20"/>
+              </w:rPr>
+              <w:t xml:space="preserve"> una vía válida para promover panoramas.</w:t>
+            </w:r>
+          </w:p>
+          <w:p>
+            <w:pPr>
+              <w:pStyle w:val="paragraph"/>
+              <w:numPr>
+                <w:ilvl w:val="0"/>
+                <w:numId w:val="10"/>
+              </w:numPr>
+              <w:spacing w:before="0" w:beforeAutospacing="0" w:after="0" w:afterAutospacing="0"/>
+              <w:textAlignment w:val="baseline"/>
+              <w:rPr>
+                <w:rFonts w:ascii="Calibri" w:hAnsi="Calibri" w:cs="Arial"/>
+                <w:i/>
+                <w:color w:val="0070C0"/>
+                <w:sz w:val="18"/>
+                <w:szCs w:val="20"/>
+              </w:rPr>
+            </w:pPr>
+            <w:r>
+              <w:rPr>
+                <w:rFonts w:ascii="Calibri" w:hAnsi="Calibri" w:cs="Arial"/>
+                <w:b/>
+                <w:bCs/>
+                <w:i/>
+                <w:color w:val="0070C0"/>
+                <w:sz w:val="18"/>
+                <w:szCs w:val="20"/>
+              </w:rPr>
+              <w:t>Estudiantes:</w:t>
+            </w:r>
+            <w:r>
+              <w:rPr>
+                <w:rFonts w:ascii="Calibri" w:hAnsi="Calibri" w:cs="Arial"/>
+                <w:i/>
+                <w:color w:val="0070C0"/>
+                <w:sz w:val="18"/>
+                <w:szCs w:val="20"/>
+              </w:rPr>
+              <w:t xml:space="preserve"> tecnología moderna que facilita descubrimiento de eventos.</w:t>
+            </w:r>
+          </w:p>
+          <w:p>
+            <w:pPr>
+              <w:pStyle w:val="paragraph"/>
+              <w:spacing w:before="0" w:beforeAutospacing="0" w:after="0" w:afterAutospacing="0"/>
+              <w:textAlignment w:val="baseline"/>
+              <w:rPr>
+                <w:rFonts w:ascii="Calibri" w:hAnsi="Calibri" w:cs="Arial"/>
+                <w:b/>
+                <w:bCs/>
+                <w:i/>
+                <w:color w:val="0070C0"/>
+                <w:sz w:val="18"/>
+                <w:szCs w:val="20"/>
+              </w:rPr>
+            </w:pPr>
+            <w:r>
+              <w:rPr>
+                <w:rFonts w:ascii="Calibri" w:hAnsi="Calibri" w:cs="Arial"/>
+                <w:b/>
+                <w:bCs/>
+                <w:i/>
+                <w:color w:val="0070C0"/>
+                <w:sz w:val="18"/>
+                <w:szCs w:val="20"/>
+              </w:rPr>
+              <w:t>Aporte de valor</w:t>
+            </w:r>
+          </w:p>
+          <w:p>
+            <w:pPr>
+              <w:pStyle w:val="paragraph"/>
+              <w:spacing w:before="0" w:beforeAutospacing="0" w:after="0" w:afterAutospacing="0"/>
+              <w:textAlignment w:val="baseline"/>
+              <w:rPr>
+                <w:rFonts w:ascii="Calibri" w:hAnsi="Calibri" w:cs="Arial"/>
+                <w:i/>
+                <w:color w:val="0070C0"/>
+                <w:sz w:val="18"/>
+                <w:szCs w:val="20"/>
+              </w:rPr>
+            </w:pPr>
+            <w:r>
+              <w:rPr>
+                <w:rFonts w:ascii="Calibri" w:hAnsi="Calibri" w:cs="Arial"/>
+                <w:i/>
+                <w:color w:val="0070C0"/>
+                <w:sz w:val="18"/>
+                <w:szCs w:val="20"/>
+              </w:rPr>
+              <w:t xml:space="preserve">El proyecto entrega un </w:t>
+            </w:r>
+            <w:r>
+              <w:rPr>
+                <w:rFonts w:ascii="Calibri" w:hAnsi="Calibri" w:cs="Arial"/>
+                <w:b/>
+                <w:bCs/>
+                <w:i/>
+                <w:color w:val="0070C0"/>
+                <w:sz w:val="18"/>
+                <w:szCs w:val="20"/>
+              </w:rPr>
+              <w:t>mapa interactivo</w:t>
+            </w:r>
+            <w:r>
+              <w:rPr>
+                <w:rFonts w:ascii="Calibri" w:hAnsi="Calibri" w:cs="Arial"/>
+                <w:i/>
+                <w:color w:val="0070C0"/>
+                <w:sz w:val="18"/>
+                <w:szCs w:val="20"/>
+              </w:rPr>
+              <w:t xml:space="preserve"> que muestra los eventos actuales y futuros, integrando:</w:t>
+            </w:r>
+          </w:p>
+          <w:p>
+            <w:pPr>
+              <w:pStyle w:val="paragraph"/>
+              <w:numPr>
+                <w:ilvl w:val="0"/>
+                <w:numId w:val="11"/>
+              </w:numPr>
+              <w:spacing w:before="0" w:beforeAutospacing="0" w:after="0" w:afterAutospacing="0"/>
+              <w:textAlignment w:val="baseline"/>
+              <w:rPr>
+                <w:rFonts w:ascii="Calibri" w:hAnsi="Calibri" w:cs="Arial"/>
+                <w:i/>
+                <w:color w:val="0070C0"/>
+                <w:sz w:val="18"/>
+                <w:szCs w:val="20"/>
+              </w:rPr>
+            </w:pPr>
+            <w:r>
+              <w:rPr>
+                <w:rFonts w:ascii="Calibri" w:hAnsi="Calibri" w:cs="Arial"/>
+                <w:i/>
+                <w:color w:val="0070C0"/>
+                <w:sz w:val="18"/>
+                <w:szCs w:val="20"/>
+              </w:rPr>
+              <w:t>filtros por categoría, distancia y fecha</w:t>
+            </w:r>
+          </w:p>
+          <w:p>
+            <w:pPr>
+              <w:pStyle w:val="paragraph"/>
+              <w:numPr>
+                <w:ilvl w:val="0"/>
+                <w:numId w:val="11"/>
+              </w:numPr>
+              <w:spacing w:before="0" w:beforeAutospacing="0" w:after="0" w:afterAutospacing="0"/>
+              <w:textAlignment w:val="baseline"/>
+              <w:rPr>
+                <w:rFonts w:ascii="Calibri" w:hAnsi="Calibri" w:cs="Arial"/>
+                <w:i/>
+                <w:color w:val="0070C0"/>
+                <w:sz w:val="18"/>
+                <w:szCs w:val="20"/>
+              </w:rPr>
+            </w:pPr>
+            <w:r>
+              <w:rPr>
+                <w:rFonts w:ascii="Calibri" w:hAnsi="Calibri" w:cs="Arial"/>
+                <w:i/>
+                <w:color w:val="0070C0"/>
+                <w:sz w:val="18"/>
+                <w:szCs w:val="20"/>
+              </w:rPr>
+              <w:t>geolocalización</w:t>
+            </w:r>
+          </w:p>
+          <w:p>
+            <w:pPr>
+              <w:pStyle w:val="paragraph"/>
+              <w:numPr>
+                <w:ilvl w:val="0"/>
+                <w:numId w:val="11"/>
+              </w:numPr>
+              <w:spacing w:before="0" w:beforeAutospacing="0" w:after="0" w:afterAutospacing="0"/>
+              <w:textAlignment w:val="baseline"/>
+              <w:rPr>
+                <w:rFonts w:ascii="Calibri" w:hAnsi="Calibri" w:cs="Arial"/>
+                <w:i/>
+                <w:color w:val="0070C0"/>
+                <w:sz w:val="18"/>
+                <w:szCs w:val="20"/>
+              </w:rPr>
+            </w:pPr>
+            <w:r>
+              <w:rPr>
+                <w:rFonts w:ascii="Calibri" w:hAnsi="Calibri" w:cs="Arial"/>
+                <w:i/>
+                <w:color w:val="0070C0"/>
+                <w:sz w:val="18"/>
+                <w:szCs w:val="20"/>
+              </w:rPr>
+              <w:t>autenticación y favoritos</w:t>
+            </w:r>
+          </w:p>
+          <w:p>
+            <w:pPr>
+              <w:pStyle w:val="paragraph"/>
+              <w:numPr>
+                <w:ilvl w:val="0"/>
+                <w:numId w:val="11"/>
+              </w:numPr>
+              <w:spacing w:before="0" w:beforeAutospacing="0" w:after="0" w:afterAutospacing="0"/>
+              <w:textAlignment w:val="baseline"/>
+              <w:rPr>
+                <w:rFonts w:ascii="Calibri" w:hAnsi="Calibri" w:cs="Arial"/>
+                <w:i/>
+                <w:color w:val="0070C0"/>
+                <w:sz w:val="18"/>
+                <w:szCs w:val="20"/>
+              </w:rPr>
+            </w:pPr>
+            <w:r>
+              <w:rPr>
+                <w:rFonts w:ascii="Calibri" w:hAnsi="Calibri" w:cs="Arial"/>
+                <w:i/>
+                <w:color w:val="0070C0"/>
+                <w:sz w:val="18"/>
+                <w:szCs w:val="20"/>
+              </w:rPr>
+              <w:t>clasificación automática con IA</w:t>
+            </w:r>
+          </w:p>
+          <w:p>
+            <w:pPr>
+              <w:pStyle w:val="paragraph"/>
+              <w:numPr>
+                <w:ilvl w:val="0"/>
+                <w:numId w:val="11"/>
+              </w:numPr>
+              <w:spacing w:before="0" w:beforeAutospacing="0" w:after="0" w:afterAutospacing="0"/>
+              <w:textAlignment w:val="baseline"/>
+              <w:rPr>
+                <w:rFonts w:ascii="Calibri" w:hAnsi="Calibri" w:cs="Arial"/>
+                <w:i/>
+                <w:color w:val="0070C0"/>
+                <w:sz w:val="18"/>
+                <w:szCs w:val="20"/>
+              </w:rPr>
+            </w:pPr>
+            <w:r>
+              <w:rPr>
+                <w:rFonts w:ascii="Calibri" w:hAnsi="Calibri" w:cs="Arial"/>
+                <w:i/>
+                <w:color w:val="0070C0"/>
+                <w:sz w:val="18"/>
+                <w:szCs w:val="20"/>
+              </w:rPr>
+              <w:t>importación desde APIs externas (</w:t>
+            </w:r>
+            <w:proofErr w:type="spellStart"/>
+            <w:r>
+              <w:rPr>
+                <w:rFonts w:ascii="Calibri" w:hAnsi="Calibri" w:cs="Arial"/>
+                <w:i/>
+                <w:color w:val="0070C0"/>
+                <w:sz w:val="18"/>
+                <w:szCs w:val="20"/>
+              </w:rPr>
+              <w:t>Eventbrite</w:t>
+            </w:r>
+            <w:proofErr w:type="spellEnd"/>
+            <w:r>
+              <w:rPr>
+                <w:rFonts w:ascii="Calibri" w:hAnsi="Calibri" w:cs="Arial"/>
+                <w:i/>
+                <w:color w:val="0070C0"/>
+                <w:sz w:val="18"/>
+                <w:szCs w:val="20"/>
+              </w:rPr>
+              <w:t>, Google Places)</w:t>
+            </w:r>
+          </w:p>
+          <w:p>
+            <w:pPr>
+              <w:pStyle w:val="paragraph"/>
+              <w:spacing w:before="0" w:beforeAutospacing="0" w:after="0" w:afterAutospacing="0"/>
+              <w:textAlignment w:val="baseline"/>
+              <w:rPr>
+                <w:rFonts w:ascii="Calibri" w:hAnsi="Calibri" w:cs="Arial"/>
+                <w:i/>
+                <w:color w:val="0070C0"/>
+                <w:sz w:val="18"/>
+                <w:szCs w:val="20"/>
+              </w:rPr>
+            </w:pPr>
+            <w:r>
+              <w:rPr>
+                <w:rFonts w:ascii="Calibri" w:hAnsi="Calibri" w:cs="Arial"/>
+                <w:i/>
+                <w:color w:val="0070C0"/>
+                <w:sz w:val="18"/>
+                <w:szCs w:val="20"/>
+              </w:rPr>
+              <w:t>Esto representa una solución tecnológica moderna, aplicable en el campo laboral y con potencial escalabilidad a nivel regional o nacional.</w:t>
+            </w:r>
+          </w:p>
+          <w:p>
+            <w:pPr>
+              <w:pStyle w:val="paragraph"/>
+              <w:spacing w:before="0" w:beforeAutospacing="0" w:after="0" w:afterAutospacing="0"/>
+              <w:textAlignment w:val="baseline"/>
+              <w:rPr>
+                <w:rFonts w:ascii="Calibri" w:hAnsi="Calibri" w:cs="Arial"/>
+                <w:i/>
+                <w:color w:val="0070C0"/>
+                <w:sz w:val="18"/>
+                <w:szCs w:val="20"/>
               </w:rPr>
             </w:pPr>
           </w:p>
@@ -2345,7 +2971,7 @@
 </file>
 
 <file path=word/endnotes.xml><?xml version="1.0" encoding="utf-8"?>
-<w:endnotes xmlns:wpc="http://schemas.microsoft.com/office/word/2010/wordprocessingCanvas" xmlns:cx="http://schemas.microsoft.com/office/drawing/2014/chartex" xmlns:mc="http://schemas.openxmlformats.org/markup-compatibility/2006" xmlns:o="urn:schemas-microsoft-com:office:office" xmlns:r="http://schemas.openxmlformats.org/officeDocument/2006/relationships" xmlns:m="http://schemas.openxmlformats.org/officeDocument/2006/math" xmlns:v="urn:schemas-microsoft-com:vml" xmlns:wp14="http://schemas.microsoft.com/office/word/2010/wordprocessingDrawing" xmlns:wp="http://schemas.openxmlformats.org/drawingml/2006/wordprocessingDrawing" xmlns:w10="urn:schemas-microsoft-com:office:word" xmlns:w="http://schemas.openxmlformats.org/wordprocessingml/2006/main" xmlns:w14="http://schemas.microsoft.com/office/word/2010/wordml" xmlns:w15="http://schemas.microsoft.com/office/word/2012/wordml" xmlns:w16se="http://schemas.microsoft.com/office/word/2015/wordml/symex" xmlns:wpg="http://schemas.microsoft.com/office/word/2010/wordprocessingGroup" xmlns:wpi="http://schemas.microsoft.com/office/word/2010/wordprocessingInk" xmlns:wne="http://schemas.microsoft.com/office/word/2006/wordml" xmlns:wps="http://schemas.microsoft.com/office/word/2010/wordprocessingShape" mc:Ignorable="w14 w15 w16se wp14">
+<w:endnotes xmlns:wpc="http://schemas.microsoft.com/office/word/2010/wordprocessingCanvas" xmlns:cx="http://schemas.microsoft.com/office/drawing/2014/chartex" xmlns:cx1="http://schemas.microsoft.com/office/drawing/2015/9/8/chartex" xmlns:cx2="http://schemas.microsoft.com/office/drawing/2015/10/21/chartex" xmlns:cx3="http://schemas.microsoft.com/office/drawing/2016/5/9/chartex" xmlns:cx4="http://schemas.microsoft.com/office/drawing/2016/5/10/chartex" xmlns:cx5="http://schemas.microsoft.com/office/drawing/2016/5/11/chartex" xmlns:cx6="http://schemas.microsoft.com/office/drawing/2016/5/12/chartex" xmlns:cx7="http://schemas.microsoft.com/office/drawing/2016/5/13/chartex" xmlns:cx8="http://schemas.microsoft.com/office/drawing/2016/5/14/chartex" xmlns:mc="http://schemas.openxmlformats.org/markup-compatibility/2006" xmlns:aink="http://schemas.microsoft.com/office/drawing/2016/ink" xmlns:am3d="http://schemas.microsoft.com/office/drawing/2017/model3d" xmlns:o="urn:schemas-microsoft-com:office:office" xmlns:oel="http://schemas.microsoft.com/office/2019/extlst" xmlns:r="http://schemas.openxmlformats.org/officeDocument/2006/relationships" xmlns:m="http://schemas.openxmlformats.org/officeDocument/2006/math" xmlns:v="urn:schemas-microsoft-com:vml" xmlns:wp14="http://schemas.microsoft.com/office/word/2010/wordprocessingDrawing" xmlns:wp="http://schemas.openxmlformats.org/drawingml/2006/wordprocessingDrawing" xmlns:w10="urn:schemas-microsoft-com:office:word" xmlns:w="http://schemas.openxmlformats.org/wordprocessingml/2006/main" xmlns:w14="http://schemas.microsoft.com/office/word/2010/wordml" xmlns:w15="http://schemas.microsoft.com/office/word/2012/wordml" xmlns:w16cex="http://schemas.microsoft.com/office/word/2018/wordml/cex" xmlns:w16cid="http://schemas.microsoft.com/office/word/2016/wordml/cid" xmlns:w16="http://schemas.microsoft.com/office/word/2018/wordml" xmlns:w16du="http://schemas.microsoft.com/office/word/2023/wordml/word16du" xmlns:w16sdtdh="http://schemas.microsoft.com/office/word/2020/wordml/sdtdatahash" xmlns:w16sdtfl="http://schemas.microsoft.com/office/word/2024/wordml/sdtformatlock" xmlns:w16se="http://schemas.microsoft.com/office/word/2015/wordml/symex" xmlns:wpg="http://schemas.microsoft.com/office/word/2010/wordprocessingGroup" xmlns:wpi="http://schemas.microsoft.com/office/word/2010/wordprocessingInk" xmlns:wne="http://schemas.microsoft.com/office/word/2006/wordml" xmlns:wps="http://schemas.microsoft.com/office/word/2010/wordprocessingShape" mc:Ignorable="w14 w15 w16se w16cid w16 w16cex w16sdtdh w16sdtfl w16du wp14">
   <w:endnote w:type="separator" w:id="-1">
     <w:p>
       <w:pPr>
@@ -2370,7 +2996,7 @@
 </file>
 
 <file path=word/footnotes.xml><?xml version="1.0" encoding="utf-8"?>
-<w:footnotes xmlns:wpc="http://schemas.microsoft.com/office/word/2010/wordprocessingCanvas" xmlns:cx="http://schemas.microsoft.com/office/drawing/2014/chartex" xmlns:mc="http://schemas.openxmlformats.org/markup-compatibility/2006" xmlns:o="urn:schemas-microsoft-com:office:office" xmlns:r="http://schemas.openxmlformats.org/officeDocument/2006/relationships" xmlns:m="http://schemas.openxmlformats.org/officeDocument/2006/math" xmlns:v="urn:schemas-microsoft-com:vml" xmlns:wp14="http://schemas.microsoft.com/office/word/2010/wordprocessingDrawing" xmlns:wp="http://schemas.openxmlformats.org/drawingml/2006/wordprocessingDrawing" xmlns:w10="urn:schemas-microsoft-com:office:word" xmlns:w="http://schemas.openxmlformats.org/wordprocessingml/2006/main" xmlns:w14="http://schemas.microsoft.com/office/word/2010/wordml" xmlns:w15="http://schemas.microsoft.com/office/word/2012/wordml" xmlns:w16se="http://schemas.microsoft.com/office/word/2015/wordml/symex" xmlns:wpg="http://schemas.microsoft.com/office/word/2010/wordprocessingGroup" xmlns:wpi="http://schemas.microsoft.com/office/word/2010/wordprocessingInk" xmlns:wne="http://schemas.microsoft.com/office/word/2006/wordml" xmlns:wps="http://schemas.microsoft.com/office/word/2010/wordprocessingShape" mc:Ignorable="w14 w15 w16se wp14">
+<w:footnotes xmlns:wpc="http://schemas.microsoft.com/office/word/2010/wordprocessingCanvas" xmlns:cx="http://schemas.microsoft.com/office/drawing/2014/chartex" xmlns:cx1="http://schemas.microsoft.com/office/drawing/2015/9/8/chartex" xmlns:cx2="http://schemas.microsoft.com/office/drawing/2015/10/21/chartex" xmlns:cx3="http://schemas.microsoft.com/office/drawing/2016/5/9/chartex" xmlns:cx4="http://schemas.microsoft.com/office/drawing/2016/5/10/chartex" xmlns:cx5="http://schemas.microsoft.com/office/drawing/2016/5/11/chartex" xmlns:cx6="http://schemas.microsoft.com/office/drawing/2016/5/12/chartex" xmlns:cx7="http://schemas.microsoft.com/office/drawing/2016/5/13/chartex" xmlns:cx8="http://schemas.microsoft.com/office/drawing/2016/5/14/chartex" xmlns:mc="http://schemas.openxmlformats.org/markup-compatibility/2006" xmlns:aink="http://schemas.microsoft.com/office/drawing/2016/ink" xmlns:am3d="http://schemas.microsoft.com/office/drawing/2017/model3d" xmlns:o="urn:schemas-microsoft-com:office:office" xmlns:oel="http://schemas.microsoft.com/office/2019/extlst" xmlns:r="http://schemas.openxmlformats.org/officeDocument/2006/relationships" xmlns:m="http://schemas.openxmlformats.org/officeDocument/2006/math" xmlns:v="urn:schemas-microsoft-com:vml" xmlns:wp14="http://schemas.microsoft.com/office/word/2010/wordprocessingDrawing" xmlns:wp="http://schemas.openxmlformats.org/drawingml/2006/wordprocessingDrawing" xmlns:w10="urn:schemas-microsoft-com:office:word" xmlns:w="http://schemas.openxmlformats.org/wordprocessingml/2006/main" xmlns:w14="http://schemas.microsoft.com/office/word/2010/wordml" xmlns:w15="http://schemas.microsoft.com/office/word/2012/wordml" xmlns:w16cex="http://schemas.microsoft.com/office/word/2018/wordml/cex" xmlns:w16cid="http://schemas.microsoft.com/office/word/2016/wordml/cid" xmlns:w16="http://schemas.microsoft.com/office/word/2018/wordml" xmlns:w16du="http://schemas.microsoft.com/office/word/2023/wordml/word16du" xmlns:w16sdtdh="http://schemas.microsoft.com/office/word/2020/wordml/sdtdatahash" xmlns:w16sdtfl="http://schemas.microsoft.com/office/word/2024/wordml/sdtformatlock" xmlns:w16se="http://schemas.microsoft.com/office/word/2015/wordml/symex" xmlns:wpg="http://schemas.microsoft.com/office/word/2010/wordprocessingGroup" xmlns:wpi="http://schemas.microsoft.com/office/word/2010/wordprocessingInk" xmlns:wne="http://schemas.microsoft.com/office/word/2006/wordml" xmlns:wps="http://schemas.microsoft.com/office/word/2010/wordprocessingShape" mc:Ignorable="w14 w15 w16se w16cid w16 w16cex w16sdtdh w16sdtfl w16du wp14">
   <w:footnote w:type="separator" w:id="-1">
     <w:p>
       <w:pPr>
@@ -2395,7 +3021,7 @@
 </file>
 
 <file path=word/header1.xml><?xml version="1.0" encoding="utf-8"?>
-<w:hdr xmlns:wpc="http://schemas.microsoft.com/office/word/2010/wordprocessingCanvas" xmlns:cx="http://schemas.microsoft.com/office/drawing/2014/chartex" xmlns:mc="http://schemas.openxmlformats.org/markup-compatibility/2006" xmlns:o="urn:schemas-microsoft-com:office:office" xmlns:r="http://schemas.openxmlformats.org/officeDocument/2006/relationships" xmlns:m="http://schemas.openxmlformats.org/officeDocument/2006/math" xmlns:v="urn:schemas-microsoft-com:vml" xmlns:wp14="http://schemas.microsoft.com/office/word/2010/wordprocessingDrawing" xmlns:wp="http://schemas.openxmlformats.org/drawingml/2006/wordprocessingDrawing" xmlns:w10="urn:schemas-microsoft-com:office:word" xmlns:w="http://schemas.openxmlformats.org/wordprocessingml/2006/main" xmlns:w14="http://schemas.microsoft.com/office/word/2010/wordml" xmlns:w15="http://schemas.microsoft.com/office/word/2012/wordml" xmlns:w16se="http://schemas.microsoft.com/office/word/2015/wordml/symex" xmlns:wpg="http://schemas.microsoft.com/office/word/2010/wordprocessingGroup" xmlns:wpi="http://schemas.microsoft.com/office/word/2010/wordprocessingInk" xmlns:wne="http://schemas.microsoft.com/office/word/2006/wordml" xmlns:wps="http://schemas.microsoft.com/office/word/2010/wordprocessingShape" mc:Ignorable="w14 w15 w16se wp14">
+<w:hdr xmlns:wpc="http://schemas.microsoft.com/office/word/2010/wordprocessingCanvas" xmlns:cx="http://schemas.microsoft.com/office/drawing/2014/chartex" xmlns:cx1="http://schemas.microsoft.com/office/drawing/2015/9/8/chartex" xmlns:cx2="http://schemas.microsoft.com/office/drawing/2015/10/21/chartex" xmlns:cx3="http://schemas.microsoft.com/office/drawing/2016/5/9/chartex" xmlns:cx4="http://schemas.microsoft.com/office/drawing/2016/5/10/chartex" xmlns:cx5="http://schemas.microsoft.com/office/drawing/2016/5/11/chartex" xmlns:cx6="http://schemas.microsoft.com/office/drawing/2016/5/12/chartex" xmlns:cx7="http://schemas.microsoft.com/office/drawing/2016/5/13/chartex" xmlns:cx8="http://schemas.microsoft.com/office/drawing/2016/5/14/chartex" xmlns:mc="http://schemas.openxmlformats.org/markup-compatibility/2006" xmlns:aink="http://schemas.microsoft.com/office/drawing/2016/ink" xmlns:am3d="http://schemas.microsoft.com/office/drawing/2017/model3d" xmlns:o="urn:schemas-microsoft-com:office:office" xmlns:oel="http://schemas.microsoft.com/office/2019/extlst" xmlns:r="http://schemas.openxmlformats.org/officeDocument/2006/relationships" xmlns:m="http://schemas.openxmlformats.org/officeDocument/2006/math" xmlns:v="urn:schemas-microsoft-com:vml" xmlns:wp14="http://schemas.microsoft.com/office/word/2010/wordprocessingDrawing" xmlns:wp="http://schemas.openxmlformats.org/drawingml/2006/wordprocessingDrawing" xmlns:w10="urn:schemas-microsoft-com:office:word" xmlns:w="http://schemas.openxmlformats.org/wordprocessingml/2006/main" xmlns:w14="http://schemas.microsoft.com/office/word/2010/wordml" xmlns:w15="http://schemas.microsoft.com/office/word/2012/wordml" xmlns:w16cex="http://schemas.microsoft.com/office/word/2018/wordml/cex" xmlns:w16cid="http://schemas.microsoft.com/office/word/2016/wordml/cid" xmlns:w16="http://schemas.microsoft.com/office/word/2018/wordml" xmlns:w16du="http://schemas.microsoft.com/office/word/2023/wordml/word16du" xmlns:w16sdtdh="http://schemas.microsoft.com/office/word/2020/wordml/sdtdatahash" xmlns:w16sdtfl="http://schemas.microsoft.com/office/word/2024/wordml/sdtformatlock" xmlns:w16se="http://schemas.microsoft.com/office/word/2015/wordml/symex" xmlns:wpg="http://schemas.microsoft.com/office/word/2010/wordprocessingGroup" xmlns:wpi="http://schemas.microsoft.com/office/word/2010/wordprocessingInk" xmlns:wne="http://schemas.microsoft.com/office/word/2006/wordml" xmlns:wps="http://schemas.microsoft.com/office/word/2010/wordprocessingShape" mc:Ignorable="w14 w15 w16se w16cid w16 w16cex w16sdtdh w16sdtfl w16du wp14">
   <w:tbl>
     <w:tblPr>
       <w:tblStyle w:val="Tablaconcuadrcula1"/>
@@ -2620,8 +3246,157 @@
 </file>
 
 <file path=word/numbering.xml><?xml version="1.0" encoding="utf-8"?>
-<w:numbering xmlns:wpc="http://schemas.microsoft.com/office/word/2010/wordprocessingCanvas" xmlns:cx="http://schemas.microsoft.com/office/drawing/2014/chartex" xmlns:mc="http://schemas.openxmlformats.org/markup-compatibility/2006" xmlns:o="urn:schemas-microsoft-com:office:office" xmlns:r="http://schemas.openxmlformats.org/officeDocument/2006/relationships" xmlns:m="http://schemas.openxmlformats.org/officeDocument/2006/math" xmlns:v="urn:schemas-microsoft-com:vml" xmlns:wp14="http://schemas.microsoft.com/office/word/2010/wordprocessingDrawing" xmlns:wp="http://schemas.openxmlformats.org/drawingml/2006/wordprocessingDrawing" xmlns:w10="urn:schemas-microsoft-com:office:word" xmlns:w="http://schemas.openxmlformats.org/wordprocessingml/2006/main" xmlns:w14="http://schemas.microsoft.com/office/word/2010/wordml" xmlns:w15="http://schemas.microsoft.com/office/word/2012/wordml" xmlns:w16se="http://schemas.microsoft.com/office/word/2015/wordml/symex" xmlns:wpg="http://schemas.microsoft.com/office/word/2010/wordprocessingGroup" xmlns:wpi="http://schemas.microsoft.com/office/word/2010/wordprocessingInk" xmlns:wne="http://schemas.microsoft.com/office/word/2006/wordml" xmlns:wps="http://schemas.microsoft.com/office/word/2010/wordprocessingShape" mc:Ignorable="w14 w15 w16se wp14">
+<w:numbering xmlns:wpc="http://schemas.microsoft.com/office/word/2010/wordprocessingCanvas" xmlns:cx="http://schemas.microsoft.com/office/drawing/2014/chartex" xmlns:cx1="http://schemas.microsoft.com/office/drawing/2015/9/8/chartex" xmlns:cx2="http://schemas.microsoft.com/office/drawing/2015/10/21/chartex" xmlns:cx3="http://schemas.microsoft.com/office/drawing/2016/5/9/chartex" xmlns:cx4="http://schemas.microsoft.com/office/drawing/2016/5/10/chartex" xmlns:cx5="http://schemas.microsoft.com/office/drawing/2016/5/11/chartex" xmlns:cx6="http://schemas.microsoft.com/office/drawing/2016/5/12/chartex" xmlns:cx7="http://schemas.microsoft.com/office/drawing/2016/5/13/chartex" xmlns:cx8="http://schemas.microsoft.com/office/drawing/2016/5/14/chartex" xmlns:mc="http://schemas.openxmlformats.org/markup-compatibility/2006" xmlns:aink="http://schemas.microsoft.com/office/drawing/2016/ink" xmlns:am3d="http://schemas.microsoft.com/office/drawing/2017/model3d" xmlns:o="urn:schemas-microsoft-com:office:office" xmlns:oel="http://schemas.microsoft.com/office/2019/extlst" xmlns:r="http://schemas.openxmlformats.org/officeDocument/2006/relationships" xmlns:m="http://schemas.openxmlformats.org/officeDocument/2006/math" xmlns:v="urn:schemas-microsoft-com:vml" xmlns:wp14="http://schemas.microsoft.com/office/word/2010/wordprocessingDrawing" xmlns:wp="http://schemas.openxmlformats.org/drawingml/2006/wordprocessingDrawing" xmlns:w10="urn:schemas-microsoft-com:office:word" xmlns:w="http://schemas.openxmlformats.org/wordprocessingml/2006/main" xmlns:w14="http://schemas.microsoft.com/office/word/2010/wordml" xmlns:w15="http://schemas.microsoft.com/office/word/2012/wordml" xmlns:w16cex="http://schemas.microsoft.com/office/word/2018/wordml/cex" xmlns:w16cid="http://schemas.microsoft.com/office/word/2016/wordml/cid" xmlns:w16="http://schemas.microsoft.com/office/word/2018/wordml" xmlns:w16du="http://schemas.microsoft.com/office/word/2023/wordml/word16du" xmlns:w16sdtdh="http://schemas.microsoft.com/office/word/2020/wordml/sdtdatahash" xmlns:w16sdtfl="http://schemas.microsoft.com/office/word/2024/wordml/sdtformatlock" xmlns:w16se="http://schemas.microsoft.com/office/word/2015/wordml/symex" xmlns:wpg="http://schemas.microsoft.com/office/word/2010/wordprocessingGroup" xmlns:wpi="http://schemas.microsoft.com/office/word/2010/wordprocessingInk" xmlns:wne="http://schemas.microsoft.com/office/word/2006/wordml" xmlns:wps="http://schemas.microsoft.com/office/word/2010/wordprocessingShape" mc:Ignorable="w14 w15 w16se w16cid w16 w16cex w16sdtdh w16sdtfl w16du wp14">
   <w:abstractNum w:abstractNumId="0" w15:restartNumberingAfterBreak="0">
+    <w:nsid w:val="01CE66F3"/>
+    <w:multiLevelType w:val="multilevel"/>
+    <w:tmpl w:val="7410E2B8"/>
+    <w:lvl w:ilvl="0">
+      <w:start w:val="1"/>
+      <w:numFmt w:val="bullet"/>
+      <w:lvlText w:val=""/>
+      <w:lvlJc w:val="left"/>
+      <w:pPr>
+        <w:tabs>
+          <w:tab w:val="num" w:pos="720"/>
+        </w:tabs>
+        <w:ind w:left="720" w:hanging="360"/>
+      </w:pPr>
+      <w:rPr>
+        <w:rFonts w:ascii="Symbol" w:hAnsi="Symbol" w:hint="default"/>
+        <w:sz w:val="20"/>
+      </w:rPr>
+    </w:lvl>
+    <w:lvl w:ilvl="1" w:tentative="1">
+      <w:start w:val="1"/>
+      <w:numFmt w:val="bullet"/>
+      <w:lvlText w:val="o"/>
+      <w:lvlJc w:val="left"/>
+      <w:pPr>
+        <w:tabs>
+          <w:tab w:val="num" w:pos="1440"/>
+        </w:tabs>
+        <w:ind w:left="1440" w:hanging="360"/>
+      </w:pPr>
+      <w:rPr>
+        <w:rFonts w:ascii="Courier New" w:hAnsi="Courier New" w:hint="default"/>
+        <w:sz w:val="20"/>
+      </w:rPr>
+    </w:lvl>
+    <w:lvl w:ilvl="2" w:tentative="1">
+      <w:start w:val="1"/>
+      <w:numFmt w:val="bullet"/>
+      <w:lvlText w:val=""/>
+      <w:lvlJc w:val="left"/>
+      <w:pPr>
+        <w:tabs>
+          <w:tab w:val="num" w:pos="2160"/>
+        </w:tabs>
+        <w:ind w:left="2160" w:hanging="360"/>
+      </w:pPr>
+      <w:rPr>
+        <w:rFonts w:ascii="Wingdings" w:hAnsi="Wingdings" w:hint="default"/>
+        <w:sz w:val="20"/>
+      </w:rPr>
+    </w:lvl>
+    <w:lvl w:ilvl="3" w:tentative="1">
+      <w:start w:val="1"/>
+      <w:numFmt w:val="bullet"/>
+      <w:lvlText w:val=""/>
+      <w:lvlJc w:val="left"/>
+      <w:pPr>
+        <w:tabs>
+          <w:tab w:val="num" w:pos="2880"/>
+        </w:tabs>
+        <w:ind w:left="2880" w:hanging="360"/>
+      </w:pPr>
+      <w:rPr>
+        <w:rFonts w:ascii="Wingdings" w:hAnsi="Wingdings" w:hint="default"/>
+        <w:sz w:val="20"/>
+      </w:rPr>
+    </w:lvl>
+    <w:lvl w:ilvl="4" w:tentative="1">
+      <w:start w:val="1"/>
+      <w:numFmt w:val="bullet"/>
+      <w:lvlText w:val=""/>
+      <w:lvlJc w:val="left"/>
+      <w:pPr>
+        <w:tabs>
+          <w:tab w:val="num" w:pos="3600"/>
+        </w:tabs>
+        <w:ind w:left="3600" w:hanging="360"/>
+      </w:pPr>
+      <w:rPr>
+        <w:rFonts w:ascii="Wingdings" w:hAnsi="Wingdings" w:hint="default"/>
+        <w:sz w:val="20"/>
+      </w:rPr>
+    </w:lvl>
+    <w:lvl w:ilvl="5" w:tentative="1">
+      <w:start w:val="1"/>
+      <w:numFmt w:val="bullet"/>
+      <w:lvlText w:val=""/>
+      <w:lvlJc w:val="left"/>
+      <w:pPr>
+        <w:tabs>
+          <w:tab w:val="num" w:pos="4320"/>
+        </w:tabs>
+        <w:ind w:left="4320" w:hanging="360"/>
+      </w:pPr>
+      <w:rPr>
+        <w:rFonts w:ascii="Wingdings" w:hAnsi="Wingdings" w:hint="default"/>
+        <w:sz w:val="20"/>
+      </w:rPr>
+    </w:lvl>
+    <w:lvl w:ilvl="6" w:tentative="1">
+      <w:start w:val="1"/>
+      <w:numFmt w:val="bullet"/>
+      <w:lvlText w:val=""/>
+      <w:lvlJc w:val="left"/>
+      <w:pPr>
+        <w:tabs>
+          <w:tab w:val="num" w:pos="5040"/>
+        </w:tabs>
+        <w:ind w:left="5040" w:hanging="360"/>
+      </w:pPr>
+      <w:rPr>
+        <w:rFonts w:ascii="Wingdings" w:hAnsi="Wingdings" w:hint="default"/>
+        <w:sz w:val="20"/>
+      </w:rPr>
+    </w:lvl>
+    <w:lvl w:ilvl="7" w:tentative="1">
+      <w:start w:val="1"/>
+      <w:numFmt w:val="bullet"/>
+      <w:lvlText w:val=""/>
+      <w:lvlJc w:val="left"/>
+      <w:pPr>
+        <w:tabs>
+          <w:tab w:val="num" w:pos="5760"/>
+        </w:tabs>
+        <w:ind w:left="5760" w:hanging="360"/>
+      </w:pPr>
+      <w:rPr>
+        <w:rFonts w:ascii="Wingdings" w:hAnsi="Wingdings" w:hint="default"/>
+        <w:sz w:val="20"/>
+      </w:rPr>
+    </w:lvl>
+    <w:lvl w:ilvl="8" w:tentative="1">
+      <w:start w:val="1"/>
+      <w:numFmt w:val="bullet"/>
+      <w:lvlText w:val=""/>
+      <w:lvlJc w:val="left"/>
+      <w:pPr>
+        <w:tabs>
+          <w:tab w:val="num" w:pos="6480"/>
+        </w:tabs>
+        <w:ind w:left="6480" w:hanging="360"/>
+      </w:pPr>
+      <w:rPr>
+        <w:rFonts w:ascii="Wingdings" w:hAnsi="Wingdings" w:hint="default"/>
+        <w:sz w:val="20"/>
+      </w:rPr>
+    </w:lvl>
+  </w:abstractNum>
+  <w:abstractNum w:abstractNumId="1" w15:restartNumberingAfterBreak="0">
     <w:nsid w:val="114E14AF"/>
     <w:multiLevelType w:val="hybridMultilevel"/>
     <w:tmpl w:val="1E3E9D2A"/>
@@ -2734,7 +3509,156 @@
       </w:rPr>
     </w:lvl>
   </w:abstractNum>
-  <w:abstractNum w:abstractNumId="1" w15:restartNumberingAfterBreak="0">
+  <w:abstractNum w:abstractNumId="2" w15:restartNumberingAfterBreak="0">
+    <w:nsid w:val="1F0078A0"/>
+    <w:multiLevelType w:val="multilevel"/>
+    <w:tmpl w:val="EC4CDC9C"/>
+    <w:lvl w:ilvl="0">
+      <w:start w:val="1"/>
+      <w:numFmt w:val="bullet"/>
+      <w:lvlText w:val=""/>
+      <w:lvlJc w:val="left"/>
+      <w:pPr>
+        <w:tabs>
+          <w:tab w:val="num" w:pos="720"/>
+        </w:tabs>
+        <w:ind w:left="720" w:hanging="360"/>
+      </w:pPr>
+      <w:rPr>
+        <w:rFonts w:ascii="Symbol" w:hAnsi="Symbol" w:hint="default"/>
+        <w:sz w:val="20"/>
+      </w:rPr>
+    </w:lvl>
+    <w:lvl w:ilvl="1" w:tentative="1">
+      <w:start w:val="1"/>
+      <w:numFmt w:val="bullet"/>
+      <w:lvlText w:val="o"/>
+      <w:lvlJc w:val="left"/>
+      <w:pPr>
+        <w:tabs>
+          <w:tab w:val="num" w:pos="1440"/>
+        </w:tabs>
+        <w:ind w:left="1440" w:hanging="360"/>
+      </w:pPr>
+      <w:rPr>
+        <w:rFonts w:ascii="Courier New" w:hAnsi="Courier New" w:hint="default"/>
+        <w:sz w:val="20"/>
+      </w:rPr>
+    </w:lvl>
+    <w:lvl w:ilvl="2" w:tentative="1">
+      <w:start w:val="1"/>
+      <w:numFmt w:val="bullet"/>
+      <w:lvlText w:val=""/>
+      <w:lvlJc w:val="left"/>
+      <w:pPr>
+        <w:tabs>
+          <w:tab w:val="num" w:pos="2160"/>
+        </w:tabs>
+        <w:ind w:left="2160" w:hanging="360"/>
+      </w:pPr>
+      <w:rPr>
+        <w:rFonts w:ascii="Wingdings" w:hAnsi="Wingdings" w:hint="default"/>
+        <w:sz w:val="20"/>
+      </w:rPr>
+    </w:lvl>
+    <w:lvl w:ilvl="3" w:tentative="1">
+      <w:start w:val="1"/>
+      <w:numFmt w:val="bullet"/>
+      <w:lvlText w:val=""/>
+      <w:lvlJc w:val="left"/>
+      <w:pPr>
+        <w:tabs>
+          <w:tab w:val="num" w:pos="2880"/>
+        </w:tabs>
+        <w:ind w:left="2880" w:hanging="360"/>
+      </w:pPr>
+      <w:rPr>
+        <w:rFonts w:ascii="Wingdings" w:hAnsi="Wingdings" w:hint="default"/>
+        <w:sz w:val="20"/>
+      </w:rPr>
+    </w:lvl>
+    <w:lvl w:ilvl="4" w:tentative="1">
+      <w:start w:val="1"/>
+      <w:numFmt w:val="bullet"/>
+      <w:lvlText w:val=""/>
+      <w:lvlJc w:val="left"/>
+      <w:pPr>
+        <w:tabs>
+          <w:tab w:val="num" w:pos="3600"/>
+        </w:tabs>
+        <w:ind w:left="3600" w:hanging="360"/>
+      </w:pPr>
+      <w:rPr>
+        <w:rFonts w:ascii="Wingdings" w:hAnsi="Wingdings" w:hint="default"/>
+        <w:sz w:val="20"/>
+      </w:rPr>
+    </w:lvl>
+    <w:lvl w:ilvl="5" w:tentative="1">
+      <w:start w:val="1"/>
+      <w:numFmt w:val="bullet"/>
+      <w:lvlText w:val=""/>
+      <w:lvlJc w:val="left"/>
+      <w:pPr>
+        <w:tabs>
+          <w:tab w:val="num" w:pos="4320"/>
+        </w:tabs>
+        <w:ind w:left="4320" w:hanging="360"/>
+      </w:pPr>
+      <w:rPr>
+        <w:rFonts w:ascii="Wingdings" w:hAnsi="Wingdings" w:hint="default"/>
+        <w:sz w:val="20"/>
+      </w:rPr>
+    </w:lvl>
+    <w:lvl w:ilvl="6" w:tentative="1">
+      <w:start w:val="1"/>
+      <w:numFmt w:val="bullet"/>
+      <w:lvlText w:val=""/>
+      <w:lvlJc w:val="left"/>
+      <w:pPr>
+        <w:tabs>
+          <w:tab w:val="num" w:pos="5040"/>
+        </w:tabs>
+        <w:ind w:left="5040" w:hanging="360"/>
+      </w:pPr>
+      <w:rPr>
+        <w:rFonts w:ascii="Wingdings" w:hAnsi="Wingdings" w:hint="default"/>
+        <w:sz w:val="20"/>
+      </w:rPr>
+    </w:lvl>
+    <w:lvl w:ilvl="7" w:tentative="1">
+      <w:start w:val="1"/>
+      <w:numFmt w:val="bullet"/>
+      <w:lvlText w:val=""/>
+      <w:lvlJc w:val="left"/>
+      <w:pPr>
+        <w:tabs>
+          <w:tab w:val="num" w:pos="5760"/>
+        </w:tabs>
+        <w:ind w:left="5760" w:hanging="360"/>
+      </w:pPr>
+      <w:rPr>
+        <w:rFonts w:ascii="Wingdings" w:hAnsi="Wingdings" w:hint="default"/>
+        <w:sz w:val="20"/>
+      </w:rPr>
+    </w:lvl>
+    <w:lvl w:ilvl="8" w:tentative="1">
+      <w:start w:val="1"/>
+      <w:numFmt w:val="bullet"/>
+      <w:lvlText w:val=""/>
+      <w:lvlJc w:val="left"/>
+      <w:pPr>
+        <w:tabs>
+          <w:tab w:val="num" w:pos="6480"/>
+        </w:tabs>
+        <w:ind w:left="6480" w:hanging="360"/>
+      </w:pPr>
+      <w:rPr>
+        <w:rFonts w:ascii="Wingdings" w:hAnsi="Wingdings" w:hint="default"/>
+        <w:sz w:val="20"/>
+      </w:rPr>
+    </w:lvl>
+  </w:abstractNum>
+  <w:abstractNum w:abstractNumId="3" w15:restartNumberingAfterBreak="0">
     <w:nsid w:val="28446858"/>
     <w:multiLevelType w:val="multilevel"/>
     <w:tmpl w:val="9156115C"/>
@@ -2883,7 +3807,7 @@
       </w:rPr>
     </w:lvl>
   </w:abstractNum>
-  <w:abstractNum w:abstractNumId="2" w15:restartNumberingAfterBreak="0">
+  <w:abstractNum w:abstractNumId="4" w15:restartNumberingAfterBreak="0">
     <w:nsid w:val="2FFD4C7F"/>
     <w:multiLevelType w:val="multilevel"/>
     <w:tmpl w:val="CAF0F936"/>
@@ -3004,7 +3928,305 @@
       </w:rPr>
     </w:lvl>
   </w:abstractNum>
-  <w:abstractNum w:abstractNumId="3" w15:restartNumberingAfterBreak="0">
+  <w:abstractNum w:abstractNumId="5" w15:restartNumberingAfterBreak="0">
+    <w:nsid w:val="384F5C76"/>
+    <w:multiLevelType w:val="multilevel"/>
+    <w:tmpl w:val="A79C84F2"/>
+    <w:lvl w:ilvl="0">
+      <w:start w:val="1"/>
+      <w:numFmt w:val="bullet"/>
+      <w:lvlText w:val=""/>
+      <w:lvlJc w:val="left"/>
+      <w:pPr>
+        <w:tabs>
+          <w:tab w:val="num" w:pos="720"/>
+        </w:tabs>
+        <w:ind w:left="720" w:hanging="360"/>
+      </w:pPr>
+      <w:rPr>
+        <w:rFonts w:ascii="Symbol" w:hAnsi="Symbol" w:hint="default"/>
+        <w:sz w:val="20"/>
+      </w:rPr>
+    </w:lvl>
+    <w:lvl w:ilvl="1" w:tentative="1">
+      <w:start w:val="1"/>
+      <w:numFmt w:val="bullet"/>
+      <w:lvlText w:val="o"/>
+      <w:lvlJc w:val="left"/>
+      <w:pPr>
+        <w:tabs>
+          <w:tab w:val="num" w:pos="1440"/>
+        </w:tabs>
+        <w:ind w:left="1440" w:hanging="360"/>
+      </w:pPr>
+      <w:rPr>
+        <w:rFonts w:ascii="Courier New" w:hAnsi="Courier New" w:hint="default"/>
+        <w:sz w:val="20"/>
+      </w:rPr>
+    </w:lvl>
+    <w:lvl w:ilvl="2" w:tentative="1">
+      <w:start w:val="1"/>
+      <w:numFmt w:val="bullet"/>
+      <w:lvlText w:val=""/>
+      <w:lvlJc w:val="left"/>
+      <w:pPr>
+        <w:tabs>
+          <w:tab w:val="num" w:pos="2160"/>
+        </w:tabs>
+        <w:ind w:left="2160" w:hanging="360"/>
+      </w:pPr>
+      <w:rPr>
+        <w:rFonts w:ascii="Wingdings" w:hAnsi="Wingdings" w:hint="default"/>
+        <w:sz w:val="20"/>
+      </w:rPr>
+    </w:lvl>
+    <w:lvl w:ilvl="3" w:tentative="1">
+      <w:start w:val="1"/>
+      <w:numFmt w:val="bullet"/>
+      <w:lvlText w:val=""/>
+      <w:lvlJc w:val="left"/>
+      <w:pPr>
+        <w:tabs>
+          <w:tab w:val="num" w:pos="2880"/>
+        </w:tabs>
+        <w:ind w:left="2880" w:hanging="360"/>
+      </w:pPr>
+      <w:rPr>
+        <w:rFonts w:ascii="Wingdings" w:hAnsi="Wingdings" w:hint="default"/>
+        <w:sz w:val="20"/>
+      </w:rPr>
+    </w:lvl>
+    <w:lvl w:ilvl="4" w:tentative="1">
+      <w:start w:val="1"/>
+      <w:numFmt w:val="bullet"/>
+      <w:lvlText w:val=""/>
+      <w:lvlJc w:val="left"/>
+      <w:pPr>
+        <w:tabs>
+          <w:tab w:val="num" w:pos="3600"/>
+        </w:tabs>
+        <w:ind w:left="3600" w:hanging="360"/>
+      </w:pPr>
+      <w:rPr>
+        <w:rFonts w:ascii="Wingdings" w:hAnsi="Wingdings" w:hint="default"/>
+        <w:sz w:val="20"/>
+      </w:rPr>
+    </w:lvl>
+    <w:lvl w:ilvl="5" w:tentative="1">
+      <w:start w:val="1"/>
+      <w:numFmt w:val="bullet"/>
+      <w:lvlText w:val=""/>
+      <w:lvlJc w:val="left"/>
+      <w:pPr>
+        <w:tabs>
+          <w:tab w:val="num" w:pos="4320"/>
+        </w:tabs>
+        <w:ind w:left="4320" w:hanging="360"/>
+      </w:pPr>
+      <w:rPr>
+        <w:rFonts w:ascii="Wingdings" w:hAnsi="Wingdings" w:hint="default"/>
+        <w:sz w:val="20"/>
+      </w:rPr>
+    </w:lvl>
+    <w:lvl w:ilvl="6" w:tentative="1">
+      <w:start w:val="1"/>
+      <w:numFmt w:val="bullet"/>
+      <w:lvlText w:val=""/>
+      <w:lvlJc w:val="left"/>
+      <w:pPr>
+        <w:tabs>
+          <w:tab w:val="num" w:pos="5040"/>
+        </w:tabs>
+        <w:ind w:left="5040" w:hanging="360"/>
+      </w:pPr>
+      <w:rPr>
+        <w:rFonts w:ascii="Wingdings" w:hAnsi="Wingdings" w:hint="default"/>
+        <w:sz w:val="20"/>
+      </w:rPr>
+    </w:lvl>
+    <w:lvl w:ilvl="7" w:tentative="1">
+      <w:start w:val="1"/>
+      <w:numFmt w:val="bullet"/>
+      <w:lvlText w:val=""/>
+      <w:lvlJc w:val="left"/>
+      <w:pPr>
+        <w:tabs>
+          <w:tab w:val="num" w:pos="5760"/>
+        </w:tabs>
+        <w:ind w:left="5760" w:hanging="360"/>
+      </w:pPr>
+      <w:rPr>
+        <w:rFonts w:ascii="Wingdings" w:hAnsi="Wingdings" w:hint="default"/>
+        <w:sz w:val="20"/>
+      </w:rPr>
+    </w:lvl>
+    <w:lvl w:ilvl="8" w:tentative="1">
+      <w:start w:val="1"/>
+      <w:numFmt w:val="bullet"/>
+      <w:lvlText w:val=""/>
+      <w:lvlJc w:val="left"/>
+      <w:pPr>
+        <w:tabs>
+          <w:tab w:val="num" w:pos="6480"/>
+        </w:tabs>
+        <w:ind w:left="6480" w:hanging="360"/>
+      </w:pPr>
+      <w:rPr>
+        <w:rFonts w:ascii="Wingdings" w:hAnsi="Wingdings" w:hint="default"/>
+        <w:sz w:val="20"/>
+      </w:rPr>
+    </w:lvl>
+  </w:abstractNum>
+  <w:abstractNum w:abstractNumId="6" w15:restartNumberingAfterBreak="0">
+    <w:nsid w:val="48551FAE"/>
+    <w:multiLevelType w:val="multilevel"/>
+    <w:tmpl w:val="418887CA"/>
+    <w:lvl w:ilvl="0">
+      <w:start w:val="1"/>
+      <w:numFmt w:val="bullet"/>
+      <w:lvlText w:val=""/>
+      <w:lvlJc w:val="left"/>
+      <w:pPr>
+        <w:tabs>
+          <w:tab w:val="num" w:pos="720"/>
+        </w:tabs>
+        <w:ind w:left="720" w:hanging="360"/>
+      </w:pPr>
+      <w:rPr>
+        <w:rFonts w:ascii="Symbol" w:hAnsi="Symbol" w:hint="default"/>
+        <w:sz w:val="20"/>
+      </w:rPr>
+    </w:lvl>
+    <w:lvl w:ilvl="1" w:tentative="1">
+      <w:start w:val="1"/>
+      <w:numFmt w:val="bullet"/>
+      <w:lvlText w:val="o"/>
+      <w:lvlJc w:val="left"/>
+      <w:pPr>
+        <w:tabs>
+          <w:tab w:val="num" w:pos="1440"/>
+        </w:tabs>
+        <w:ind w:left="1440" w:hanging="360"/>
+      </w:pPr>
+      <w:rPr>
+        <w:rFonts w:ascii="Courier New" w:hAnsi="Courier New" w:hint="default"/>
+        <w:sz w:val="20"/>
+      </w:rPr>
+    </w:lvl>
+    <w:lvl w:ilvl="2" w:tentative="1">
+      <w:start w:val="1"/>
+      <w:numFmt w:val="bullet"/>
+      <w:lvlText w:val=""/>
+      <w:lvlJc w:val="left"/>
+      <w:pPr>
+        <w:tabs>
+          <w:tab w:val="num" w:pos="2160"/>
+        </w:tabs>
+        <w:ind w:left="2160" w:hanging="360"/>
+      </w:pPr>
+      <w:rPr>
+        <w:rFonts w:ascii="Wingdings" w:hAnsi="Wingdings" w:hint="default"/>
+        <w:sz w:val="20"/>
+      </w:rPr>
+    </w:lvl>
+    <w:lvl w:ilvl="3" w:tentative="1">
+      <w:start w:val="1"/>
+      <w:numFmt w:val="bullet"/>
+      <w:lvlText w:val=""/>
+      <w:lvlJc w:val="left"/>
+      <w:pPr>
+        <w:tabs>
+          <w:tab w:val="num" w:pos="2880"/>
+        </w:tabs>
+        <w:ind w:left="2880" w:hanging="360"/>
+      </w:pPr>
+      <w:rPr>
+        <w:rFonts w:ascii="Wingdings" w:hAnsi="Wingdings" w:hint="default"/>
+        <w:sz w:val="20"/>
+      </w:rPr>
+    </w:lvl>
+    <w:lvl w:ilvl="4" w:tentative="1">
+      <w:start w:val="1"/>
+      <w:numFmt w:val="bullet"/>
+      <w:lvlText w:val=""/>
+      <w:lvlJc w:val="left"/>
+      <w:pPr>
+        <w:tabs>
+          <w:tab w:val="num" w:pos="3600"/>
+        </w:tabs>
+        <w:ind w:left="3600" w:hanging="360"/>
+      </w:pPr>
+      <w:rPr>
+        <w:rFonts w:ascii="Wingdings" w:hAnsi="Wingdings" w:hint="default"/>
+        <w:sz w:val="20"/>
+      </w:rPr>
+    </w:lvl>
+    <w:lvl w:ilvl="5" w:tentative="1">
+      <w:start w:val="1"/>
+      <w:numFmt w:val="bullet"/>
+      <w:lvlText w:val=""/>
+      <w:lvlJc w:val="left"/>
+      <w:pPr>
+        <w:tabs>
+          <w:tab w:val="num" w:pos="4320"/>
+        </w:tabs>
+        <w:ind w:left="4320" w:hanging="360"/>
+      </w:pPr>
+      <w:rPr>
+        <w:rFonts w:ascii="Wingdings" w:hAnsi="Wingdings" w:hint="default"/>
+        <w:sz w:val="20"/>
+      </w:rPr>
+    </w:lvl>
+    <w:lvl w:ilvl="6" w:tentative="1">
+      <w:start w:val="1"/>
+      <w:numFmt w:val="bullet"/>
+      <w:lvlText w:val=""/>
+      <w:lvlJc w:val="left"/>
+      <w:pPr>
+        <w:tabs>
+          <w:tab w:val="num" w:pos="5040"/>
+        </w:tabs>
+        <w:ind w:left="5040" w:hanging="360"/>
+      </w:pPr>
+      <w:rPr>
+        <w:rFonts w:ascii="Wingdings" w:hAnsi="Wingdings" w:hint="default"/>
+        <w:sz w:val="20"/>
+      </w:rPr>
+    </w:lvl>
+    <w:lvl w:ilvl="7" w:tentative="1">
+      <w:start w:val="1"/>
+      <w:numFmt w:val="bullet"/>
+      <w:lvlText w:val=""/>
+      <w:lvlJc w:val="left"/>
+      <w:pPr>
+        <w:tabs>
+          <w:tab w:val="num" w:pos="5760"/>
+        </w:tabs>
+        <w:ind w:left="5760" w:hanging="360"/>
+      </w:pPr>
+      <w:rPr>
+        <w:rFonts w:ascii="Wingdings" w:hAnsi="Wingdings" w:hint="default"/>
+        <w:sz w:val="20"/>
+      </w:rPr>
+    </w:lvl>
+    <w:lvl w:ilvl="8" w:tentative="1">
+      <w:start w:val="1"/>
+      <w:numFmt w:val="bullet"/>
+      <w:lvlText w:val=""/>
+      <w:lvlJc w:val="left"/>
+      <w:pPr>
+        <w:tabs>
+          <w:tab w:val="num" w:pos="6480"/>
+        </w:tabs>
+        <w:ind w:left="6480" w:hanging="360"/>
+      </w:pPr>
+      <w:rPr>
+        <w:rFonts w:ascii="Wingdings" w:hAnsi="Wingdings" w:hint="default"/>
+        <w:sz w:val="20"/>
+      </w:rPr>
+    </w:lvl>
+  </w:abstractNum>
+  <w:abstractNum w:abstractNumId="7" w15:restartNumberingAfterBreak="0">
     <w:nsid w:val="51D05305"/>
     <w:multiLevelType w:val="hybridMultilevel"/>
     <w:tmpl w:val="630E86B8"/>
@@ -3117,7 +4339,7 @@
       </w:rPr>
     </w:lvl>
   </w:abstractNum>
-  <w:abstractNum w:abstractNumId="4" w15:restartNumberingAfterBreak="0">
+  <w:abstractNum w:abstractNumId="8" w15:restartNumberingAfterBreak="0">
     <w:nsid w:val="66494837"/>
     <w:multiLevelType w:val="hybridMultilevel"/>
     <w:tmpl w:val="68BA2608"/>
@@ -3230,7 +4452,7 @@
       </w:rPr>
     </w:lvl>
   </w:abstractNum>
-  <w:abstractNum w:abstractNumId="5" w15:restartNumberingAfterBreak="0">
+  <w:abstractNum w:abstractNumId="9" w15:restartNumberingAfterBreak="0">
     <w:nsid w:val="731E1176"/>
     <w:multiLevelType w:val="hybridMultilevel"/>
     <w:tmpl w:val="AF82A29E"/>
@@ -3320,29 +4542,193 @@
       </w:pPr>
     </w:lvl>
   </w:abstractNum>
-  <w:num w:numId="1">
+  <w:abstractNum w:abstractNumId="10" w15:restartNumberingAfterBreak="0">
+    <w:nsid w:val="7F5D5484"/>
+    <w:multiLevelType w:val="multilevel"/>
+    <w:tmpl w:val="3A9AB18C"/>
+    <w:lvl w:ilvl="0">
+      <w:start w:val="1"/>
+      <w:numFmt w:val="bullet"/>
+      <w:lvlText w:val=""/>
+      <w:lvlJc w:val="left"/>
+      <w:pPr>
+        <w:tabs>
+          <w:tab w:val="num" w:pos="720"/>
+        </w:tabs>
+        <w:ind w:left="720" w:hanging="360"/>
+      </w:pPr>
+      <w:rPr>
+        <w:rFonts w:ascii="Symbol" w:hAnsi="Symbol" w:hint="default"/>
+        <w:sz w:val="20"/>
+      </w:rPr>
+    </w:lvl>
+    <w:lvl w:ilvl="1" w:tentative="1">
+      <w:start w:val="1"/>
+      <w:numFmt w:val="bullet"/>
+      <w:lvlText w:val="o"/>
+      <w:lvlJc w:val="left"/>
+      <w:pPr>
+        <w:tabs>
+          <w:tab w:val="num" w:pos="1440"/>
+        </w:tabs>
+        <w:ind w:left="1440" w:hanging="360"/>
+      </w:pPr>
+      <w:rPr>
+        <w:rFonts w:ascii="Courier New" w:hAnsi="Courier New" w:hint="default"/>
+        <w:sz w:val="20"/>
+      </w:rPr>
+    </w:lvl>
+    <w:lvl w:ilvl="2" w:tentative="1">
+      <w:start w:val="1"/>
+      <w:numFmt w:val="bullet"/>
+      <w:lvlText w:val=""/>
+      <w:lvlJc w:val="left"/>
+      <w:pPr>
+        <w:tabs>
+          <w:tab w:val="num" w:pos="2160"/>
+        </w:tabs>
+        <w:ind w:left="2160" w:hanging="360"/>
+      </w:pPr>
+      <w:rPr>
+        <w:rFonts w:ascii="Wingdings" w:hAnsi="Wingdings" w:hint="default"/>
+        <w:sz w:val="20"/>
+      </w:rPr>
+    </w:lvl>
+    <w:lvl w:ilvl="3" w:tentative="1">
+      <w:start w:val="1"/>
+      <w:numFmt w:val="bullet"/>
+      <w:lvlText w:val=""/>
+      <w:lvlJc w:val="left"/>
+      <w:pPr>
+        <w:tabs>
+          <w:tab w:val="num" w:pos="2880"/>
+        </w:tabs>
+        <w:ind w:left="2880" w:hanging="360"/>
+      </w:pPr>
+      <w:rPr>
+        <w:rFonts w:ascii="Wingdings" w:hAnsi="Wingdings" w:hint="default"/>
+        <w:sz w:val="20"/>
+      </w:rPr>
+    </w:lvl>
+    <w:lvl w:ilvl="4" w:tentative="1">
+      <w:start w:val="1"/>
+      <w:numFmt w:val="bullet"/>
+      <w:lvlText w:val=""/>
+      <w:lvlJc w:val="left"/>
+      <w:pPr>
+        <w:tabs>
+          <w:tab w:val="num" w:pos="3600"/>
+        </w:tabs>
+        <w:ind w:left="3600" w:hanging="360"/>
+      </w:pPr>
+      <w:rPr>
+        <w:rFonts w:ascii="Wingdings" w:hAnsi="Wingdings" w:hint="default"/>
+        <w:sz w:val="20"/>
+      </w:rPr>
+    </w:lvl>
+    <w:lvl w:ilvl="5" w:tentative="1">
+      <w:start w:val="1"/>
+      <w:numFmt w:val="bullet"/>
+      <w:lvlText w:val=""/>
+      <w:lvlJc w:val="left"/>
+      <w:pPr>
+        <w:tabs>
+          <w:tab w:val="num" w:pos="4320"/>
+        </w:tabs>
+        <w:ind w:left="4320" w:hanging="360"/>
+      </w:pPr>
+      <w:rPr>
+        <w:rFonts w:ascii="Wingdings" w:hAnsi="Wingdings" w:hint="default"/>
+        <w:sz w:val="20"/>
+      </w:rPr>
+    </w:lvl>
+    <w:lvl w:ilvl="6" w:tentative="1">
+      <w:start w:val="1"/>
+      <w:numFmt w:val="bullet"/>
+      <w:lvlText w:val=""/>
+      <w:lvlJc w:val="left"/>
+      <w:pPr>
+        <w:tabs>
+          <w:tab w:val="num" w:pos="5040"/>
+        </w:tabs>
+        <w:ind w:left="5040" w:hanging="360"/>
+      </w:pPr>
+      <w:rPr>
+        <w:rFonts w:ascii="Wingdings" w:hAnsi="Wingdings" w:hint="default"/>
+        <w:sz w:val="20"/>
+      </w:rPr>
+    </w:lvl>
+    <w:lvl w:ilvl="7" w:tentative="1">
+      <w:start w:val="1"/>
+      <w:numFmt w:val="bullet"/>
+      <w:lvlText w:val=""/>
+      <w:lvlJc w:val="left"/>
+      <w:pPr>
+        <w:tabs>
+          <w:tab w:val="num" w:pos="5760"/>
+        </w:tabs>
+        <w:ind w:left="5760" w:hanging="360"/>
+      </w:pPr>
+      <w:rPr>
+        <w:rFonts w:ascii="Wingdings" w:hAnsi="Wingdings" w:hint="default"/>
+        <w:sz w:val="20"/>
+      </w:rPr>
+    </w:lvl>
+    <w:lvl w:ilvl="8" w:tentative="1">
+      <w:start w:val="1"/>
+      <w:numFmt w:val="bullet"/>
+      <w:lvlText w:val=""/>
+      <w:lvlJc w:val="left"/>
+      <w:pPr>
+        <w:tabs>
+          <w:tab w:val="num" w:pos="6480"/>
+        </w:tabs>
+        <w:ind w:left="6480" w:hanging="360"/>
+      </w:pPr>
+      <w:rPr>
+        <w:rFonts w:ascii="Wingdings" w:hAnsi="Wingdings" w:hint="default"/>
+        <w:sz w:val="20"/>
+      </w:rPr>
+    </w:lvl>
+  </w:abstractNum>
+  <w:num w:numId="1" w16cid:durableId="662047660">
+    <w:abstractNumId w:val="1"/>
+  </w:num>
+  <w:num w:numId="2" w16cid:durableId="378287200">
+    <w:abstractNumId w:val="4"/>
+  </w:num>
+  <w:num w:numId="3" w16cid:durableId="1721398933">
+    <w:abstractNumId w:val="9"/>
+  </w:num>
+  <w:num w:numId="4" w16cid:durableId="1952130426">
+    <w:abstractNumId w:val="3"/>
+  </w:num>
+  <w:num w:numId="5" w16cid:durableId="430971744">
+    <w:abstractNumId w:val="7"/>
+  </w:num>
+  <w:num w:numId="6" w16cid:durableId="1000618164">
+    <w:abstractNumId w:val="8"/>
+  </w:num>
+  <w:num w:numId="7" w16cid:durableId="887717280">
     <w:abstractNumId w:val="0"/>
   </w:num>
-  <w:num w:numId="2">
+  <w:num w:numId="8" w16cid:durableId="2089185903">
+    <w:abstractNumId w:val="10"/>
+  </w:num>
+  <w:num w:numId="9" w16cid:durableId="82149246">
     <w:abstractNumId w:val="2"/>
   </w:num>
-  <w:num w:numId="3">
+  <w:num w:numId="10" w16cid:durableId="1794396863">
+    <w:abstractNumId w:val="6"/>
+  </w:num>
+  <w:num w:numId="11" w16cid:durableId="1412967495">
     <w:abstractNumId w:val="5"/>
-  </w:num>
-  <w:num w:numId="4">
-    <w:abstractNumId w:val="1"/>
-  </w:num>
-  <w:num w:numId="5">
-    <w:abstractNumId w:val="3"/>
-  </w:num>
-  <w:num w:numId="6">
-    <w:abstractNumId w:val="4"/>
   </w:num>
 </w:numbering>
 </file>
 
 <file path=word/styles.xml><?xml version="1.0" encoding="utf-8"?>
-<w:styles xmlns:mc="http://schemas.openxmlformats.org/markup-compatibility/2006" xmlns:r="http://schemas.openxmlformats.org/officeDocument/2006/relationships" xmlns:w="http://schemas.openxmlformats.org/wordprocessingml/2006/main" xmlns:w14="http://schemas.microsoft.com/office/word/2010/wordml" xmlns:w15="http://schemas.microsoft.com/office/word/2012/wordml" xmlns:w16se="http://schemas.microsoft.com/office/word/2015/wordml/symex" mc:Ignorable="w14 w15 w16se">
+<w:styles xmlns:mc="http://schemas.openxmlformats.org/markup-compatibility/2006" xmlns:r="http://schemas.openxmlformats.org/officeDocument/2006/relationships" xmlns:w="http://schemas.openxmlformats.org/wordprocessingml/2006/main" xmlns:w14="http://schemas.microsoft.com/office/word/2010/wordml" xmlns:w15="http://schemas.microsoft.com/office/word/2012/wordml" xmlns:w16cex="http://schemas.microsoft.com/office/word/2018/wordml/cex" xmlns:w16cid="http://schemas.microsoft.com/office/word/2016/wordml/cid" xmlns:w16="http://schemas.microsoft.com/office/word/2018/wordml" xmlns:w16du="http://schemas.microsoft.com/office/word/2023/wordml/word16du" xmlns:w16sdtdh="http://schemas.microsoft.com/office/word/2020/wordml/sdtdatahash" xmlns:w16sdtfl="http://schemas.microsoft.com/office/word/2024/wordml/sdtformatlock" xmlns:w16se="http://schemas.microsoft.com/office/word/2015/wordml/symex" mc:Ignorable="w14 w15 w16se w16cid w16 w16cex w16sdtdh w16sdtfl w16du">
   <w:docDefaults>
     <w:rPrDefault>
       <w:rPr>
@@ -3354,7 +4740,7 @@
     </w:rPrDefault>
     <w:pPrDefault/>
   </w:docDefaults>
-  <w:latentStyles w:defLockedState="0" w:defUIPriority="99" w:defSemiHidden="0" w:defUnhideWhenUsed="0" w:defQFormat="0" w:count="371">
+  <w:latentStyles w:defLockedState="0" w:defUIPriority="99" w:defSemiHidden="0" w:defUnhideWhenUsed="0" w:defQFormat="0" w:count="376">
     <w:lsdException w:name="Normal" w:uiPriority="0" w:qFormat="1"/>
     <w:lsdException w:name="heading 1" w:uiPriority="9" w:qFormat="1"/>
     <w:lsdException w:name="heading 2" w:semiHidden="1" w:uiPriority="9" w:unhideWhenUsed="1" w:qFormat="1"/>
@@ -3726,6 +5112,11 @@
     <w:lsdException w:name="List Table 5 Dark Accent 6" w:uiPriority="50"/>
     <w:lsdException w:name="List Table 6 Colorful Accent 6" w:uiPriority="51"/>
     <w:lsdException w:name="List Table 7 Colorful Accent 6" w:uiPriority="52"/>
+    <w:lsdException w:name="Mention" w:semiHidden="1" w:unhideWhenUsed="1"/>
+    <w:lsdException w:name="Smart Hyperlink" w:semiHidden="1" w:unhideWhenUsed="1"/>
+    <w:lsdException w:name="Hashtag" w:semiHidden="1" w:unhideWhenUsed="1"/>
+    <w:lsdException w:name="Unresolved Mention" w:semiHidden="1" w:unhideWhenUsed="1"/>
+    <w:lsdException w:name="Smart Link" w:semiHidden="1" w:unhideWhenUsed="1"/>
   </w:latentStyles>
   <w:style w:type="paragraph" w:default="1" w:styleId="Normal">
     <w:name w:val="Normal"/>
@@ -3737,6 +5128,29 @@
     <w:rPr>
       <w:sz w:val="22"/>
       <w:szCs w:val="22"/>
+    </w:rPr>
+  </w:style>
+  <w:style w:type="paragraph" w:styleId="Ttulo2">
+    <w:name w:val="heading 2"/>
+    <w:basedOn w:val="Normal"/>
+    <w:next w:val="Normal"/>
+    <w:link w:val="Ttulo2Car"/>
+    <w:uiPriority w:val="9"/>
+    <w:semiHidden/>
+    <w:unhideWhenUsed/>
+    <w:qFormat/>
+    <w:rsid w:val="00011318"/>
+    <w:pPr>
+      <w:keepNext/>
+      <w:keepLines/>
+      <w:spacing w:before="40" w:after="0"/>
+      <w:outlineLvl w:val="1"/>
+    </w:pPr>
+    <w:rPr>
+      <w:rFonts w:asciiTheme="majorHAnsi" w:eastAsiaTheme="majorEastAsia" w:hAnsiTheme="majorHAnsi" w:cstheme="majorBidi"/>
+      <w:color w:val="2F5496" w:themeColor="accent1" w:themeShade="BF"/>
+      <w:sz w:val="26"/>
+      <w:szCs w:val="26"/>
     </w:rPr>
   </w:style>
   <w:style w:type="paragraph" w:styleId="Ttulo3">
@@ -3764,7 +5178,6 @@
   <w:style w:type="character" w:default="1" w:styleId="Fuentedeprrafopredeter">
     <w:name w:val="Default Paragraph Font"/>
     <w:uiPriority w:val="1"/>
-    <w:semiHidden/>
     <w:unhideWhenUsed/>
   </w:style>
   <w:style w:type="table" w:default="1" w:styleId="Tablanormal">
@@ -4035,6 +5448,20 @@
     <w:name w:val="eop"/>
     <w:basedOn w:val="Fuentedeprrafopredeter"/>
     <w:rsid w:val="00B4008E"/>
+  </w:style>
+  <w:style w:type="character" w:customStyle="1" w:styleId="Ttulo2Car">
+    <w:name w:val="Título 2 Car"/>
+    <w:basedOn w:val="Fuentedeprrafopredeter"/>
+    <w:link w:val="Ttulo2"/>
+    <w:uiPriority w:val="9"/>
+    <w:semiHidden/>
+    <w:rsid w:val="00011318"/>
+    <w:rPr>
+      <w:rFonts w:asciiTheme="majorHAnsi" w:eastAsiaTheme="majorEastAsia" w:hAnsiTheme="majorHAnsi" w:cstheme="majorBidi"/>
+      <w:color w:val="2F5496" w:themeColor="accent1" w:themeShade="BF"/>
+      <w:sz w:val="26"/>
+      <w:szCs w:val="26"/>
+    </w:rPr>
   </w:style>
 </w:styles>
 </file>
@@ -4335,6 +5762,25 @@
 </file>
 
 <file path=customXml/item1.xml><?xml version="1.0" encoding="utf-8"?>
+<b:Sources xmlns:b="http://schemas.openxmlformats.org/officeDocument/2006/bibliography" xmlns="http://schemas.openxmlformats.org/officeDocument/2006/bibliography" SelectedStyle="\APASixthEditionOfficeOnline.xsl" StyleName="APA" Version="6"/>
+</file>
+
+<file path=customXml/item2.xml><?xml version="1.0" encoding="utf-8"?>
+<?mso-contentType ?>
+<FormTemplates xmlns="http://schemas.microsoft.com/sharepoint/v3/contenttype/forms">
+  <Display>DocumentLibraryForm</Display>
+  <Edit>DocumentLibraryForm</Edit>
+  <New>DocumentLibraryForm</New>
+</FormTemplates>
+</file>
+
+<file path=customXml/item3.xml><?xml version="1.0" encoding="utf-8"?>
+<p:properties xmlns:p="http://schemas.microsoft.com/office/2006/metadata/properties" xmlns:xsi="http://www.w3.org/2001/XMLSchema-instance" xmlns:pc="http://schemas.microsoft.com/office/infopath/2007/PartnerControls">
+  <documentManagement/>
+</p:properties>
+</file>
+
+<file path=customXml/item4.xml><?xml version="1.0" encoding="utf-8"?>
 <ct:contentTypeSchema xmlns:ct="http://schemas.microsoft.com/office/2006/metadata/contentType" xmlns:ma="http://schemas.microsoft.com/office/2006/metadata/properties/metaAttributes" ct:_="" ma:_="" ma:contentTypeName="Documento" ma:contentTypeID="0x010100E96778489EE7714D8BD12CC105EB918B" ma:contentTypeVersion="2" ma:contentTypeDescription="Crear nuevo documento." ma:contentTypeScope="" ma:versionID="416c5c7ae9b5d54d83875cd3c65194e3">
   <xsd:schema xmlns:xsd="http://www.w3.org/2001/XMLSchema" xmlns:xs="http://www.w3.org/2001/XMLSchema" xmlns:p="http://schemas.microsoft.com/office/2006/metadata/properties" xmlns:ns2="126e8a1c-9ea9-435a-ac89-d06c80d62e30" targetNamespace="http://schemas.microsoft.com/office/2006/metadata/properties" ma:root="true" ma:fieldsID="70a237c842677bd850644f8595079f5e" ns2:_="">
     <xsd:import namespace="126e8a1c-9ea9-435a-ac89-d06c80d62e30"/>
@@ -4466,26 +5912,32 @@
 </ct:contentTypeSchema>
 </file>
 
-<file path=customXml/item2.xml><?xml version="1.0" encoding="utf-8"?>
-<p:properties xmlns:p="http://schemas.microsoft.com/office/2006/metadata/properties" xmlns:xsi="http://www.w3.org/2001/XMLSchema-instance" xmlns:pc="http://schemas.microsoft.com/office/infopath/2007/PartnerControls">
-  <documentManagement/>
-</p:properties>
+<file path=customXml/itemProps1.xml><?xml version="1.0" encoding="utf-8"?>
+<ds:datastoreItem xmlns:ds="http://schemas.openxmlformats.org/officeDocument/2006/customXml" ds:itemID="{BDCED711-E314-4C22-B587-D275DD8897EC}">
+  <ds:schemaRefs>
+    <ds:schemaRef ds:uri="http://schemas.openxmlformats.org/officeDocument/2006/bibliography"/>
+  </ds:schemaRefs>
+</ds:datastoreItem>
 </file>
 
-<file path=customXml/item3.xml><?xml version="1.0" encoding="utf-8"?>
-<?mso-contentType ?>
-<FormTemplates xmlns="http://schemas.microsoft.com/sharepoint/v3/contenttype/forms">
-  <Display>DocumentLibraryForm</Display>
-  <Edit>DocumentLibraryForm</Edit>
-  <New>DocumentLibraryForm</New>
-</FormTemplates>
+<file path=customXml/itemProps2.xml><?xml version="1.0" encoding="utf-8"?>
+<ds:datastoreItem xmlns:ds="http://schemas.openxmlformats.org/officeDocument/2006/customXml" ds:itemID="{DB26575A-B7B3-4412-B642-D3B0845180CC}">
+  <ds:schemaRefs>
+    <ds:schemaRef ds:uri="http://schemas.microsoft.com/sharepoint/v3/contenttype/forms"/>
+  </ds:schemaRefs>
+</ds:datastoreItem>
 </file>
 
-<file path=customXml/item4.xml><?xml version="1.0" encoding="utf-8"?>
-<b:Sources xmlns:b="http://schemas.openxmlformats.org/officeDocument/2006/bibliography" xmlns="http://schemas.openxmlformats.org/officeDocument/2006/bibliography" SelectedStyle="\APASixthEditionOfficeOnline.xsl" StyleName="APA" Version="6"/>
+<file path=customXml/itemProps3.xml><?xml version="1.0" encoding="utf-8"?>
+<ds:datastoreItem xmlns:ds="http://schemas.openxmlformats.org/officeDocument/2006/customXml" ds:itemID="{372B79FC-6971-4544-98C5-83069028712A}">
+  <ds:schemaRefs>
+    <ds:schemaRef ds:uri="http://schemas.microsoft.com/office/2006/metadata/properties"/>
+    <ds:schemaRef ds:uri="http://schemas.microsoft.com/office/infopath/2007/PartnerControls"/>
+  </ds:schemaRefs>
+</ds:datastoreItem>
 </file>
 
-<file path=customXml/itemProps1.xml><?xml version="1.0" encoding="utf-8"?>
+<file path=customXml/itemProps4.xml><?xml version="1.0" encoding="utf-8"?>
 <ds:datastoreItem xmlns:ds="http://schemas.openxmlformats.org/officeDocument/2006/customXml" ds:itemID="{1A4E63CB-0BBC-477D-B96D-0B1E89CFECED}">
   <ds:schemaRefs>
     <ds:schemaRef ds:uri="http://schemas.microsoft.com/office/2006/metadata/contentType"/>
@@ -4501,36 +5953,4 @@
     <ds:schemaRef ds:uri="http://schemas.microsoft.com/internal/obd"/>
   </ds:schemaRefs>
 </ds:datastoreItem>
-</file>
-
-<file path=customXml/itemProps2.xml><?xml version="1.0" encoding="utf-8"?>
-<ds:datastoreItem xmlns:ds="http://schemas.openxmlformats.org/officeDocument/2006/customXml" ds:itemID="{372B79FC-6971-4544-98C5-83069028712A}">
-  <ds:schemaRefs>
-    <ds:schemaRef ds:uri="http://purl.org/dc/dcmitype/"/>
-    <ds:schemaRef ds:uri="http://purl.org/dc/elements/1.1/"/>
-    <ds:schemaRef ds:uri="http://www.w3.org/XML/1998/namespace"/>
-    <ds:schemaRef ds:uri="126e8a1c-9ea9-435a-ac89-d06c80d62e30"/>
-    <ds:schemaRef ds:uri="http://schemas.microsoft.com/office/2006/documentManagement/types"/>
-    <ds:schemaRef ds:uri="http://purl.org/dc/terms/"/>
-    <ds:schemaRef ds:uri="http://schemas.microsoft.com/office/infopath/2007/PartnerControls"/>
-    <ds:schemaRef ds:uri="http://schemas.openxmlformats.org/package/2006/metadata/core-properties"/>
-    <ds:schemaRef ds:uri="http://schemas.microsoft.com/office/2006/metadata/properties"/>
-  </ds:schemaRefs>
-</ds:datastoreItem>
-</file>
-
-<file path=customXml/itemProps3.xml><?xml version="1.0" encoding="utf-8"?>
-<ds:datastoreItem xmlns:ds="http://schemas.openxmlformats.org/officeDocument/2006/customXml" ds:itemID="{DB26575A-B7B3-4412-B642-D3B0845180CC}">
-  <ds:schemaRefs>
-    <ds:schemaRef ds:uri="http://schemas.microsoft.com/sharepoint/v3/contenttype/forms"/>
-  </ds:schemaRefs>
-</ds:datastoreItem>
-</file>
-
-<file path=customXml/itemProps4.xml><?xml version="1.0" encoding="utf-8"?>
-<ds:datastoreItem xmlns:ds="http://schemas.openxmlformats.org/officeDocument/2006/customXml" ds:itemID="{BDCED711-E314-4C22-B587-D275DD8897EC}">
-  <ds:schemaRefs>
-    <ds:schemaRef ds:uri="http://schemas.openxmlformats.org/officeDocument/2006/bibliography"/>
-  </ds:schemaRefs>
-</ds:datastoreItem>
 </file>
--- a/fase2/Evidencias Grupales/2.6_GuiaEstudiante_Fase 2_Informe Final Proyecto APT.docx
+++ b/fase2/Evidencias Grupales/2.6_GuiaEstudiante_Fase 2_Informe Final Proyecto APT.docx
@@ -1393,17 +1393,6 @@
                 <w:szCs w:val="20"/>
               </w:rPr>
               <w:br/>
-            </w:r>
-            <w:r>
-              <w:rPr>
-                <w:rFonts w:ascii="Calibri" w:hAnsi="Calibri" w:cs="Arial"/>
-                <w:b/>
-                <w:bCs/>
-                <w:i/>
-                <w:color w:val="0070C0"/>
-                <w:sz w:val="18"/>
-                <w:szCs w:val="20"/>
-              </w:rPr>
               <w:t>la dispersión de información sobre eventos culturales, educativos, recreativos y comunitarios.</w:t>
             </w:r>
           </w:p>
@@ -1428,7 +1417,31 @@
                 <w:sz w:val="18"/>
                 <w:szCs w:val="20"/>
               </w:rPr>
-              <w:t>Actualmente, los eventos locales se publican de forma fragmentada en redes sociales, sitios web, Instagram, afiches en la calle y plataformas aisladas. Esto genera:</w:t>
+              <w:t xml:space="preserve">Actualmente, los eventos locales se publican de forma fragmentada en redes sociales, sitios web, Instagram, afiches en la calle y plataformas aisladas. </w:t>
+            </w:r>
+          </w:p>
+          <w:p>
+            <w:pPr>
+              <w:pStyle w:val="paragraph"/>
+              <w:spacing w:before="0" w:beforeAutospacing="0" w:after="0" w:afterAutospacing="0"/>
+              <w:textAlignment w:val="baseline"/>
+              <w:rPr>
+                <w:rFonts w:ascii="Calibri" w:hAnsi="Calibri" w:cs="Arial"/>
+                <w:i/>
+                <w:color w:val="0070C0"/>
+                <w:sz w:val="18"/>
+                <w:szCs w:val="20"/>
+              </w:rPr>
+            </w:pPr>
+            <w:r>
+              <w:rPr>
+                <w:rFonts w:ascii="Calibri" w:hAnsi="Calibri" w:cs="Arial"/>
+                <w:i/>
+                <w:color w:val="0070C0"/>
+                <w:sz w:val="18"/>
+                <w:szCs w:val="20"/>
+              </w:rPr>
+              <w:t>Esto genera:</w:t>
             </w:r>
           </w:p>
           <w:p>
@@ -1531,46 +1544,12 @@
             <w:r>
               <w:rPr>
                 <w:rFonts w:ascii="Calibri" w:hAnsi="Calibri" w:cs="Arial"/>
-                <w:b/>
-                <w:bCs/>
-                <w:i/>
-                <w:color w:val="0070C0"/>
-                <w:sz w:val="18"/>
-                <w:szCs w:val="20"/>
-              </w:rPr>
-              <w:t>EventRadar</w:t>
-            </w:r>
-            <w:r>
-              <w:rPr>
-                <w:rFonts w:ascii="Calibri" w:hAnsi="Calibri" w:cs="Arial"/>
-                <w:i/>
-                <w:color w:val="0070C0"/>
-                <w:sz w:val="18"/>
-                <w:szCs w:val="20"/>
-              </w:rPr>
-              <w:t xml:space="preserve"> se enfoca inicialmente en </w:t>
-            </w:r>
-            <w:r>
-              <w:rPr>
-                <w:rFonts w:ascii="Calibri" w:hAnsi="Calibri" w:cs="Arial"/>
-                <w:b/>
-                <w:bCs/>
-                <w:i/>
-                <w:color w:val="0070C0"/>
-                <w:sz w:val="18"/>
-                <w:szCs w:val="20"/>
-              </w:rPr>
-              <w:t>Viña del Mar</w:t>
-            </w:r>
-            <w:r>
-              <w:rPr>
-                <w:rFonts w:ascii="Calibri" w:hAnsi="Calibri" w:cs="Arial"/>
-                <w:i/>
-                <w:color w:val="0070C0"/>
-                <w:sz w:val="18"/>
-                <w:szCs w:val="20"/>
-              </w:rPr>
-              <w:t>, una ciudad con alta actividad turística, cultural y estudiantil, por lo que centralizar esta información aporta un valor real a la comunidad.</w:t>
+                <w:i/>
+                <w:color w:val="0070C0"/>
+                <w:sz w:val="18"/>
+                <w:szCs w:val="20"/>
+              </w:rPr>
+              <w:t>EventRadar se enfoca inicialmente en Viña del Mar, una ciudad con alta actividad turística, cultural y estudiantil, por lo que centralizar esta información aporta un valor real a la comunidad.</w:t>
             </w:r>
           </w:p>
           <w:p>
@@ -1580,19 +1559,15 @@
               <w:textAlignment w:val="baseline"/>
               <w:rPr>
                 <w:rFonts w:ascii="Calibri" w:hAnsi="Calibri" w:cs="Arial"/>
-                <w:b/>
-                <w:bCs/>
-                <w:i/>
-                <w:color w:val="0070C0"/>
-                <w:sz w:val="18"/>
-                <w:szCs w:val="20"/>
-              </w:rPr>
-            </w:pPr>
-            <w:r>
-              <w:rPr>
-                <w:rFonts w:ascii="Calibri" w:hAnsi="Calibri" w:cs="Arial"/>
-                <w:b/>
-                <w:bCs/>
+                <w:i/>
+                <w:color w:val="0070C0"/>
+                <w:sz w:val="18"/>
+                <w:szCs w:val="20"/>
+              </w:rPr>
+            </w:pPr>
+            <w:r>
+              <w:rPr>
+                <w:rFonts w:ascii="Calibri" w:hAnsi="Calibri" w:cs="Arial"/>
                 <w:i/>
                 <w:color w:val="0070C0"/>
                 <w:sz w:val="18"/>
@@ -1621,24 +1596,12 @@
             <w:r>
               <w:rPr>
                 <w:rFonts w:ascii="Calibri" w:hAnsi="Calibri" w:cs="Arial"/>
-                <w:b/>
-                <w:bCs/>
-                <w:i/>
-                <w:color w:val="0070C0"/>
-                <w:sz w:val="18"/>
-                <w:szCs w:val="20"/>
-              </w:rPr>
-              <w:t>Ciudadanos y turistas:</w:t>
-            </w:r>
-            <w:r>
-              <w:rPr>
-                <w:rFonts w:ascii="Calibri" w:hAnsi="Calibri" w:cs="Arial"/>
-                <w:i/>
-                <w:color w:val="0070C0"/>
-                <w:sz w:val="18"/>
-                <w:szCs w:val="20"/>
-              </w:rPr>
-              <w:t xml:space="preserve"> mejor acceso a actividades cercanas.</w:t>
+                <w:i/>
+                <w:color w:val="0070C0"/>
+                <w:sz w:val="18"/>
+                <w:szCs w:val="20"/>
+              </w:rPr>
+              <w:t>Ciudadanos y turistas: mejor acceso a actividades cercanas.</w:t>
             </w:r>
           </w:p>
           <w:p>
@@ -1661,24 +1624,12 @@
             <w:r>
               <w:rPr>
                 <w:rFonts w:ascii="Calibri" w:hAnsi="Calibri" w:cs="Arial"/>
-                <w:b/>
-                <w:bCs/>
-                <w:i/>
-                <w:color w:val="0070C0"/>
-                <w:sz w:val="18"/>
-                <w:szCs w:val="20"/>
-              </w:rPr>
-              <w:t>Organizadores:</w:t>
-            </w:r>
-            <w:r>
-              <w:rPr>
-                <w:rFonts w:ascii="Calibri" w:hAnsi="Calibri" w:cs="Arial"/>
-                <w:i/>
-                <w:color w:val="0070C0"/>
-                <w:sz w:val="18"/>
-                <w:szCs w:val="20"/>
-              </w:rPr>
-              <w:t xml:space="preserve"> más difusión sin depender solo de redes sociales.</w:t>
+                <w:i/>
+                <w:color w:val="0070C0"/>
+                <w:sz w:val="18"/>
+                <w:szCs w:val="20"/>
+              </w:rPr>
+              <w:t>Organizadores: más difusión sin depender solo de redes sociales.</w:t>
             </w:r>
           </w:p>
           <w:p>
@@ -1701,24 +1652,12 @@
             <w:r>
               <w:rPr>
                 <w:rFonts w:ascii="Calibri" w:hAnsi="Calibri" w:cs="Arial"/>
-                <w:b/>
-                <w:bCs/>
-                <w:i/>
-                <w:color w:val="0070C0"/>
-                <w:sz w:val="18"/>
-                <w:szCs w:val="20"/>
-              </w:rPr>
-              <w:t>Municipalidades y centros culturales:</w:t>
-            </w:r>
-            <w:r>
-              <w:rPr>
-                <w:rFonts w:ascii="Calibri" w:hAnsi="Calibri" w:cs="Arial"/>
-                <w:i/>
-                <w:color w:val="0070C0"/>
-                <w:sz w:val="18"/>
-                <w:szCs w:val="20"/>
-              </w:rPr>
-              <w:t xml:space="preserve"> una vía válida para promover panoramas.</w:t>
+                <w:i/>
+                <w:color w:val="0070C0"/>
+                <w:sz w:val="18"/>
+                <w:szCs w:val="20"/>
+              </w:rPr>
+              <w:t>Municipalidades y centros culturales: una vía válida para promover panoramas.</w:t>
             </w:r>
           </w:p>
           <w:p>
@@ -1741,24 +1680,12 @@
             <w:r>
               <w:rPr>
                 <w:rFonts w:ascii="Calibri" w:hAnsi="Calibri" w:cs="Arial"/>
-                <w:b/>
-                <w:bCs/>
-                <w:i/>
-                <w:color w:val="0070C0"/>
-                <w:sz w:val="18"/>
-                <w:szCs w:val="20"/>
-              </w:rPr>
-              <w:t>Estudiantes:</w:t>
-            </w:r>
-            <w:r>
-              <w:rPr>
-                <w:rFonts w:ascii="Calibri" w:hAnsi="Calibri" w:cs="Arial"/>
-                <w:i/>
-                <w:color w:val="0070C0"/>
-                <w:sz w:val="18"/>
-                <w:szCs w:val="20"/>
-              </w:rPr>
-              <w:t xml:space="preserve"> tecnología moderna que facilita descubrimiento de eventos.</w:t>
+                <w:i/>
+                <w:color w:val="0070C0"/>
+                <w:sz w:val="18"/>
+                <w:szCs w:val="20"/>
+              </w:rPr>
+              <w:t>Estudiantes: tecnología moderna que facilita descubrimiento de eventos.</w:t>
             </w:r>
           </w:p>
           <w:p>
@@ -1768,19 +1695,15 @@
               <w:textAlignment w:val="baseline"/>
               <w:rPr>
                 <w:rFonts w:ascii="Calibri" w:hAnsi="Calibri" w:cs="Arial"/>
-                <w:b/>
-                <w:bCs/>
-                <w:i/>
-                <w:color w:val="0070C0"/>
-                <w:sz w:val="18"/>
-                <w:szCs w:val="20"/>
-              </w:rPr>
-            </w:pPr>
-            <w:r>
-              <w:rPr>
-                <w:rFonts w:ascii="Calibri" w:hAnsi="Calibri" w:cs="Arial"/>
-                <w:b/>
-                <w:bCs/>
+                <w:i/>
+                <w:color w:val="0070C0"/>
+                <w:sz w:val="18"/>
+                <w:szCs w:val="20"/>
+              </w:rPr>
+            </w:pPr>
+            <w:r>
+              <w:rPr>
+                <w:rFonts w:ascii="Calibri" w:hAnsi="Calibri" w:cs="Arial"/>
                 <w:i/>
                 <w:color w:val="0070C0"/>
                 <w:sz w:val="18"/>
@@ -1810,29 +1733,7 @@
                 <w:sz w:val="18"/>
                 <w:szCs w:val="20"/>
               </w:rPr>
-              <w:t xml:space="preserve">El proyecto entrega un </w:t>
-            </w:r>
-            <w:r>
-              <w:rPr>
-                <w:rFonts w:ascii="Calibri" w:hAnsi="Calibri" w:cs="Arial"/>
-                <w:b/>
-                <w:bCs/>
-                <w:i/>
-                <w:color w:val="0070C0"/>
-                <w:sz w:val="18"/>
-                <w:szCs w:val="20"/>
-              </w:rPr>
-              <w:t>mapa interactivo</w:t>
-            </w:r>
-            <w:r>
-              <w:rPr>
-                <w:rFonts w:ascii="Calibri" w:hAnsi="Calibri" w:cs="Arial"/>
-                <w:i/>
-                <w:color w:val="0070C0"/>
-                <w:sz w:val="18"/>
-                <w:szCs w:val="20"/>
-              </w:rPr>
-              <w:t xml:space="preserve"> que muestra los eventos actuales y futuros, integrando:</w:t>
+              <w:t>El proyecto entrega un mapa interactivo que muestra los eventos actuales y futuros, integrando:</w:t>
             </w:r>
           </w:p>
           <w:p>
@@ -2071,13 +1972,348 @@
           </w:tcPr>
           <w:p>
             <w:pPr>
-              <w:pStyle w:val="Prrafodelista"/>
+              <w:rPr>
+                <w:rFonts w:ascii="Calibri" w:hAnsi="Calibri" w:cs="Arial"/>
+                <w:i/>
+                <w:color w:val="0070C0"/>
+                <w:sz w:val="18"/>
+                <w:szCs w:val="20"/>
+                <w:lang w:eastAsia="es-CL"/>
+              </w:rPr>
+            </w:pPr>
+            <w:r>
+              <w:rPr>
+                <w:rFonts w:ascii="Calibri" w:hAnsi="Calibri" w:cs="Arial"/>
+                <w:i/>
+                <w:color w:val="0070C0"/>
+                <w:sz w:val="18"/>
+                <w:szCs w:val="20"/>
+                <w:lang w:eastAsia="es-CL"/>
+              </w:rPr>
+              <w:t>Desarrollar EventRadar, una aplicación móvil que permite visualizar eventos locales en un mapa interactivo, integrando autenticación, base de datos, IA, APIs externas y funcionalidades para mejorar el acceso a la información ciudadana.</w:t>
+            </w:r>
+          </w:p>
+          <w:p>
+            <w:pPr>
+              <w:rPr>
+                <w:rFonts w:ascii="Calibri" w:hAnsi="Calibri" w:cs="Arial"/>
+                <w:b/>
+                <w:bCs/>
+                <w:i/>
+                <w:color w:val="0070C0"/>
+                <w:sz w:val="18"/>
+                <w:szCs w:val="20"/>
+                <w:lang w:eastAsia="es-CL"/>
+              </w:rPr>
+            </w:pPr>
+            <w:r>
+              <w:rPr>
+                <w:rFonts w:ascii="Calibri" w:hAnsi="Calibri" w:cs="Arial"/>
+                <w:b/>
+                <w:bCs/>
+                <w:i/>
+                <w:color w:val="0070C0"/>
+                <w:sz w:val="18"/>
+                <w:szCs w:val="20"/>
+                <w:lang w:eastAsia="es-CL"/>
+              </w:rPr>
+              <w:t>Objetivos Específicos</w:t>
+            </w:r>
+          </w:p>
+          <w:p>
+            <w:pPr>
               <w:numPr>
                 <w:ilvl w:val="0"/>
-                <w:numId w:val="1"/>
+                <w:numId w:val="12"/>
               </w:numPr>
-              <w:spacing w:after="0" w:line="240" w:lineRule="auto"/>
-              <w:ind w:left="314" w:hanging="284"/>
+              <w:rPr>
+                <w:rFonts w:ascii="Calibri" w:hAnsi="Calibri" w:cs="Arial"/>
+                <w:i/>
+                <w:color w:val="0070C0"/>
+                <w:sz w:val="18"/>
+                <w:szCs w:val="20"/>
+                <w:lang w:eastAsia="es-CL"/>
+              </w:rPr>
+            </w:pPr>
+            <w:r>
+              <w:rPr>
+                <w:rFonts w:ascii="Calibri" w:hAnsi="Calibri" w:cs="Arial"/>
+                <w:i/>
+                <w:color w:val="0070C0"/>
+                <w:sz w:val="18"/>
+                <w:szCs w:val="20"/>
+                <w:lang w:eastAsia="es-CL"/>
+              </w:rPr>
+              <w:t>Diseñar la arquitectura full-</w:t>
+            </w:r>
+            <w:proofErr w:type="spellStart"/>
+            <w:r>
+              <w:rPr>
+                <w:rFonts w:ascii="Calibri" w:hAnsi="Calibri" w:cs="Arial"/>
+                <w:i/>
+                <w:color w:val="0070C0"/>
+                <w:sz w:val="18"/>
+                <w:szCs w:val="20"/>
+                <w:lang w:eastAsia="es-CL"/>
+              </w:rPr>
+              <w:t>stack</w:t>
+            </w:r>
+            <w:proofErr w:type="spellEnd"/>
+            <w:r>
+              <w:rPr>
+                <w:rFonts w:ascii="Calibri" w:hAnsi="Calibri" w:cs="Arial"/>
+                <w:i/>
+                <w:color w:val="0070C0"/>
+                <w:sz w:val="18"/>
+                <w:szCs w:val="20"/>
+                <w:lang w:eastAsia="es-CL"/>
+              </w:rPr>
+              <w:t xml:space="preserve"> y el modelo de datos en </w:t>
+            </w:r>
+            <w:proofErr w:type="spellStart"/>
+            <w:r>
+              <w:rPr>
+                <w:rFonts w:ascii="Calibri" w:hAnsi="Calibri" w:cs="Arial"/>
+                <w:i/>
+                <w:color w:val="0070C0"/>
+                <w:sz w:val="18"/>
+                <w:szCs w:val="20"/>
+                <w:lang w:eastAsia="es-CL"/>
+              </w:rPr>
+              <w:t>Supabase</w:t>
+            </w:r>
+            <w:proofErr w:type="spellEnd"/>
+            <w:r>
+              <w:rPr>
+                <w:rFonts w:ascii="Calibri" w:hAnsi="Calibri" w:cs="Arial"/>
+                <w:i/>
+                <w:color w:val="0070C0"/>
+                <w:sz w:val="18"/>
+                <w:szCs w:val="20"/>
+                <w:lang w:eastAsia="es-CL"/>
+              </w:rPr>
+              <w:t>.</w:t>
+            </w:r>
+          </w:p>
+          <w:p>
+            <w:pPr>
+              <w:numPr>
+                <w:ilvl w:val="0"/>
+                <w:numId w:val="12"/>
+              </w:numPr>
+              <w:rPr>
+                <w:rFonts w:ascii="Calibri" w:hAnsi="Calibri" w:cs="Arial"/>
+                <w:i/>
+                <w:color w:val="0070C0"/>
+                <w:sz w:val="18"/>
+                <w:szCs w:val="20"/>
+                <w:lang w:eastAsia="es-CL"/>
+              </w:rPr>
+            </w:pPr>
+            <w:r>
+              <w:rPr>
+                <w:rFonts w:ascii="Calibri" w:hAnsi="Calibri" w:cs="Arial"/>
+                <w:i/>
+                <w:color w:val="0070C0"/>
+                <w:sz w:val="18"/>
+                <w:szCs w:val="20"/>
+                <w:lang w:eastAsia="es-CL"/>
+              </w:rPr>
+              <w:t>Implementar el mapa interactivo con filtros y geolocalización.</w:t>
+            </w:r>
+          </w:p>
+          <w:p>
+            <w:pPr>
+              <w:numPr>
+                <w:ilvl w:val="0"/>
+                <w:numId w:val="12"/>
+              </w:numPr>
+              <w:rPr>
+                <w:rFonts w:ascii="Calibri" w:hAnsi="Calibri" w:cs="Arial"/>
+                <w:i/>
+                <w:color w:val="0070C0"/>
+                <w:sz w:val="18"/>
+                <w:szCs w:val="20"/>
+                <w:lang w:eastAsia="es-CL"/>
+              </w:rPr>
+            </w:pPr>
+            <w:r>
+              <w:rPr>
+                <w:rFonts w:ascii="Calibri" w:hAnsi="Calibri" w:cs="Arial"/>
+                <w:i/>
+                <w:color w:val="0070C0"/>
+                <w:sz w:val="18"/>
+                <w:szCs w:val="20"/>
+                <w:lang w:eastAsia="es-CL"/>
+              </w:rPr>
+              <w:t>Incorporar autenticación y roles de usuario (usuario, organizador, administrador).</w:t>
+            </w:r>
+          </w:p>
+          <w:p>
+            <w:pPr>
+              <w:numPr>
+                <w:ilvl w:val="0"/>
+                <w:numId w:val="12"/>
+              </w:numPr>
+              <w:rPr>
+                <w:rFonts w:ascii="Calibri" w:hAnsi="Calibri" w:cs="Arial"/>
+                <w:i/>
+                <w:color w:val="0070C0"/>
+                <w:sz w:val="18"/>
+                <w:szCs w:val="20"/>
+                <w:lang w:eastAsia="es-CL"/>
+              </w:rPr>
+            </w:pPr>
+            <w:r>
+              <w:rPr>
+                <w:rFonts w:ascii="Calibri" w:hAnsi="Calibri" w:cs="Arial"/>
+                <w:i/>
+                <w:color w:val="0070C0"/>
+                <w:sz w:val="18"/>
+                <w:szCs w:val="20"/>
+                <w:lang w:eastAsia="es-CL"/>
+              </w:rPr>
+              <w:t>Desarrollar favoritos, alertas y notificaciones.</w:t>
+            </w:r>
+          </w:p>
+          <w:p>
+            <w:pPr>
+              <w:numPr>
+                <w:ilvl w:val="0"/>
+                <w:numId w:val="12"/>
+              </w:numPr>
+              <w:rPr>
+                <w:rFonts w:ascii="Calibri" w:hAnsi="Calibri" w:cs="Arial"/>
+                <w:i/>
+                <w:color w:val="0070C0"/>
+                <w:sz w:val="18"/>
+                <w:szCs w:val="20"/>
+                <w:lang w:eastAsia="es-CL"/>
+              </w:rPr>
+            </w:pPr>
+            <w:r>
+              <w:rPr>
+                <w:rFonts w:ascii="Calibri" w:hAnsi="Calibri" w:cs="Arial"/>
+                <w:i/>
+                <w:color w:val="0070C0"/>
+                <w:sz w:val="18"/>
+                <w:szCs w:val="20"/>
+                <w:lang w:eastAsia="es-CL"/>
+              </w:rPr>
+              <w:t>Integrar IA para clasificar eventos y generar resúmenes automáticos.</w:t>
+            </w:r>
+          </w:p>
+          <w:p>
+            <w:pPr>
+              <w:numPr>
+                <w:ilvl w:val="0"/>
+                <w:numId w:val="12"/>
+              </w:numPr>
+              <w:rPr>
+                <w:rFonts w:ascii="Calibri" w:hAnsi="Calibri" w:cs="Arial"/>
+                <w:i/>
+                <w:color w:val="0070C0"/>
+                <w:sz w:val="18"/>
+                <w:szCs w:val="20"/>
+                <w:lang w:eastAsia="es-CL"/>
+              </w:rPr>
+            </w:pPr>
+            <w:r>
+              <w:rPr>
+                <w:rFonts w:ascii="Calibri" w:hAnsi="Calibri" w:cs="Arial"/>
+                <w:i/>
+                <w:color w:val="0070C0"/>
+                <w:sz w:val="18"/>
+                <w:szCs w:val="20"/>
+                <w:lang w:eastAsia="es-CL"/>
+              </w:rPr>
+              <w:t>Utilizar APIs externas para importar eventos y ubicaciones.</w:t>
+            </w:r>
+          </w:p>
+          <w:p>
+            <w:pPr>
+              <w:numPr>
+                <w:ilvl w:val="0"/>
+                <w:numId w:val="12"/>
+              </w:numPr>
+              <w:rPr>
+                <w:rFonts w:ascii="Calibri" w:hAnsi="Calibri" w:cs="Arial"/>
+                <w:i/>
+                <w:color w:val="0070C0"/>
+                <w:sz w:val="18"/>
+                <w:szCs w:val="20"/>
+                <w:lang w:eastAsia="es-CL"/>
+              </w:rPr>
+            </w:pPr>
+            <w:r>
+              <w:rPr>
+                <w:rFonts w:ascii="Calibri" w:hAnsi="Calibri" w:cs="Arial"/>
+                <w:i/>
+                <w:color w:val="0070C0"/>
+                <w:sz w:val="18"/>
+                <w:szCs w:val="20"/>
+                <w:lang w:eastAsia="es-CL"/>
+              </w:rPr>
+              <w:t>Realizar pruebas de calidad y optimizar el rendimiento.</w:t>
+            </w:r>
+          </w:p>
+          <w:p>
+            <w:pPr>
+              <w:numPr>
+                <w:ilvl w:val="0"/>
+                <w:numId w:val="12"/>
+              </w:numPr>
+              <w:rPr>
+                <w:rFonts w:ascii="Calibri" w:hAnsi="Calibri" w:cs="Arial"/>
+                <w:i/>
+                <w:color w:val="0070C0"/>
+                <w:sz w:val="18"/>
+                <w:szCs w:val="20"/>
+                <w:lang w:eastAsia="es-CL"/>
+              </w:rPr>
+            </w:pPr>
+            <w:r>
+              <w:rPr>
+                <w:rFonts w:ascii="Calibri" w:hAnsi="Calibri" w:cs="Arial"/>
+                <w:i/>
+                <w:color w:val="0070C0"/>
+                <w:sz w:val="18"/>
+                <w:szCs w:val="20"/>
+                <w:lang w:eastAsia="es-CL"/>
+              </w:rPr>
+              <w:lastRenderedPageBreak/>
+              <w:t>Gestionar el proyecto con metodología ágil Scrum.</w:t>
+            </w:r>
+          </w:p>
+          <w:p>
+            <w:pPr>
+              <w:numPr>
+                <w:ilvl w:val="0"/>
+                <w:numId w:val="12"/>
+              </w:numPr>
+              <w:rPr>
+                <w:rFonts w:ascii="Calibri" w:hAnsi="Calibri" w:cs="Arial"/>
+                <w:i/>
+                <w:color w:val="0070C0"/>
+                <w:sz w:val="18"/>
+                <w:szCs w:val="20"/>
+                <w:lang w:eastAsia="es-CL"/>
+              </w:rPr>
+            </w:pPr>
+            <w:r>
+              <w:rPr>
+                <w:rFonts w:ascii="Calibri" w:hAnsi="Calibri" w:cs="Arial"/>
+                <w:i/>
+                <w:color w:val="0070C0"/>
+                <w:sz w:val="18"/>
+                <w:szCs w:val="20"/>
+                <w:lang w:eastAsia="es-CL"/>
+              </w:rPr>
+              <w:t>Documentar y presentar el MVP funcional.</w:t>
+            </w:r>
+          </w:p>
+          <w:p>
+            <w:pPr>
               <w:jc w:val="both"/>
               <w:rPr>
                 <w:rFonts w:ascii="Calibri" w:hAnsi="Calibri" w:cs="Arial"/>
@@ -2088,42 +2324,6 @@
                 <w:lang w:eastAsia="es-CL"/>
               </w:rPr>
             </w:pPr>
-            <w:r>
-              <w:rPr>
-                <w:rFonts w:ascii="Calibri" w:hAnsi="Calibri" w:cs="Arial"/>
-                <w:i/>
-                <w:color w:val="0070C0"/>
-                <w:sz w:val="18"/>
-                <w:szCs w:val="20"/>
-                <w:lang w:eastAsia="es-CL"/>
-              </w:rPr>
-              <w:t>Objetivo general y específicos.</w:t>
-            </w:r>
-          </w:p>
-          <w:p>
-            <w:pPr>
-              <w:pStyle w:val="Prrafodelista"/>
-              <w:jc w:val="both"/>
-              <w:rPr>
-                <w:rFonts w:ascii="Calibri" w:hAnsi="Calibri" w:cs="Arial"/>
-                <w:i/>
-                <w:color w:val="0070C0"/>
-                <w:sz w:val="18"/>
-                <w:szCs w:val="20"/>
-                <w:lang w:eastAsia="es-CL"/>
-              </w:rPr>
-            </w:pPr>
-            <w:r>
-              <w:rPr>
-                <w:rFonts w:ascii="Calibri" w:hAnsi="Calibri" w:cs="Arial"/>
-                <w:i/>
-                <w:color w:val="0070C0"/>
-                <w:sz w:val="18"/>
-                <w:szCs w:val="20"/>
-                <w:lang w:eastAsia="es-CL"/>
-              </w:rPr>
-              <w:t>¿Cuál es el objetivo general de tu Proyecto APT? ¿Cuáles son los objetivos específicos de tu Proyecto APT?</w:t>
-            </w:r>
           </w:p>
         </w:tc>
       </w:tr>
@@ -2147,6 +2347,7 @@
                 <w:color w:val="1F3864" w:themeColor="accent1" w:themeShade="80"/>
                 <w:sz w:val="18"/>
               </w:rPr>
+              <w:lastRenderedPageBreak/>
               <w:t>3. Metodología</w:t>
             </w:r>
           </w:p>
@@ -2158,104 +2359,345 @@
           </w:tcPr>
           <w:p>
             <w:pPr>
-              <w:pStyle w:val="Prrafodelista"/>
+              <w:rPr>
+                <w:rFonts w:ascii="Calibri" w:hAnsi="Calibri" w:cs="Arial"/>
+                <w:i/>
+                <w:color w:val="0070C0"/>
+                <w:sz w:val="18"/>
+                <w:szCs w:val="20"/>
+                <w:lang w:eastAsia="es-CL"/>
+              </w:rPr>
+            </w:pPr>
+            <w:r>
+              <w:rPr>
+                <w:rFonts w:ascii="Calibri" w:hAnsi="Calibri" w:cs="Arial"/>
+                <w:i/>
+                <w:color w:val="0070C0"/>
+                <w:sz w:val="18"/>
+                <w:szCs w:val="20"/>
+                <w:lang w:eastAsia="es-CL"/>
+              </w:rPr>
+              <w:t xml:space="preserve">Se utilizó una metodología ágil basada en Scrum, adaptada a un equipo de tres integrantes. Trabajamos mediante </w:t>
+            </w:r>
+            <w:proofErr w:type="spellStart"/>
+            <w:r>
+              <w:rPr>
+                <w:rFonts w:ascii="Calibri" w:hAnsi="Calibri" w:cs="Arial"/>
+                <w:i/>
+                <w:color w:val="0070C0"/>
+                <w:sz w:val="18"/>
+                <w:szCs w:val="20"/>
+                <w:lang w:eastAsia="es-CL"/>
+              </w:rPr>
+              <w:t>sprints</w:t>
+            </w:r>
+            <w:proofErr w:type="spellEnd"/>
+            <w:r>
+              <w:rPr>
+                <w:rFonts w:ascii="Calibri" w:hAnsi="Calibri" w:cs="Arial"/>
+                <w:i/>
+                <w:color w:val="0070C0"/>
+                <w:sz w:val="18"/>
+                <w:szCs w:val="20"/>
+                <w:lang w:eastAsia="es-CL"/>
+              </w:rPr>
+              <w:t xml:space="preserve"> semanales, cada uno con objetivos claros y entregables funcionales.</w:t>
+            </w:r>
+          </w:p>
+          <w:p>
+            <w:pPr>
+              <w:rPr>
+                <w:rFonts w:ascii="Calibri" w:hAnsi="Calibri" w:cs="Arial"/>
+                <w:i/>
+                <w:color w:val="0070C0"/>
+                <w:sz w:val="18"/>
+                <w:szCs w:val="20"/>
+                <w:lang w:eastAsia="es-CL"/>
+              </w:rPr>
+            </w:pPr>
+            <w:r>
+              <w:rPr>
+                <w:rFonts w:ascii="Calibri" w:hAnsi="Calibri" w:cs="Arial"/>
+                <w:i/>
+                <w:color w:val="0070C0"/>
+                <w:sz w:val="18"/>
+                <w:szCs w:val="20"/>
+                <w:lang w:eastAsia="es-CL"/>
+              </w:rPr>
+              <w:t>Fases y procedimientos realizados</w:t>
+            </w:r>
+          </w:p>
+          <w:p>
+            <w:pPr>
               <w:numPr>
                 <w:ilvl w:val="0"/>
-                <w:numId w:val="1"/>
+                <w:numId w:val="13"/>
               </w:numPr>
-              <w:spacing w:after="0" w:line="240" w:lineRule="auto"/>
-              <w:ind w:left="318" w:hanging="284"/>
-              <w:jc w:val="both"/>
-              <w:rPr>
-                <w:rFonts w:ascii="Calibri" w:hAnsi="Calibri" w:cs="Arial"/>
-                <w:i/>
-                <w:color w:val="0070C0"/>
-                <w:sz w:val="18"/>
-                <w:szCs w:val="20"/>
-                <w:lang w:eastAsia="es-CL"/>
-              </w:rPr>
-            </w:pPr>
-            <w:r>
-              <w:rPr>
-                <w:rFonts w:ascii="Calibri" w:hAnsi="Calibri" w:cs="Arial"/>
-                <w:i/>
-                <w:color w:val="0070C0"/>
-                <w:sz w:val="18"/>
-                <w:szCs w:val="20"/>
-                <w:lang w:eastAsia="es-CL"/>
-              </w:rPr>
-              <w:t>Metodología utilizada y su pertinencia para cumplir objetivos.</w:t>
-            </w:r>
-          </w:p>
-          <w:p>
-            <w:pPr>
-              <w:ind w:left="720"/>
-              <w:rPr>
-                <w:rFonts w:ascii="Calibri" w:hAnsi="Calibri" w:cs="Arial"/>
-                <w:i/>
-                <w:color w:val="0070C0"/>
-                <w:sz w:val="18"/>
-                <w:szCs w:val="20"/>
-                <w:lang w:eastAsia="es-CL"/>
-              </w:rPr>
-            </w:pPr>
-            <w:r>
-              <w:rPr>
-                <w:rFonts w:ascii="Calibri" w:hAnsi="Calibri" w:cs="Arial"/>
-                <w:i/>
-                <w:color w:val="0070C0"/>
-                <w:sz w:val="18"/>
-                <w:szCs w:val="20"/>
-                <w:lang w:eastAsia="es-CL"/>
-              </w:rPr>
-              <w:t>¿Qué metodología utilizaste para desarrollar tu Proyecto APT?</w:t>
-            </w:r>
-            <w:r>
-              <w:rPr>
-                <w:rFonts w:ascii="Calibri" w:hAnsi="Calibri" w:cs="Arial"/>
-                <w:i/>
-                <w:color w:val="0070C0"/>
-                <w:sz w:val="18"/>
-                <w:szCs w:val="20"/>
-                <w:lang w:eastAsia="es-CL"/>
-              </w:rPr>
-              <w:t xml:space="preserve"> Describe las fases y procedimientos que llevaste a cabo para ejecutar tu proyecto.</w:t>
-            </w:r>
-          </w:p>
-          <w:p>
-            <w:pPr>
-              <w:ind w:left="720"/>
-              <w:rPr>
-                <w:rFonts w:ascii="Calibri" w:hAnsi="Calibri" w:cs="Arial"/>
-                <w:i/>
-                <w:color w:val="0070C0"/>
-                <w:sz w:val="18"/>
-                <w:szCs w:val="20"/>
-                <w:lang w:eastAsia="es-CL"/>
-              </w:rPr>
-            </w:pPr>
-            <w:r>
-              <w:rPr>
-                <w:rFonts w:ascii="Calibri" w:hAnsi="Calibri" w:cs="Arial"/>
-                <w:i/>
-                <w:color w:val="0070C0"/>
-                <w:sz w:val="18"/>
-                <w:szCs w:val="20"/>
-                <w:lang w:eastAsia="es-CL"/>
-              </w:rPr>
-              <w:t>Fundamenta, ¿p</w:t>
-            </w:r>
-            <w:r>
-              <w:rPr>
-                <w:rFonts w:ascii="Calibri" w:hAnsi="Calibri" w:cs="Arial"/>
-                <w:i/>
-                <w:color w:val="0070C0"/>
-                <w:sz w:val="18"/>
-                <w:szCs w:val="20"/>
-                <w:lang w:eastAsia="es-CL"/>
-              </w:rPr>
-              <w:t>or qué esta metodología era pertinente para cumplir los objetivos planteados?</w:t>
-            </w:r>
+              <w:rPr>
+                <w:rFonts w:ascii="Calibri" w:hAnsi="Calibri" w:cs="Arial"/>
+                <w:i/>
+                <w:color w:val="0070C0"/>
+                <w:sz w:val="18"/>
+                <w:szCs w:val="20"/>
+                <w:lang w:eastAsia="es-CL"/>
+              </w:rPr>
+            </w:pPr>
+            <w:r>
+              <w:rPr>
+                <w:rFonts w:ascii="Calibri" w:hAnsi="Calibri" w:cs="Arial"/>
+                <w:i/>
+                <w:color w:val="0070C0"/>
+                <w:sz w:val="18"/>
+                <w:szCs w:val="20"/>
+                <w:lang w:eastAsia="es-CL"/>
+              </w:rPr>
+              <w:t xml:space="preserve">Sprint 0: arquitectura, configuración de entornos, </w:t>
+            </w:r>
+            <w:proofErr w:type="spellStart"/>
+            <w:r>
+              <w:rPr>
+                <w:rFonts w:ascii="Calibri" w:hAnsi="Calibri" w:cs="Arial"/>
+                <w:i/>
+                <w:color w:val="0070C0"/>
+                <w:sz w:val="18"/>
+                <w:szCs w:val="20"/>
+                <w:lang w:eastAsia="es-CL"/>
+              </w:rPr>
+              <w:t>Figma</w:t>
+            </w:r>
+            <w:proofErr w:type="spellEnd"/>
+            <w:r>
+              <w:rPr>
+                <w:rFonts w:ascii="Calibri" w:hAnsi="Calibri" w:cs="Arial"/>
+                <w:i/>
+                <w:color w:val="0070C0"/>
+                <w:sz w:val="18"/>
+                <w:szCs w:val="20"/>
+                <w:lang w:eastAsia="es-CL"/>
+              </w:rPr>
+              <w:t>.</w:t>
+            </w:r>
+          </w:p>
+          <w:p>
+            <w:pPr>
+              <w:numPr>
+                <w:ilvl w:val="0"/>
+                <w:numId w:val="13"/>
+              </w:numPr>
+              <w:rPr>
+                <w:rFonts w:ascii="Calibri" w:hAnsi="Calibri" w:cs="Arial"/>
+                <w:i/>
+                <w:color w:val="0070C0"/>
+                <w:sz w:val="18"/>
+                <w:szCs w:val="20"/>
+                <w:lang w:eastAsia="es-CL"/>
+              </w:rPr>
+            </w:pPr>
+            <w:r>
+              <w:rPr>
+                <w:rFonts w:ascii="Calibri" w:hAnsi="Calibri" w:cs="Arial"/>
+                <w:i/>
+                <w:color w:val="0070C0"/>
+                <w:sz w:val="18"/>
+                <w:szCs w:val="20"/>
+                <w:lang w:eastAsia="es-CL"/>
+              </w:rPr>
+              <w:t>Sprint 1: autenticación y mapa base.</w:t>
+            </w:r>
+          </w:p>
+          <w:p>
+            <w:pPr>
+              <w:numPr>
+                <w:ilvl w:val="0"/>
+                <w:numId w:val="13"/>
+              </w:numPr>
+              <w:rPr>
+                <w:rFonts w:ascii="Calibri" w:hAnsi="Calibri" w:cs="Arial"/>
+                <w:i/>
+                <w:color w:val="0070C0"/>
+                <w:sz w:val="18"/>
+                <w:szCs w:val="20"/>
+                <w:lang w:eastAsia="es-CL"/>
+              </w:rPr>
+            </w:pPr>
+            <w:r>
+              <w:rPr>
+                <w:rFonts w:ascii="Calibri" w:hAnsi="Calibri" w:cs="Arial"/>
+                <w:i/>
+                <w:color w:val="0070C0"/>
+                <w:sz w:val="18"/>
+                <w:szCs w:val="20"/>
+                <w:lang w:eastAsia="es-CL"/>
+              </w:rPr>
+              <w:t>Sprint 2: CRUD de eventos + favoritos.</w:t>
+            </w:r>
+          </w:p>
+          <w:p>
+            <w:pPr>
+              <w:numPr>
+                <w:ilvl w:val="0"/>
+                <w:numId w:val="13"/>
+              </w:numPr>
+              <w:rPr>
+                <w:rFonts w:ascii="Calibri" w:hAnsi="Calibri" w:cs="Arial"/>
+                <w:i/>
+                <w:color w:val="0070C0"/>
+                <w:sz w:val="18"/>
+                <w:szCs w:val="20"/>
+                <w:lang w:eastAsia="es-CL"/>
+              </w:rPr>
+            </w:pPr>
+            <w:r>
+              <w:rPr>
+                <w:rFonts w:ascii="Calibri" w:hAnsi="Calibri" w:cs="Arial"/>
+                <w:i/>
+                <w:color w:val="0070C0"/>
+                <w:sz w:val="18"/>
+                <w:szCs w:val="20"/>
+                <w:lang w:eastAsia="es-CL"/>
+              </w:rPr>
+              <w:t>Sprint 3: notificaciones + geocodificación.</w:t>
+            </w:r>
+          </w:p>
+          <w:p>
+            <w:pPr>
+              <w:numPr>
+                <w:ilvl w:val="0"/>
+                <w:numId w:val="13"/>
+              </w:numPr>
+              <w:rPr>
+                <w:rFonts w:ascii="Calibri" w:hAnsi="Calibri" w:cs="Arial"/>
+                <w:i/>
+                <w:color w:val="0070C0"/>
+                <w:sz w:val="18"/>
+                <w:szCs w:val="20"/>
+                <w:lang w:eastAsia="es-CL"/>
+              </w:rPr>
+            </w:pPr>
+            <w:r>
+              <w:rPr>
+                <w:rFonts w:ascii="Calibri" w:hAnsi="Calibri" w:cs="Arial"/>
+                <w:i/>
+                <w:color w:val="0070C0"/>
+                <w:sz w:val="18"/>
+                <w:szCs w:val="20"/>
+                <w:lang w:eastAsia="es-CL"/>
+              </w:rPr>
+              <w:t>Sprint 4: filtros avanzados + geolocalización del usuario.</w:t>
+            </w:r>
+          </w:p>
+          <w:p>
+            <w:pPr>
+              <w:numPr>
+                <w:ilvl w:val="0"/>
+                <w:numId w:val="13"/>
+              </w:numPr>
+              <w:rPr>
+                <w:rFonts w:ascii="Calibri" w:hAnsi="Calibri" w:cs="Arial"/>
+                <w:i/>
+                <w:color w:val="0070C0"/>
+                <w:sz w:val="18"/>
+                <w:szCs w:val="20"/>
+                <w:lang w:eastAsia="es-CL"/>
+              </w:rPr>
+            </w:pPr>
+            <w:r>
+              <w:rPr>
+                <w:rFonts w:ascii="Calibri" w:hAnsi="Calibri" w:cs="Arial"/>
+                <w:i/>
+                <w:color w:val="0070C0"/>
+                <w:sz w:val="18"/>
+                <w:szCs w:val="20"/>
+                <w:lang w:eastAsia="es-CL"/>
+              </w:rPr>
+              <w:t>Sprint 5-6: panel administrador, IA, rutas.</w:t>
+            </w:r>
+          </w:p>
+          <w:p>
+            <w:pPr>
+              <w:numPr>
+                <w:ilvl w:val="0"/>
+                <w:numId w:val="13"/>
+              </w:numPr>
+              <w:rPr>
+                <w:rFonts w:ascii="Calibri" w:hAnsi="Calibri" w:cs="Arial"/>
+                <w:i/>
+                <w:color w:val="0070C0"/>
+                <w:sz w:val="18"/>
+                <w:szCs w:val="20"/>
+                <w:lang w:eastAsia="es-CL"/>
+              </w:rPr>
+            </w:pPr>
+            <w:r>
+              <w:rPr>
+                <w:rFonts w:ascii="Calibri" w:hAnsi="Calibri" w:cs="Arial"/>
+                <w:i/>
+                <w:color w:val="0070C0"/>
+                <w:sz w:val="18"/>
+                <w:szCs w:val="20"/>
+                <w:lang w:eastAsia="es-CL"/>
+              </w:rPr>
+              <w:t>Sprint 7: QA, documentación y despliegue.</w:t>
+            </w:r>
+          </w:p>
+          <w:p>
+            <w:pPr>
+              <w:rPr>
+                <w:rFonts w:ascii="Calibri" w:hAnsi="Calibri" w:cs="Arial"/>
+                <w:i/>
+                <w:color w:val="0070C0"/>
+                <w:sz w:val="18"/>
+                <w:szCs w:val="20"/>
+                <w:lang w:eastAsia="es-CL"/>
+              </w:rPr>
+            </w:pPr>
+            <w:r>
+              <w:rPr>
+                <w:rFonts w:ascii="Calibri" w:hAnsi="Calibri" w:cs="Arial"/>
+                <w:i/>
+                <w:color w:val="0070C0"/>
+                <w:sz w:val="18"/>
+                <w:szCs w:val="20"/>
+                <w:lang w:eastAsia="es-CL"/>
+              </w:rPr>
+              <w:t xml:space="preserve">Esta metodología fue pertinente porque permitió avanzar por módulos funcionales, evaluar constantemente el producto, y adaptarnos cuando fue necesario (como la migración de Expo a </w:t>
+            </w:r>
+            <w:proofErr w:type="spellStart"/>
+            <w:r>
+              <w:rPr>
+                <w:rFonts w:ascii="Calibri" w:hAnsi="Calibri" w:cs="Arial"/>
+                <w:i/>
+                <w:color w:val="0070C0"/>
+                <w:sz w:val="18"/>
+                <w:szCs w:val="20"/>
+                <w:lang w:eastAsia="es-CL"/>
+              </w:rPr>
+              <w:t>React</w:t>
+            </w:r>
+            <w:proofErr w:type="spellEnd"/>
+            <w:r>
+              <w:rPr>
+                <w:rFonts w:ascii="Calibri" w:hAnsi="Calibri" w:cs="Arial"/>
+                <w:i/>
+                <w:color w:val="0070C0"/>
+                <w:sz w:val="18"/>
+                <w:szCs w:val="20"/>
+                <w:lang w:eastAsia="es-CL"/>
+              </w:rPr>
+              <w:t xml:space="preserve"> Native CLI).</w:t>
+            </w:r>
+          </w:p>
+          <w:p>
+            <w:pPr>
+              <w:rPr>
+                <w:rFonts w:ascii="Calibri" w:hAnsi="Calibri" w:cs="Arial"/>
+                <w:i/>
+                <w:color w:val="0070C0"/>
+                <w:sz w:val="18"/>
+                <w:szCs w:val="20"/>
+                <w:lang w:eastAsia="es-CL"/>
+              </w:rPr>
+            </w:pPr>
           </w:p>
         </w:tc>
       </w:tr>
@@ -2282,7 +2724,6 @@
                 <w:color w:val="1F3864" w:themeColor="accent1" w:themeShade="80"/>
                 <w:sz w:val="18"/>
               </w:rPr>
-              <w:lastRenderedPageBreak/>
               <w:t>4. Desarrollo</w:t>
             </w:r>
           </w:p>
@@ -2294,237 +2735,175 @@
           </w:tcPr>
           <w:p>
             <w:pPr>
-              <w:pStyle w:val="Prrafodelista"/>
+              <w:rPr>
+                <w:rFonts w:ascii="Calibri" w:hAnsi="Calibri" w:cs="Arial"/>
+                <w:b/>
+                <w:bCs/>
+                <w:i/>
+                <w:color w:val="0070C0"/>
+                <w:sz w:val="18"/>
+                <w:szCs w:val="20"/>
+                <w:lang w:eastAsia="es-CL"/>
+              </w:rPr>
+            </w:pPr>
+            <w:r>
+              <w:rPr>
+                <w:rFonts w:ascii="Calibri" w:hAnsi="Calibri" w:cs="Arial"/>
+                <w:b/>
+                <w:bCs/>
+                <w:i/>
+                <w:color w:val="0070C0"/>
+                <w:sz w:val="18"/>
+                <w:szCs w:val="20"/>
+                <w:lang w:eastAsia="es-CL"/>
+              </w:rPr>
+              <w:t>Etapas del proyecto</w:t>
+            </w:r>
+          </w:p>
+          <w:p>
+            <w:pPr>
               <w:numPr>
                 <w:ilvl w:val="0"/>
-                <w:numId w:val="1"/>
+                <w:numId w:val="14"/>
               </w:numPr>
-              <w:spacing w:after="0" w:line="240" w:lineRule="auto"/>
-              <w:ind w:left="318" w:hanging="284"/>
-              <w:jc w:val="both"/>
-              <w:rPr>
-                <w:rFonts w:ascii="Calibri" w:hAnsi="Calibri" w:cs="Arial"/>
-                <w:i/>
-                <w:color w:val="0070C0"/>
-                <w:sz w:val="18"/>
-                <w:szCs w:val="20"/>
-                <w:lang w:eastAsia="es-CL"/>
-              </w:rPr>
-            </w:pPr>
-            <w:r>
-              <w:rPr>
-                <w:rFonts w:ascii="Calibri" w:hAnsi="Calibri" w:cs="Arial"/>
-                <w:i/>
-                <w:color w:val="0070C0"/>
-                <w:sz w:val="18"/>
-                <w:szCs w:val="20"/>
-                <w:lang w:eastAsia="es-CL"/>
-              </w:rPr>
-              <w:t>Descripción de las etapas o actividades del Proyecto APT.</w:t>
-            </w:r>
-          </w:p>
-          <w:p>
-            <w:pPr>
-              <w:pStyle w:val="Prrafodelista"/>
-              <w:jc w:val="both"/>
-              <w:rPr>
-                <w:rFonts w:ascii="Calibri" w:hAnsi="Calibri" w:cs="Arial"/>
-                <w:i/>
-                <w:color w:val="0070C0"/>
-                <w:sz w:val="18"/>
-                <w:szCs w:val="20"/>
-                <w:lang w:eastAsia="es-CL"/>
-              </w:rPr>
-            </w:pPr>
-            <w:r>
-              <w:rPr>
-                <w:rFonts w:ascii="Calibri" w:hAnsi="Calibri" w:cs="Arial"/>
-                <w:i/>
-                <w:color w:val="0070C0"/>
-                <w:sz w:val="18"/>
-                <w:szCs w:val="20"/>
-                <w:lang w:eastAsia="es-CL"/>
-              </w:rPr>
-              <w:t xml:space="preserve">¿Cuáles fueron las etapas o actividades </w:t>
-            </w:r>
-            <w:r>
-              <w:rPr>
-                <w:rFonts w:ascii="Calibri" w:hAnsi="Calibri" w:cs="Arial"/>
-                <w:i/>
-                <w:color w:val="0070C0"/>
-                <w:sz w:val="18"/>
-                <w:szCs w:val="20"/>
-                <w:lang w:eastAsia="es-CL"/>
-              </w:rPr>
-              <w:t>que desarrollaste en</w:t>
-            </w:r>
-            <w:r>
-              <w:rPr>
-                <w:rFonts w:ascii="Calibri" w:hAnsi="Calibri" w:cs="Arial"/>
-                <w:i/>
-                <w:color w:val="0070C0"/>
-                <w:sz w:val="18"/>
-                <w:szCs w:val="20"/>
-                <w:lang w:eastAsia="es-CL"/>
-              </w:rPr>
-              <w:t xml:space="preserve"> tu Proyecto APT?</w:t>
-            </w:r>
-          </w:p>
-          <w:p>
-            <w:pPr>
-              <w:pStyle w:val="Prrafodelista"/>
+              <w:rPr>
+                <w:rFonts w:ascii="Calibri" w:hAnsi="Calibri" w:cs="Arial"/>
+                <w:i/>
+                <w:color w:val="0070C0"/>
+                <w:sz w:val="18"/>
+                <w:szCs w:val="20"/>
+                <w:lang w:eastAsia="es-CL"/>
+              </w:rPr>
+            </w:pPr>
+            <w:r>
+              <w:rPr>
+                <w:rFonts w:ascii="Calibri" w:hAnsi="Calibri" w:cs="Arial"/>
+                <w:i/>
+                <w:color w:val="0070C0"/>
+                <w:sz w:val="18"/>
+                <w:szCs w:val="20"/>
+                <w:lang w:eastAsia="es-CL"/>
+              </w:rPr>
+              <w:t>Configuración de arquitectura y entorno de desarrollo.</w:t>
+            </w:r>
+          </w:p>
+          <w:p>
+            <w:pPr>
               <w:numPr>
                 <w:ilvl w:val="0"/>
-                <w:numId w:val="1"/>
+                <w:numId w:val="14"/>
               </w:numPr>
-              <w:spacing w:after="0" w:line="240" w:lineRule="auto"/>
-              <w:ind w:left="318" w:hanging="284"/>
-              <w:jc w:val="both"/>
-              <w:rPr>
-                <w:rFonts w:ascii="Calibri" w:hAnsi="Calibri" w:cs="Arial"/>
-                <w:i/>
-                <w:color w:val="0070C0"/>
-                <w:sz w:val="18"/>
-                <w:szCs w:val="20"/>
-                <w:lang w:eastAsia="es-CL"/>
-              </w:rPr>
-            </w:pPr>
-            <w:r>
-              <w:rPr>
-                <w:rFonts w:ascii="Calibri" w:hAnsi="Calibri" w:cs="Arial"/>
-                <w:i/>
-                <w:color w:val="0070C0"/>
-                <w:sz w:val="18"/>
-                <w:szCs w:val="20"/>
-                <w:lang w:eastAsia="es-CL"/>
-              </w:rPr>
-              <w:t>Dificultades y facilitadores en el desarrollo del Proyecto APT</w:t>
-            </w:r>
-            <w:r>
-              <w:rPr>
-                <w:rFonts w:ascii="Calibri" w:hAnsi="Calibri" w:cs="Arial"/>
-                <w:i/>
-                <w:color w:val="0070C0"/>
-                <w:sz w:val="18"/>
-                <w:szCs w:val="20"/>
-                <w:lang w:eastAsia="es-CL"/>
-              </w:rPr>
-              <w:t>.</w:t>
-            </w:r>
-          </w:p>
-          <w:p>
-            <w:pPr>
-              <w:pStyle w:val="Prrafodelista"/>
-              <w:jc w:val="both"/>
-              <w:rPr>
-                <w:rFonts w:ascii="Calibri" w:hAnsi="Calibri" w:cs="Arial"/>
-                <w:i/>
-                <w:color w:val="0070C0"/>
-                <w:sz w:val="18"/>
-                <w:szCs w:val="20"/>
-                <w:lang w:eastAsia="es-CL"/>
-              </w:rPr>
-            </w:pPr>
-            <w:r>
-              <w:rPr>
-                <w:rFonts w:ascii="Calibri" w:hAnsi="Calibri" w:cs="Arial"/>
-                <w:i/>
-                <w:color w:val="0070C0"/>
-                <w:sz w:val="18"/>
-                <w:szCs w:val="20"/>
-                <w:lang w:eastAsia="es-CL"/>
-              </w:rPr>
-              <w:t>¿Qué elementos/aspectos te facilitaron o ayudaron en el desarrollo de tu proyecto APT?</w:t>
-            </w:r>
-          </w:p>
-          <w:p>
-            <w:pPr>
-              <w:pStyle w:val="Prrafodelista"/>
-              <w:jc w:val="both"/>
-              <w:rPr>
-                <w:rFonts w:ascii="Calibri" w:hAnsi="Calibri" w:cs="Arial"/>
-                <w:i/>
-                <w:color w:val="0070C0"/>
-                <w:sz w:val="18"/>
-                <w:szCs w:val="20"/>
-                <w:lang w:eastAsia="es-CL"/>
-              </w:rPr>
-            </w:pPr>
-            <w:r>
-              <w:rPr>
-                <w:rFonts w:ascii="Calibri" w:hAnsi="Calibri" w:cs="Arial"/>
-                <w:i/>
-                <w:color w:val="0070C0"/>
-                <w:sz w:val="18"/>
-                <w:szCs w:val="20"/>
-                <w:lang w:eastAsia="es-CL"/>
-              </w:rPr>
-              <w:t>¿A qué dificultades</w:t>
-            </w:r>
-            <w:r>
-              <w:rPr>
-                <w:rFonts w:ascii="Calibri" w:hAnsi="Calibri" w:cs="Arial"/>
-                <w:i/>
-                <w:color w:val="0070C0"/>
-                <w:sz w:val="18"/>
-                <w:szCs w:val="20"/>
-                <w:lang w:eastAsia="es-CL"/>
-              </w:rPr>
-              <w:t xml:space="preserve"> enfrentaste en el desarrollo de tu Proyecto APT?</w:t>
-            </w:r>
-          </w:p>
-          <w:p>
-            <w:pPr>
-              <w:pStyle w:val="Prrafodelista"/>
+              <w:rPr>
+                <w:rFonts w:ascii="Calibri" w:hAnsi="Calibri" w:cs="Arial"/>
+                <w:i/>
+                <w:color w:val="0070C0"/>
+                <w:sz w:val="18"/>
+                <w:szCs w:val="20"/>
+                <w:lang w:eastAsia="es-CL"/>
+              </w:rPr>
+            </w:pPr>
+            <w:r>
+              <w:rPr>
+                <w:rFonts w:ascii="Calibri" w:hAnsi="Calibri" w:cs="Arial"/>
+                <w:i/>
+                <w:color w:val="0070C0"/>
+                <w:sz w:val="18"/>
+                <w:szCs w:val="20"/>
+                <w:lang w:eastAsia="es-CL"/>
+              </w:rPr>
+              <w:t>Diseño de las pantallas principales.</w:t>
+            </w:r>
+          </w:p>
+          <w:p>
+            <w:pPr>
               <w:numPr>
                 <w:ilvl w:val="0"/>
-                <w:numId w:val="1"/>
+                <w:numId w:val="14"/>
               </w:numPr>
-              <w:spacing w:after="0" w:line="240" w:lineRule="auto"/>
-              <w:ind w:left="318" w:hanging="284"/>
-              <w:jc w:val="both"/>
-              <w:rPr>
-                <w:rFonts w:ascii="Calibri" w:hAnsi="Calibri" w:cs="Arial"/>
-                <w:i/>
-                <w:color w:val="0070C0"/>
-                <w:sz w:val="18"/>
-                <w:szCs w:val="20"/>
-                <w:lang w:eastAsia="es-CL"/>
-              </w:rPr>
-            </w:pPr>
-            <w:r>
-              <w:rPr>
-                <w:rFonts w:ascii="Calibri" w:hAnsi="Calibri" w:cs="Arial"/>
-                <w:i/>
-                <w:color w:val="0070C0"/>
-                <w:sz w:val="18"/>
-                <w:szCs w:val="20"/>
-                <w:lang w:eastAsia="es-CL"/>
-              </w:rPr>
-              <w:t>A</w:t>
-            </w:r>
-            <w:r>
-              <w:rPr>
-                <w:rFonts w:ascii="Calibri" w:hAnsi="Calibri" w:cs="Arial"/>
-                <w:i/>
-                <w:color w:val="0070C0"/>
-                <w:sz w:val="18"/>
-                <w:szCs w:val="20"/>
-                <w:lang w:eastAsia="es-CL"/>
-              </w:rPr>
-              <w:t>justes</w:t>
-            </w:r>
-            <w:r>
-              <w:rPr>
-                <w:rFonts w:ascii="Calibri" w:hAnsi="Calibri" w:cs="Arial"/>
-                <w:i/>
-                <w:color w:val="0070C0"/>
-                <w:sz w:val="18"/>
-                <w:szCs w:val="20"/>
-                <w:lang w:eastAsia="es-CL"/>
-              </w:rPr>
-              <w:t xml:space="preserve"> realizados</w:t>
-            </w:r>
+              <w:rPr>
+                <w:rFonts w:ascii="Calibri" w:hAnsi="Calibri" w:cs="Arial"/>
+                <w:i/>
+                <w:color w:val="0070C0"/>
+                <w:sz w:val="18"/>
+                <w:szCs w:val="20"/>
+                <w:lang w:eastAsia="es-CL"/>
+              </w:rPr>
+            </w:pPr>
+            <w:r>
+              <w:rPr>
+                <w:rFonts w:ascii="Calibri" w:hAnsi="Calibri" w:cs="Arial"/>
+                <w:i/>
+                <w:color w:val="0070C0"/>
+                <w:sz w:val="18"/>
+                <w:szCs w:val="20"/>
+                <w:lang w:eastAsia="es-CL"/>
+              </w:rPr>
+              <w:t>Implementación del mapa interactivo.</w:t>
+            </w:r>
+          </w:p>
+          <w:p>
+            <w:pPr>
+              <w:numPr>
+                <w:ilvl w:val="0"/>
+                <w:numId w:val="14"/>
+              </w:numPr>
+              <w:rPr>
+                <w:rFonts w:ascii="Calibri" w:hAnsi="Calibri" w:cs="Arial"/>
+                <w:i/>
+                <w:color w:val="0070C0"/>
+                <w:sz w:val="18"/>
+                <w:szCs w:val="20"/>
+                <w:lang w:eastAsia="es-CL"/>
+              </w:rPr>
+            </w:pPr>
+            <w:r>
+              <w:rPr>
+                <w:rFonts w:ascii="Calibri" w:hAnsi="Calibri" w:cs="Arial"/>
+                <w:i/>
+                <w:color w:val="0070C0"/>
+                <w:sz w:val="18"/>
+                <w:szCs w:val="20"/>
+                <w:lang w:eastAsia="es-CL"/>
+              </w:rPr>
+              <w:t xml:space="preserve">Creación de autenticación mediante </w:t>
+            </w:r>
+            <w:proofErr w:type="spellStart"/>
+            <w:r>
+              <w:rPr>
+                <w:rFonts w:ascii="Calibri" w:hAnsi="Calibri" w:cs="Arial"/>
+                <w:i/>
+                <w:color w:val="0070C0"/>
+                <w:sz w:val="18"/>
+                <w:szCs w:val="20"/>
+                <w:lang w:eastAsia="es-CL"/>
+              </w:rPr>
+              <w:t>Supabase</w:t>
+            </w:r>
+            <w:proofErr w:type="spellEnd"/>
+            <w:r>
+              <w:rPr>
+                <w:rFonts w:ascii="Calibri" w:hAnsi="Calibri" w:cs="Arial"/>
+                <w:i/>
+                <w:color w:val="0070C0"/>
+                <w:sz w:val="18"/>
+                <w:szCs w:val="20"/>
+                <w:lang w:eastAsia="es-CL"/>
+              </w:rPr>
+              <w:t xml:space="preserve"> </w:t>
+            </w:r>
+            <w:proofErr w:type="spellStart"/>
+            <w:r>
+              <w:rPr>
+                <w:rFonts w:ascii="Calibri" w:hAnsi="Calibri" w:cs="Arial"/>
+                <w:i/>
+                <w:color w:val="0070C0"/>
+                <w:sz w:val="18"/>
+                <w:szCs w:val="20"/>
+                <w:lang w:eastAsia="es-CL"/>
+              </w:rPr>
+              <w:t>Auth</w:t>
+            </w:r>
+            <w:proofErr w:type="spellEnd"/>
             <w:r>
               <w:rPr>
                 <w:rFonts w:ascii="Calibri" w:hAnsi="Calibri" w:cs="Arial"/>
@@ -2539,26 +2918,730 @@
           </w:p>
           <w:p>
             <w:pPr>
-              <w:ind w:left="720"/>
-              <w:rPr>
-                <w:rFonts w:ascii="Calibri" w:hAnsi="Calibri" w:cs="Arial"/>
-                <w:i/>
-                <w:color w:val="0070C0"/>
-                <w:sz w:val="18"/>
-                <w:szCs w:val="20"/>
-                <w:lang w:eastAsia="es-CL"/>
-              </w:rPr>
-            </w:pPr>
-            <w:r>
-              <w:rPr>
-                <w:rFonts w:ascii="Calibri" w:hAnsi="Calibri" w:cs="Arial"/>
-                <w:i/>
-                <w:color w:val="0070C0"/>
-                <w:sz w:val="18"/>
-                <w:szCs w:val="20"/>
-                <w:lang w:eastAsia="es-CL"/>
-              </w:rPr>
-              <w:t xml:space="preserve">¿Cómo abordaste las dificultades para cumplir con los objetivos? ¿Tuviste que hacer algún ajuste? ¿Qué ajuste? </w:t>
+              <w:numPr>
+                <w:ilvl w:val="0"/>
+                <w:numId w:val="14"/>
+              </w:numPr>
+              <w:rPr>
+                <w:rFonts w:ascii="Calibri" w:hAnsi="Calibri" w:cs="Arial"/>
+                <w:i/>
+                <w:color w:val="0070C0"/>
+                <w:sz w:val="18"/>
+                <w:szCs w:val="20"/>
+                <w:lang w:eastAsia="es-CL"/>
+              </w:rPr>
+            </w:pPr>
+            <w:r>
+              <w:rPr>
+                <w:rFonts w:ascii="Calibri" w:hAnsi="Calibri" w:cs="Arial"/>
+                <w:i/>
+                <w:color w:val="0070C0"/>
+                <w:sz w:val="18"/>
+                <w:szCs w:val="20"/>
+                <w:lang w:eastAsia="es-CL"/>
+              </w:rPr>
+              <w:t>CRUD de eventos y sistema de favoritos.</w:t>
+            </w:r>
+          </w:p>
+          <w:p>
+            <w:pPr>
+              <w:numPr>
+                <w:ilvl w:val="0"/>
+                <w:numId w:val="14"/>
+              </w:numPr>
+              <w:rPr>
+                <w:rFonts w:ascii="Calibri" w:hAnsi="Calibri" w:cs="Arial"/>
+                <w:i/>
+                <w:color w:val="0070C0"/>
+                <w:sz w:val="18"/>
+                <w:szCs w:val="20"/>
+                <w:lang w:eastAsia="es-CL"/>
+              </w:rPr>
+            </w:pPr>
+            <w:r>
+              <w:rPr>
+                <w:rFonts w:ascii="Calibri" w:hAnsi="Calibri" w:cs="Arial"/>
+                <w:i/>
+                <w:color w:val="0070C0"/>
+                <w:sz w:val="18"/>
+                <w:szCs w:val="20"/>
+                <w:lang w:eastAsia="es-CL"/>
+              </w:rPr>
+              <w:t>Integración de geolocalización y filtros dinámicos.</w:t>
+            </w:r>
+          </w:p>
+          <w:p>
+            <w:pPr>
+              <w:numPr>
+                <w:ilvl w:val="0"/>
+                <w:numId w:val="14"/>
+              </w:numPr>
+              <w:rPr>
+                <w:rFonts w:ascii="Calibri" w:hAnsi="Calibri" w:cs="Arial"/>
+                <w:i/>
+                <w:color w:val="0070C0"/>
+                <w:sz w:val="18"/>
+                <w:szCs w:val="20"/>
+                <w:lang w:eastAsia="es-CL"/>
+              </w:rPr>
+            </w:pPr>
+            <w:r>
+              <w:rPr>
+                <w:rFonts w:ascii="Calibri" w:hAnsi="Calibri" w:cs="Arial"/>
+                <w:i/>
+                <w:color w:val="0070C0"/>
+                <w:sz w:val="18"/>
+                <w:szCs w:val="20"/>
+                <w:lang w:eastAsia="es-CL"/>
+              </w:rPr>
+              <w:t>Pruebas de clasificación automática con IA.</w:t>
+            </w:r>
+          </w:p>
+          <w:p>
+            <w:pPr>
+              <w:numPr>
+                <w:ilvl w:val="0"/>
+                <w:numId w:val="14"/>
+              </w:numPr>
+              <w:rPr>
+                <w:rFonts w:ascii="Calibri" w:hAnsi="Calibri" w:cs="Arial"/>
+                <w:i/>
+                <w:color w:val="0070C0"/>
+                <w:sz w:val="18"/>
+                <w:szCs w:val="20"/>
+                <w:lang w:eastAsia="es-CL"/>
+              </w:rPr>
+            </w:pPr>
+            <w:r>
+              <w:rPr>
+                <w:rFonts w:ascii="Calibri" w:hAnsi="Calibri" w:cs="Arial"/>
+                <w:i/>
+                <w:color w:val="0070C0"/>
+                <w:sz w:val="18"/>
+                <w:szCs w:val="20"/>
+                <w:lang w:eastAsia="es-CL"/>
+              </w:rPr>
+              <w:t>Configuración de notificaciones.</w:t>
+            </w:r>
+          </w:p>
+          <w:p>
+            <w:pPr>
+              <w:numPr>
+                <w:ilvl w:val="0"/>
+                <w:numId w:val="14"/>
+              </w:numPr>
+              <w:rPr>
+                <w:rFonts w:ascii="Calibri" w:hAnsi="Calibri" w:cs="Arial"/>
+                <w:i/>
+                <w:color w:val="0070C0"/>
+                <w:sz w:val="18"/>
+                <w:szCs w:val="20"/>
+                <w:lang w:eastAsia="es-CL"/>
+              </w:rPr>
+            </w:pPr>
+            <w:r>
+              <w:rPr>
+                <w:rFonts w:ascii="Calibri" w:hAnsi="Calibri" w:cs="Arial"/>
+                <w:i/>
+                <w:color w:val="0070C0"/>
+                <w:sz w:val="18"/>
+                <w:szCs w:val="20"/>
+                <w:lang w:eastAsia="es-CL"/>
+              </w:rPr>
+              <w:t>Inicio del panel administrador y métricas.</w:t>
+            </w:r>
+          </w:p>
+          <w:p>
+            <w:pPr>
+              <w:rPr>
+                <w:rFonts w:ascii="Calibri" w:hAnsi="Calibri" w:cs="Arial"/>
+                <w:b/>
+                <w:bCs/>
+                <w:i/>
+                <w:color w:val="0070C0"/>
+                <w:sz w:val="18"/>
+                <w:szCs w:val="20"/>
+                <w:lang w:eastAsia="es-CL"/>
+              </w:rPr>
+            </w:pPr>
+            <w:r>
+              <w:rPr>
+                <w:rFonts w:ascii="Calibri" w:hAnsi="Calibri" w:cs="Arial"/>
+                <w:b/>
+                <w:bCs/>
+                <w:i/>
+                <w:color w:val="0070C0"/>
+                <w:sz w:val="18"/>
+                <w:szCs w:val="20"/>
+                <w:lang w:eastAsia="es-CL"/>
+              </w:rPr>
+              <w:t>Facilitadores</w:t>
+            </w:r>
+          </w:p>
+          <w:p>
+            <w:pPr>
+              <w:numPr>
+                <w:ilvl w:val="0"/>
+                <w:numId w:val="15"/>
+              </w:numPr>
+              <w:rPr>
+                <w:rFonts w:ascii="Calibri" w:hAnsi="Calibri" w:cs="Arial"/>
+                <w:i/>
+                <w:color w:val="0070C0"/>
+                <w:sz w:val="18"/>
+                <w:szCs w:val="20"/>
+                <w:lang w:eastAsia="es-CL"/>
+              </w:rPr>
+            </w:pPr>
+            <w:r>
+              <w:rPr>
+                <w:rFonts w:ascii="Calibri" w:hAnsi="Calibri" w:cs="Arial"/>
+                <w:i/>
+                <w:color w:val="0070C0"/>
+                <w:sz w:val="18"/>
+                <w:szCs w:val="20"/>
+                <w:lang w:eastAsia="es-CL"/>
+              </w:rPr>
+              <w:t xml:space="preserve">Definición clara del </w:t>
+            </w:r>
+            <w:proofErr w:type="spellStart"/>
+            <w:r>
+              <w:rPr>
+                <w:rFonts w:ascii="Calibri" w:hAnsi="Calibri" w:cs="Arial"/>
+                <w:i/>
+                <w:color w:val="0070C0"/>
+                <w:sz w:val="18"/>
+                <w:szCs w:val="20"/>
+                <w:lang w:eastAsia="es-CL"/>
+              </w:rPr>
+              <w:t>stack</w:t>
+            </w:r>
+            <w:proofErr w:type="spellEnd"/>
+            <w:r>
+              <w:rPr>
+                <w:rFonts w:ascii="Calibri" w:hAnsi="Calibri" w:cs="Arial"/>
+                <w:i/>
+                <w:color w:val="0070C0"/>
+                <w:sz w:val="18"/>
+                <w:szCs w:val="20"/>
+                <w:lang w:eastAsia="es-CL"/>
+              </w:rPr>
+              <w:t xml:space="preserve"> (</w:t>
+            </w:r>
+            <w:proofErr w:type="spellStart"/>
+            <w:r>
+              <w:rPr>
+                <w:rFonts w:ascii="Calibri" w:hAnsi="Calibri" w:cs="Arial"/>
+                <w:i/>
+                <w:color w:val="0070C0"/>
+                <w:sz w:val="18"/>
+                <w:szCs w:val="20"/>
+                <w:lang w:eastAsia="es-CL"/>
+              </w:rPr>
+              <w:t>React</w:t>
+            </w:r>
+            <w:proofErr w:type="spellEnd"/>
+            <w:r>
+              <w:rPr>
+                <w:rFonts w:ascii="Calibri" w:hAnsi="Calibri" w:cs="Arial"/>
+                <w:i/>
+                <w:color w:val="0070C0"/>
+                <w:sz w:val="18"/>
+                <w:szCs w:val="20"/>
+                <w:lang w:eastAsia="es-CL"/>
+              </w:rPr>
+              <w:t xml:space="preserve"> Native CLI + </w:t>
+            </w:r>
+            <w:proofErr w:type="spellStart"/>
+            <w:r>
+              <w:rPr>
+                <w:rFonts w:ascii="Calibri" w:hAnsi="Calibri" w:cs="Arial"/>
+                <w:i/>
+                <w:color w:val="0070C0"/>
+                <w:sz w:val="18"/>
+                <w:szCs w:val="20"/>
+                <w:lang w:eastAsia="es-CL"/>
+              </w:rPr>
+              <w:t>Supabase</w:t>
+            </w:r>
+            <w:proofErr w:type="spellEnd"/>
+            <w:r>
+              <w:rPr>
+                <w:rFonts w:ascii="Calibri" w:hAnsi="Calibri" w:cs="Arial"/>
+                <w:i/>
+                <w:color w:val="0070C0"/>
+                <w:sz w:val="18"/>
+                <w:szCs w:val="20"/>
+                <w:lang w:eastAsia="es-CL"/>
+              </w:rPr>
+              <w:t>).</w:t>
+            </w:r>
+          </w:p>
+          <w:p>
+            <w:pPr>
+              <w:numPr>
+                <w:ilvl w:val="0"/>
+                <w:numId w:val="15"/>
+              </w:numPr>
+              <w:rPr>
+                <w:rFonts w:ascii="Calibri" w:hAnsi="Calibri" w:cs="Arial"/>
+                <w:i/>
+                <w:color w:val="0070C0"/>
+                <w:sz w:val="18"/>
+                <w:szCs w:val="20"/>
+                <w:lang w:eastAsia="es-CL"/>
+              </w:rPr>
+            </w:pPr>
+            <w:r>
+              <w:rPr>
+                <w:rFonts w:ascii="Calibri" w:hAnsi="Calibri" w:cs="Arial"/>
+                <w:i/>
+                <w:color w:val="0070C0"/>
+                <w:sz w:val="18"/>
+                <w:szCs w:val="20"/>
+                <w:lang w:eastAsia="es-CL"/>
+              </w:rPr>
+              <w:t>Documentación técnica disponible.</w:t>
+            </w:r>
+          </w:p>
+          <w:p>
+            <w:pPr>
+              <w:numPr>
+                <w:ilvl w:val="0"/>
+                <w:numId w:val="15"/>
+              </w:numPr>
+              <w:rPr>
+                <w:rFonts w:ascii="Calibri" w:hAnsi="Calibri" w:cs="Arial"/>
+                <w:i/>
+                <w:color w:val="0070C0"/>
+                <w:sz w:val="18"/>
+                <w:szCs w:val="20"/>
+                <w:lang w:eastAsia="es-CL"/>
+              </w:rPr>
+            </w:pPr>
+            <w:r>
+              <w:rPr>
+                <w:rFonts w:ascii="Calibri" w:hAnsi="Calibri" w:cs="Arial"/>
+                <w:i/>
+                <w:color w:val="0070C0"/>
+                <w:sz w:val="18"/>
+                <w:szCs w:val="20"/>
+                <w:lang w:eastAsia="es-CL"/>
+              </w:rPr>
+              <w:t>Organización del trabajo mediante Trello y GitHub.</w:t>
+            </w:r>
+          </w:p>
+          <w:p>
+            <w:pPr>
+              <w:numPr>
+                <w:ilvl w:val="0"/>
+                <w:numId w:val="15"/>
+              </w:numPr>
+              <w:rPr>
+                <w:rFonts w:ascii="Calibri" w:hAnsi="Calibri" w:cs="Arial"/>
+                <w:i/>
+                <w:color w:val="0070C0"/>
+                <w:sz w:val="18"/>
+                <w:szCs w:val="20"/>
+                <w:lang w:eastAsia="es-CL"/>
+              </w:rPr>
+            </w:pPr>
+            <w:r>
+              <w:rPr>
+                <w:rFonts w:ascii="Calibri" w:hAnsi="Calibri" w:cs="Arial"/>
+                <w:i/>
+                <w:color w:val="0070C0"/>
+                <w:sz w:val="18"/>
+                <w:szCs w:val="20"/>
+                <w:lang w:eastAsia="es-CL"/>
+              </w:rPr>
+              <w:t>Flexibilidad del equipo para adaptación a cambios.</w:t>
+            </w:r>
+          </w:p>
+          <w:p>
+            <w:pPr>
+              <w:rPr>
+                <w:rFonts w:ascii="Calibri" w:hAnsi="Calibri" w:cs="Arial"/>
+                <w:b/>
+                <w:bCs/>
+                <w:i/>
+                <w:color w:val="0070C0"/>
+                <w:sz w:val="18"/>
+                <w:szCs w:val="20"/>
+                <w:lang w:eastAsia="es-CL"/>
+              </w:rPr>
+            </w:pPr>
+            <w:r>
+              <w:rPr>
+                <w:rFonts w:ascii="Calibri" w:hAnsi="Calibri" w:cs="Arial"/>
+                <w:b/>
+                <w:bCs/>
+                <w:i/>
+                <w:color w:val="0070C0"/>
+                <w:sz w:val="18"/>
+                <w:szCs w:val="20"/>
+                <w:lang w:eastAsia="es-CL"/>
+              </w:rPr>
+              <w:t>Dificultades enfrentadas</w:t>
+            </w:r>
+          </w:p>
+          <w:p>
+            <w:pPr>
+              <w:numPr>
+                <w:ilvl w:val="0"/>
+                <w:numId w:val="16"/>
+              </w:numPr>
+              <w:rPr>
+                <w:rFonts w:ascii="Calibri" w:hAnsi="Calibri" w:cs="Arial"/>
+                <w:i/>
+                <w:color w:val="0070C0"/>
+                <w:sz w:val="18"/>
+                <w:szCs w:val="20"/>
+                <w:lang w:eastAsia="es-CL"/>
+              </w:rPr>
+            </w:pPr>
+            <w:r>
+              <w:rPr>
+                <w:rFonts w:ascii="Calibri" w:hAnsi="Calibri" w:cs="Arial"/>
+                <w:i/>
+                <w:color w:val="0070C0"/>
+                <w:sz w:val="18"/>
+                <w:szCs w:val="20"/>
+                <w:lang w:eastAsia="es-CL"/>
+              </w:rPr>
+              <w:lastRenderedPageBreak/>
+              <w:t>Falta de coincidencia horaria del equipo para reuniones.</w:t>
+            </w:r>
+          </w:p>
+          <w:p>
+            <w:pPr>
+              <w:numPr>
+                <w:ilvl w:val="0"/>
+                <w:numId w:val="16"/>
+              </w:numPr>
+              <w:rPr>
+                <w:rFonts w:ascii="Calibri" w:hAnsi="Calibri" w:cs="Arial"/>
+                <w:i/>
+                <w:color w:val="0070C0"/>
+                <w:sz w:val="18"/>
+                <w:szCs w:val="20"/>
+                <w:lang w:eastAsia="es-CL"/>
+              </w:rPr>
+            </w:pPr>
+            <w:r>
+              <w:rPr>
+                <w:rFonts w:ascii="Calibri" w:hAnsi="Calibri" w:cs="Arial"/>
+                <w:i/>
+                <w:color w:val="0070C0"/>
+                <w:sz w:val="18"/>
+                <w:szCs w:val="20"/>
+                <w:lang w:eastAsia="es-CL"/>
+              </w:rPr>
+              <w:t>Dificultad para mantener evidencia grupal consistente.</w:t>
+            </w:r>
+          </w:p>
+          <w:p>
+            <w:pPr>
+              <w:numPr>
+                <w:ilvl w:val="0"/>
+                <w:numId w:val="16"/>
+              </w:numPr>
+              <w:rPr>
+                <w:rFonts w:ascii="Calibri" w:hAnsi="Calibri" w:cs="Arial"/>
+                <w:i/>
+                <w:color w:val="0070C0"/>
+                <w:sz w:val="18"/>
+                <w:szCs w:val="20"/>
+                <w:lang w:eastAsia="es-CL"/>
+              </w:rPr>
+            </w:pPr>
+            <w:r>
+              <w:rPr>
+                <w:rFonts w:ascii="Calibri" w:hAnsi="Calibri" w:cs="Arial"/>
+                <w:i/>
+                <w:color w:val="0070C0"/>
+                <w:sz w:val="18"/>
+                <w:szCs w:val="20"/>
+                <w:lang w:eastAsia="es-CL"/>
+              </w:rPr>
+              <w:t>Limitaciones técnicas de Expo (motivo para migrar a CLI).</w:t>
+            </w:r>
+          </w:p>
+          <w:p>
+            <w:pPr>
+              <w:rPr>
+                <w:rFonts w:ascii="Calibri" w:hAnsi="Calibri" w:cs="Arial"/>
+                <w:b/>
+                <w:bCs/>
+                <w:i/>
+                <w:color w:val="0070C0"/>
+                <w:sz w:val="18"/>
+                <w:szCs w:val="20"/>
+                <w:lang w:eastAsia="es-CL"/>
+              </w:rPr>
+            </w:pPr>
+            <w:r>
+              <w:rPr>
+                <w:rFonts w:ascii="Calibri" w:hAnsi="Calibri" w:cs="Arial"/>
+                <w:b/>
+                <w:bCs/>
+                <w:i/>
+                <w:color w:val="0070C0"/>
+                <w:sz w:val="18"/>
+                <w:szCs w:val="20"/>
+                <w:lang w:eastAsia="es-CL"/>
+              </w:rPr>
+              <w:t>Ajustes realizados</w:t>
+            </w:r>
+          </w:p>
+          <w:p>
+            <w:pPr>
+              <w:rPr>
+                <w:rFonts w:ascii="Calibri" w:hAnsi="Calibri" w:cs="Arial"/>
+                <w:i/>
+                <w:color w:val="0070C0"/>
+                <w:sz w:val="18"/>
+                <w:szCs w:val="20"/>
+                <w:lang w:eastAsia="es-CL"/>
+              </w:rPr>
+            </w:pPr>
+            <w:r>
+              <w:rPr>
+                <w:rFonts w:ascii="Calibri" w:hAnsi="Calibri" w:cs="Arial"/>
+                <w:i/>
+                <w:color w:val="0070C0"/>
+                <w:sz w:val="18"/>
+                <w:szCs w:val="20"/>
+                <w:lang w:eastAsia="es-CL"/>
+              </w:rPr>
+              <w:t xml:space="preserve">El principal ajuste fue </w:t>
+            </w:r>
+            <w:r>
+              <w:rPr>
+                <w:rFonts w:ascii="Calibri" w:hAnsi="Calibri" w:cs="Arial"/>
+                <w:b/>
+                <w:bCs/>
+                <w:i/>
+                <w:color w:val="0070C0"/>
+                <w:sz w:val="18"/>
+                <w:szCs w:val="20"/>
+                <w:lang w:eastAsia="es-CL"/>
+              </w:rPr>
+              <w:t xml:space="preserve">migrar desde Expo a </w:t>
+            </w:r>
+            <w:proofErr w:type="spellStart"/>
+            <w:r>
+              <w:rPr>
+                <w:rFonts w:ascii="Calibri" w:hAnsi="Calibri" w:cs="Arial"/>
+                <w:b/>
+                <w:bCs/>
+                <w:i/>
+                <w:color w:val="0070C0"/>
+                <w:sz w:val="18"/>
+                <w:szCs w:val="20"/>
+                <w:lang w:eastAsia="es-CL"/>
+              </w:rPr>
+              <w:t>React</w:t>
+            </w:r>
+            <w:proofErr w:type="spellEnd"/>
+            <w:r>
+              <w:rPr>
+                <w:rFonts w:ascii="Calibri" w:hAnsi="Calibri" w:cs="Arial"/>
+                <w:b/>
+                <w:bCs/>
+                <w:i/>
+                <w:color w:val="0070C0"/>
+                <w:sz w:val="18"/>
+                <w:szCs w:val="20"/>
+                <w:lang w:eastAsia="es-CL"/>
+              </w:rPr>
+              <w:t xml:space="preserve"> Native CLI</w:t>
+            </w:r>
+            <w:r>
+              <w:rPr>
+                <w:rFonts w:ascii="Calibri" w:hAnsi="Calibri" w:cs="Arial"/>
+                <w:i/>
+                <w:color w:val="0070C0"/>
+                <w:sz w:val="18"/>
+                <w:szCs w:val="20"/>
+                <w:lang w:eastAsia="es-CL"/>
+              </w:rPr>
+              <w:t xml:space="preserve"> debido a:</w:t>
+            </w:r>
+          </w:p>
+          <w:p>
+            <w:pPr>
+              <w:numPr>
+                <w:ilvl w:val="0"/>
+                <w:numId w:val="17"/>
+              </w:numPr>
+              <w:rPr>
+                <w:rFonts w:ascii="Calibri" w:hAnsi="Calibri" w:cs="Arial"/>
+                <w:i/>
+                <w:color w:val="0070C0"/>
+                <w:sz w:val="18"/>
+                <w:szCs w:val="20"/>
+                <w:lang w:eastAsia="es-CL"/>
+              </w:rPr>
+            </w:pPr>
+            <w:r>
+              <w:rPr>
+                <w:rFonts w:ascii="Calibri" w:hAnsi="Calibri" w:cs="Arial"/>
+                <w:i/>
+                <w:color w:val="0070C0"/>
+                <w:sz w:val="18"/>
+                <w:szCs w:val="20"/>
+                <w:lang w:eastAsia="es-CL"/>
+              </w:rPr>
+              <w:t xml:space="preserve">incompatibilidad con </w:t>
+            </w:r>
+            <w:proofErr w:type="spellStart"/>
+            <w:r>
+              <w:rPr>
+                <w:rFonts w:ascii="Calibri" w:hAnsi="Calibri" w:cs="Arial"/>
+                <w:i/>
+                <w:color w:val="0070C0"/>
+                <w:sz w:val="18"/>
+                <w:szCs w:val="20"/>
+                <w:lang w:eastAsia="es-CL"/>
+              </w:rPr>
+              <w:t>react</w:t>
+            </w:r>
+            <w:proofErr w:type="spellEnd"/>
+            <w:r>
+              <w:rPr>
+                <w:rFonts w:ascii="Calibri" w:hAnsi="Calibri" w:cs="Arial"/>
+                <w:i/>
+                <w:color w:val="0070C0"/>
+                <w:sz w:val="18"/>
+                <w:szCs w:val="20"/>
+                <w:lang w:eastAsia="es-CL"/>
+              </w:rPr>
+              <w:t>-native-</w:t>
+            </w:r>
+            <w:proofErr w:type="spellStart"/>
+            <w:r>
+              <w:rPr>
+                <w:rFonts w:ascii="Calibri" w:hAnsi="Calibri" w:cs="Arial"/>
+                <w:i/>
+                <w:color w:val="0070C0"/>
+                <w:sz w:val="18"/>
+                <w:szCs w:val="20"/>
+                <w:lang w:eastAsia="es-CL"/>
+              </w:rPr>
+              <w:t>maps</w:t>
+            </w:r>
+            <w:proofErr w:type="spellEnd"/>
+            <w:r>
+              <w:rPr>
+                <w:rFonts w:ascii="Calibri" w:hAnsi="Calibri" w:cs="Arial"/>
+                <w:i/>
+                <w:color w:val="0070C0"/>
+                <w:sz w:val="18"/>
+                <w:szCs w:val="20"/>
+                <w:lang w:eastAsia="es-CL"/>
+              </w:rPr>
+              <w:t>,</w:t>
+            </w:r>
+          </w:p>
+          <w:p>
+            <w:pPr>
+              <w:numPr>
+                <w:ilvl w:val="0"/>
+                <w:numId w:val="17"/>
+              </w:numPr>
+              <w:rPr>
+                <w:rFonts w:ascii="Calibri" w:hAnsi="Calibri" w:cs="Arial"/>
+                <w:i/>
+                <w:color w:val="0070C0"/>
+                <w:sz w:val="18"/>
+                <w:szCs w:val="20"/>
+                <w:lang w:eastAsia="es-CL"/>
+              </w:rPr>
+            </w:pPr>
+            <w:r>
+              <w:rPr>
+                <w:rFonts w:ascii="Calibri" w:hAnsi="Calibri" w:cs="Arial"/>
+                <w:i/>
+                <w:color w:val="0070C0"/>
+                <w:sz w:val="18"/>
+                <w:szCs w:val="20"/>
+                <w:lang w:eastAsia="es-CL"/>
+              </w:rPr>
+              <w:t>limitaciones para módulos nativos,</w:t>
+            </w:r>
+          </w:p>
+          <w:p>
+            <w:pPr>
+              <w:numPr>
+                <w:ilvl w:val="0"/>
+                <w:numId w:val="17"/>
+              </w:numPr>
+              <w:rPr>
+                <w:rFonts w:ascii="Calibri" w:hAnsi="Calibri" w:cs="Arial"/>
+                <w:i/>
+                <w:color w:val="0070C0"/>
+                <w:sz w:val="18"/>
+                <w:szCs w:val="20"/>
+                <w:lang w:eastAsia="es-CL"/>
+              </w:rPr>
+            </w:pPr>
+            <w:r>
+              <w:rPr>
+                <w:rFonts w:ascii="Calibri" w:hAnsi="Calibri" w:cs="Arial"/>
+                <w:i/>
+                <w:color w:val="0070C0"/>
+                <w:sz w:val="18"/>
+                <w:szCs w:val="20"/>
+                <w:lang w:eastAsia="es-CL"/>
+              </w:rPr>
+              <w:t>necesidad de mayor control en dependencias nativas.</w:t>
+            </w:r>
+          </w:p>
+          <w:p>
+            <w:pPr>
+              <w:rPr>
+                <w:rFonts w:ascii="Calibri" w:hAnsi="Calibri" w:cs="Arial"/>
+                <w:i/>
+                <w:color w:val="0070C0"/>
+                <w:sz w:val="18"/>
+                <w:szCs w:val="20"/>
+                <w:lang w:eastAsia="es-CL"/>
+              </w:rPr>
+            </w:pPr>
+            <w:r>
+              <w:rPr>
+                <w:rFonts w:ascii="Calibri" w:hAnsi="Calibri" w:cs="Arial"/>
+                <w:i/>
+                <w:color w:val="0070C0"/>
+                <w:sz w:val="18"/>
+                <w:szCs w:val="20"/>
+                <w:lang w:eastAsia="es-CL"/>
+              </w:rPr>
+              <w:t>Este cambio permitió continuar sin obstáculos y mejorar la estabilidad del sistema.</w:t>
+            </w:r>
+          </w:p>
+          <w:p>
+            <w:pPr>
+              <w:rPr>
+                <w:rFonts w:ascii="Calibri" w:hAnsi="Calibri" w:cs="Arial"/>
+                <w:i/>
+                <w:color w:val="0070C0"/>
+                <w:sz w:val="18"/>
+                <w:szCs w:val="20"/>
+                <w:lang w:eastAsia="es-CL"/>
+              </w:rPr>
+            </w:pPr>
+            <w:r>
+              <w:rPr>
+                <w:rFonts w:ascii="Calibri" w:hAnsi="Calibri" w:cs="Arial"/>
+                <w:i/>
+                <w:color w:val="0070C0"/>
+                <w:sz w:val="18"/>
+                <w:szCs w:val="20"/>
+                <w:lang w:eastAsia="es-CL"/>
+              </w:rPr>
+              <w:t xml:space="preserve"> </w:t>
             </w:r>
           </w:p>
         </w:tc>
@@ -2586,6 +3669,7 @@
                 <w:color w:val="1F3864" w:themeColor="accent1" w:themeShade="80"/>
                 <w:sz w:val="18"/>
               </w:rPr>
+              <w:lastRenderedPageBreak/>
               <w:t>5. Evidencias</w:t>
             </w:r>
           </w:p>
@@ -2597,41 +3681,247 @@
           </w:tcPr>
           <w:p>
             <w:pPr>
-              <w:pStyle w:val="Prrafodelista"/>
+              <w:rPr>
+                <w:rFonts w:ascii="Calibri" w:hAnsi="Calibri" w:cs="Arial"/>
+                <w:i/>
+                <w:color w:val="0070C0"/>
+                <w:sz w:val="18"/>
+                <w:szCs w:val="20"/>
+                <w:lang w:eastAsia="es-CL"/>
+              </w:rPr>
+            </w:pPr>
+            <w:r>
+              <w:rPr>
+                <w:rFonts w:ascii="Calibri" w:hAnsi="Calibri" w:cs="Arial"/>
+                <w:i/>
+                <w:color w:val="0070C0"/>
+                <w:sz w:val="18"/>
+                <w:szCs w:val="20"/>
+                <w:lang w:eastAsia="es-CL"/>
+              </w:rPr>
+              <w:t>Estas son las evidencias utilizadas para documentar el desarrollo:</w:t>
+            </w:r>
+          </w:p>
+          <w:p>
+            <w:pPr>
               <w:numPr>
                 <w:ilvl w:val="0"/>
-                <w:numId w:val="1"/>
+                <w:numId w:val="18"/>
               </w:numPr>
-              <w:spacing w:after="0" w:line="240" w:lineRule="auto"/>
-              <w:ind w:left="314" w:hanging="284"/>
-              <w:jc w:val="both"/>
-              <w:rPr>
-                <w:rFonts w:ascii="Calibri" w:hAnsi="Calibri" w:cs="Arial"/>
-                <w:i/>
-                <w:iCs/>
-                <w:color w:val="0070C0"/>
-                <w:sz w:val="18"/>
-                <w:szCs w:val="20"/>
-                <w:lang w:eastAsia="es-CL"/>
-              </w:rPr>
-            </w:pPr>
-            <w:r>
-              <w:rPr>
-                <w:rFonts w:ascii="Calibri" w:hAnsi="Calibri" w:cs="Arial"/>
-                <w:i/>
-                <w:iCs/>
-                <w:color w:val="0070C0"/>
-                <w:sz w:val="18"/>
-                <w:szCs w:val="20"/>
-                <w:lang w:eastAsia="es-CL"/>
-              </w:rPr>
-              <w:t>Adjunta</w:t>
-            </w:r>
-            <w:r>
-              <w:rPr>
-                <w:rFonts w:ascii="Calibri" w:hAnsi="Calibri" w:cs="Arial"/>
-                <w:i/>
-                <w:iCs/>
+              <w:rPr>
+                <w:rFonts w:ascii="Calibri" w:hAnsi="Calibri" w:cs="Arial"/>
+                <w:i/>
+                <w:color w:val="0070C0"/>
+                <w:sz w:val="18"/>
+                <w:szCs w:val="20"/>
+                <w:lang w:eastAsia="es-CL"/>
+              </w:rPr>
+            </w:pPr>
+            <w:r>
+              <w:rPr>
+                <w:rFonts w:ascii="Calibri" w:hAnsi="Calibri" w:cs="Arial"/>
+                <w:b/>
+                <w:bCs/>
+                <w:i/>
+                <w:color w:val="0070C0"/>
+                <w:sz w:val="18"/>
+                <w:szCs w:val="20"/>
+                <w:lang w:eastAsia="es-CL"/>
+              </w:rPr>
+              <w:t>Repositorio GitHub:</w:t>
+            </w:r>
+            <w:r>
+              <w:rPr>
+                <w:rFonts w:ascii="Calibri" w:hAnsi="Calibri" w:cs="Arial"/>
+                <w:i/>
+                <w:color w:val="0070C0"/>
+                <w:sz w:val="18"/>
+                <w:szCs w:val="20"/>
+                <w:lang w:eastAsia="es-CL"/>
+              </w:rPr>
+              <w:t xml:space="preserve"> código fuente completo del proyecto.</w:t>
+            </w:r>
+          </w:p>
+          <w:p>
+            <w:pPr>
+              <w:numPr>
+                <w:ilvl w:val="0"/>
+                <w:numId w:val="18"/>
+              </w:numPr>
+              <w:rPr>
+                <w:rFonts w:ascii="Calibri" w:hAnsi="Calibri" w:cs="Arial"/>
+                <w:i/>
+                <w:color w:val="0070C0"/>
+                <w:sz w:val="18"/>
+                <w:szCs w:val="20"/>
+                <w:lang w:eastAsia="es-CL"/>
+              </w:rPr>
+            </w:pPr>
+            <w:r>
+              <w:rPr>
+                <w:rFonts w:ascii="Calibri" w:hAnsi="Calibri" w:cs="Arial"/>
+                <w:b/>
+                <w:bCs/>
+                <w:i/>
+                <w:color w:val="0070C0"/>
+                <w:sz w:val="18"/>
+                <w:szCs w:val="20"/>
+                <w:lang w:eastAsia="es-CL"/>
+              </w:rPr>
+              <w:t>Estructura del proyecto:</w:t>
+            </w:r>
+            <w:r>
+              <w:rPr>
+                <w:rFonts w:ascii="Calibri" w:hAnsi="Calibri" w:cs="Arial"/>
+                <w:i/>
+                <w:color w:val="0070C0"/>
+                <w:sz w:val="18"/>
+                <w:szCs w:val="20"/>
+                <w:lang w:eastAsia="es-CL"/>
+              </w:rPr>
+              <w:t xml:space="preserve"> rutas, componentes, store, servicios.</w:t>
+            </w:r>
+          </w:p>
+          <w:p>
+            <w:pPr>
+              <w:numPr>
+                <w:ilvl w:val="0"/>
+                <w:numId w:val="18"/>
+              </w:numPr>
+              <w:rPr>
+                <w:rFonts w:ascii="Calibri" w:hAnsi="Calibri" w:cs="Arial"/>
+                <w:i/>
+                <w:color w:val="0070C0"/>
+                <w:sz w:val="18"/>
+                <w:szCs w:val="20"/>
+                <w:lang w:eastAsia="es-CL"/>
+              </w:rPr>
+            </w:pPr>
+            <w:r>
+              <w:rPr>
+                <w:rFonts w:ascii="Calibri" w:hAnsi="Calibri" w:cs="Arial"/>
+                <w:b/>
+                <w:bCs/>
+                <w:i/>
+                <w:color w:val="0070C0"/>
+                <w:sz w:val="18"/>
+                <w:szCs w:val="20"/>
+                <w:lang w:eastAsia="es-CL"/>
+              </w:rPr>
+              <w:t xml:space="preserve">Base de datos </w:t>
+            </w:r>
+            <w:proofErr w:type="spellStart"/>
+            <w:r>
+              <w:rPr>
+                <w:rFonts w:ascii="Calibri" w:hAnsi="Calibri" w:cs="Arial"/>
+                <w:b/>
+                <w:bCs/>
+                <w:i/>
+                <w:color w:val="0070C0"/>
+                <w:sz w:val="18"/>
+                <w:szCs w:val="20"/>
+                <w:lang w:eastAsia="es-CL"/>
+              </w:rPr>
+              <w:t>Supabase</w:t>
+            </w:r>
+            <w:proofErr w:type="spellEnd"/>
+            <w:r>
+              <w:rPr>
+                <w:rFonts w:ascii="Calibri" w:hAnsi="Calibri" w:cs="Arial"/>
+                <w:b/>
+                <w:bCs/>
+                <w:i/>
+                <w:color w:val="0070C0"/>
+                <w:sz w:val="18"/>
+                <w:szCs w:val="20"/>
+                <w:lang w:eastAsia="es-CL"/>
+              </w:rPr>
+              <w:t>:</w:t>
+            </w:r>
+            <w:r>
+              <w:rPr>
+                <w:rFonts w:ascii="Calibri" w:hAnsi="Calibri" w:cs="Arial"/>
+                <w:i/>
+                <w:color w:val="0070C0"/>
+                <w:sz w:val="18"/>
+                <w:szCs w:val="20"/>
+                <w:lang w:eastAsia="es-CL"/>
+              </w:rPr>
+              <w:t xml:space="preserve"> tablas de usuarios, eventos, favoritos.</w:t>
+            </w:r>
+          </w:p>
+          <w:p>
+            <w:pPr>
+              <w:numPr>
+                <w:ilvl w:val="0"/>
+                <w:numId w:val="18"/>
+              </w:numPr>
+              <w:rPr>
+                <w:rFonts w:ascii="Calibri" w:hAnsi="Calibri" w:cs="Arial"/>
+                <w:i/>
+                <w:color w:val="0070C0"/>
+                <w:sz w:val="18"/>
+                <w:szCs w:val="20"/>
+                <w:lang w:eastAsia="es-CL"/>
+              </w:rPr>
+            </w:pPr>
+            <w:r>
+              <w:rPr>
+                <w:rFonts w:ascii="Calibri" w:hAnsi="Calibri" w:cs="Arial"/>
+                <w:b/>
+                <w:bCs/>
+                <w:i/>
+                <w:color w:val="0070C0"/>
+                <w:sz w:val="18"/>
+                <w:szCs w:val="20"/>
+                <w:lang w:eastAsia="es-CL"/>
+              </w:rPr>
+              <w:t>Mockups:</w:t>
+            </w:r>
+            <w:r>
+              <w:rPr>
+                <w:rFonts w:ascii="Calibri" w:hAnsi="Calibri" w:cs="Arial"/>
+                <w:i/>
+                <w:color w:val="0070C0"/>
+                <w:sz w:val="18"/>
+                <w:szCs w:val="20"/>
+                <w:lang w:eastAsia="es-CL"/>
+              </w:rPr>
+              <w:t xml:space="preserve"> flujo de navegación y diseño preliminar.</w:t>
+            </w:r>
+          </w:p>
+          <w:p>
+            <w:pPr>
+              <w:numPr>
+                <w:ilvl w:val="0"/>
+                <w:numId w:val="18"/>
+              </w:numPr>
+              <w:rPr>
+                <w:rFonts w:ascii="Calibri" w:hAnsi="Calibri" w:cs="Arial"/>
+                <w:i/>
+                <w:color w:val="0070C0"/>
+                <w:sz w:val="18"/>
+                <w:szCs w:val="20"/>
+                <w:lang w:eastAsia="es-CL"/>
+              </w:rPr>
+            </w:pPr>
+            <w:r>
+              <w:rPr>
+                <w:rFonts w:ascii="Calibri" w:hAnsi="Calibri" w:cs="Arial"/>
+                <w:b/>
+                <w:bCs/>
+                <w:i/>
+                <w:color w:val="0070C0"/>
+                <w:sz w:val="18"/>
+                <w:szCs w:val="20"/>
+                <w:lang w:eastAsia="es-CL"/>
+              </w:rPr>
+              <w:t>Mapa funcional:</w:t>
+            </w:r>
+            <w:r>
+              <w:rPr>
+                <w:rFonts w:ascii="Calibri" w:hAnsi="Calibri" w:cs="Arial"/>
+                <w:i/>
                 <w:color w:val="0070C0"/>
                 <w:sz w:val="18"/>
                 <w:szCs w:val="20"/>
@@ -2639,40 +3929,270 @@
               </w:rPr>
               <w:t xml:space="preserve"> </w:t>
             </w:r>
-            <w:r>
-              <w:rPr>
-                <w:rFonts w:ascii="Calibri" w:hAnsi="Calibri" w:cs="Arial"/>
-                <w:i/>
-                <w:iCs/>
-                <w:color w:val="0070C0"/>
-                <w:sz w:val="18"/>
-                <w:szCs w:val="20"/>
-                <w:lang w:eastAsia="es-CL"/>
-              </w:rPr>
-              <w:t>evidencias que permitan dar cuenta del desarrollo del Proyecto APT y sus resultados finales.</w:t>
-            </w:r>
-          </w:p>
-          <w:p>
-            <w:pPr>
-              <w:ind w:left="743"/>
-              <w:rPr>
+            <w:proofErr w:type="spellStart"/>
+            <w:r>
+              <w:rPr>
+                <w:rFonts w:ascii="Calibri" w:hAnsi="Calibri" w:cs="Arial"/>
+                <w:i/>
+                <w:color w:val="0070C0"/>
+                <w:sz w:val="18"/>
+                <w:szCs w:val="20"/>
+                <w:lang w:eastAsia="es-CL"/>
+              </w:rPr>
+              <w:t>markers</w:t>
+            </w:r>
+            <w:proofErr w:type="spellEnd"/>
+            <w:r>
+              <w:rPr>
+                <w:rFonts w:ascii="Calibri" w:hAnsi="Calibri" w:cs="Arial"/>
+                <w:i/>
+                <w:color w:val="0070C0"/>
+                <w:sz w:val="18"/>
+                <w:szCs w:val="20"/>
+                <w:lang w:eastAsia="es-CL"/>
+              </w:rPr>
+              <w:t>, filtros y geolocalización.</w:t>
+            </w:r>
+          </w:p>
+          <w:p>
+            <w:pPr>
+              <w:numPr>
+                <w:ilvl w:val="0"/>
+                <w:numId w:val="18"/>
+              </w:numPr>
+              <w:rPr>
+                <w:rFonts w:ascii="Calibri" w:hAnsi="Calibri" w:cs="Arial"/>
+                <w:i/>
+                <w:color w:val="0070C0"/>
+                <w:sz w:val="18"/>
+                <w:szCs w:val="20"/>
+                <w:lang w:eastAsia="es-CL"/>
+              </w:rPr>
+            </w:pPr>
+            <w:r>
+              <w:rPr>
+                <w:rFonts w:ascii="Calibri" w:hAnsi="Calibri" w:cs="Arial"/>
                 <w:b/>
-                <w:i/>
-                <w:color w:val="0070C0"/>
-                <w:sz w:val="18"/>
-              </w:rPr>
-            </w:pPr>
-            <w:r>
-              <w:rPr>
-                <w:rFonts w:ascii="Calibri" w:hAnsi="Calibri" w:cs="Arial"/>
-                <w:i/>
-                <w:color w:val="0070C0"/>
-                <w:sz w:val="18"/>
-                <w:szCs w:val="20"/>
-                <w:lang w:eastAsia="es-CL"/>
-              </w:rPr>
-              <w:t>¿Qué evidencias pueden servir para que los demás puedan visualizar y entender las distintas etapas de tu Proyecto APT y el resultado final?</w:t>
-            </w:r>
+                <w:bCs/>
+                <w:i/>
+                <w:color w:val="0070C0"/>
+                <w:sz w:val="18"/>
+                <w:szCs w:val="20"/>
+                <w:lang w:eastAsia="es-CL"/>
+              </w:rPr>
+              <w:t>Autenticación:</w:t>
+            </w:r>
+            <w:r>
+              <w:rPr>
+                <w:rFonts w:ascii="Calibri" w:hAnsi="Calibri" w:cs="Arial"/>
+                <w:i/>
+                <w:color w:val="0070C0"/>
+                <w:sz w:val="18"/>
+                <w:szCs w:val="20"/>
+                <w:lang w:eastAsia="es-CL"/>
+              </w:rPr>
+              <w:t xml:space="preserve"> </w:t>
+            </w:r>
+            <w:proofErr w:type="spellStart"/>
+            <w:r>
+              <w:rPr>
+                <w:rFonts w:ascii="Calibri" w:hAnsi="Calibri" w:cs="Arial"/>
+                <w:i/>
+                <w:color w:val="0070C0"/>
+                <w:sz w:val="18"/>
+                <w:szCs w:val="20"/>
+                <w:lang w:eastAsia="es-CL"/>
+              </w:rPr>
+              <w:t>login</w:t>
+            </w:r>
+            <w:proofErr w:type="spellEnd"/>
+            <w:r>
+              <w:rPr>
+                <w:rFonts w:ascii="Calibri" w:hAnsi="Calibri" w:cs="Arial"/>
+                <w:i/>
+                <w:color w:val="0070C0"/>
+                <w:sz w:val="18"/>
+                <w:szCs w:val="20"/>
+                <w:lang w:eastAsia="es-CL"/>
+              </w:rPr>
+              <w:t>, registro, roles y control de accesos.</w:t>
+            </w:r>
+          </w:p>
+          <w:p>
+            <w:pPr>
+              <w:numPr>
+                <w:ilvl w:val="0"/>
+                <w:numId w:val="18"/>
+              </w:numPr>
+              <w:rPr>
+                <w:rFonts w:ascii="Calibri" w:hAnsi="Calibri" w:cs="Arial"/>
+                <w:i/>
+                <w:color w:val="0070C0"/>
+                <w:sz w:val="18"/>
+                <w:szCs w:val="20"/>
+                <w:lang w:eastAsia="es-CL"/>
+              </w:rPr>
+            </w:pPr>
+            <w:r>
+              <w:rPr>
+                <w:rFonts w:ascii="Calibri" w:hAnsi="Calibri" w:cs="Arial"/>
+                <w:b/>
+                <w:bCs/>
+                <w:i/>
+                <w:color w:val="0070C0"/>
+                <w:sz w:val="18"/>
+                <w:szCs w:val="20"/>
+                <w:lang w:eastAsia="es-CL"/>
+              </w:rPr>
+              <w:t>IA integrada:</w:t>
+            </w:r>
+            <w:r>
+              <w:rPr>
+                <w:rFonts w:ascii="Calibri" w:hAnsi="Calibri" w:cs="Arial"/>
+                <w:i/>
+                <w:color w:val="0070C0"/>
+                <w:sz w:val="18"/>
+                <w:szCs w:val="20"/>
+                <w:lang w:eastAsia="es-CL"/>
+              </w:rPr>
+              <w:t xml:space="preserve"> clasificación automática de eventos.</w:t>
+            </w:r>
+          </w:p>
+          <w:p>
+            <w:pPr>
+              <w:numPr>
+                <w:ilvl w:val="0"/>
+                <w:numId w:val="18"/>
+              </w:numPr>
+              <w:rPr>
+                <w:rFonts w:ascii="Calibri" w:hAnsi="Calibri" w:cs="Arial"/>
+                <w:i/>
+                <w:color w:val="0070C0"/>
+                <w:sz w:val="18"/>
+                <w:szCs w:val="20"/>
+                <w:lang w:eastAsia="es-CL"/>
+              </w:rPr>
+            </w:pPr>
+            <w:r>
+              <w:rPr>
+                <w:rFonts w:ascii="Calibri" w:hAnsi="Calibri" w:cs="Arial"/>
+                <w:b/>
+                <w:bCs/>
+                <w:i/>
+                <w:color w:val="0070C0"/>
+                <w:sz w:val="18"/>
+                <w:szCs w:val="20"/>
+                <w:lang w:eastAsia="es-CL"/>
+              </w:rPr>
+              <w:t>Panel administrador inicial:</w:t>
+            </w:r>
+            <w:r>
+              <w:rPr>
+                <w:rFonts w:ascii="Calibri" w:hAnsi="Calibri" w:cs="Arial"/>
+                <w:i/>
+                <w:color w:val="0070C0"/>
+                <w:sz w:val="18"/>
+                <w:szCs w:val="20"/>
+                <w:lang w:eastAsia="es-CL"/>
+              </w:rPr>
+              <w:t xml:space="preserve"> métricas básicas.</w:t>
+            </w:r>
+          </w:p>
+          <w:p>
+            <w:pPr>
+              <w:numPr>
+                <w:ilvl w:val="0"/>
+                <w:numId w:val="18"/>
+              </w:numPr>
+              <w:rPr>
+                <w:rFonts w:ascii="Calibri" w:hAnsi="Calibri" w:cs="Arial"/>
+                <w:i/>
+                <w:color w:val="0070C0"/>
+                <w:sz w:val="18"/>
+                <w:szCs w:val="20"/>
+                <w:lang w:eastAsia="es-CL"/>
+              </w:rPr>
+            </w:pPr>
+            <w:r>
+              <w:rPr>
+                <w:rFonts w:ascii="Calibri" w:hAnsi="Calibri" w:cs="Arial"/>
+                <w:b/>
+                <w:bCs/>
+                <w:i/>
+                <w:color w:val="0070C0"/>
+                <w:sz w:val="18"/>
+                <w:szCs w:val="20"/>
+                <w:lang w:eastAsia="es-CL"/>
+              </w:rPr>
+              <w:t xml:space="preserve">Notificaciones </w:t>
+            </w:r>
+            <w:proofErr w:type="spellStart"/>
+            <w:r>
+              <w:rPr>
+                <w:rFonts w:ascii="Calibri" w:hAnsi="Calibri" w:cs="Arial"/>
+                <w:b/>
+                <w:bCs/>
+                <w:i/>
+                <w:color w:val="0070C0"/>
+                <w:sz w:val="18"/>
+                <w:szCs w:val="20"/>
+                <w:lang w:eastAsia="es-CL"/>
+              </w:rPr>
+              <w:t>push</w:t>
+            </w:r>
+            <w:proofErr w:type="spellEnd"/>
+            <w:r>
+              <w:rPr>
+                <w:rFonts w:ascii="Calibri" w:hAnsi="Calibri" w:cs="Arial"/>
+                <w:b/>
+                <w:bCs/>
+                <w:i/>
+                <w:color w:val="0070C0"/>
+                <w:sz w:val="18"/>
+                <w:szCs w:val="20"/>
+                <w:lang w:eastAsia="es-CL"/>
+              </w:rPr>
+              <w:t xml:space="preserve"> configuradas.</w:t>
+            </w:r>
+          </w:p>
+          <w:p>
+            <w:pPr>
+              <w:numPr>
+                <w:ilvl w:val="0"/>
+                <w:numId w:val="18"/>
+              </w:numPr>
+              <w:rPr>
+                <w:rFonts w:ascii="Calibri" w:hAnsi="Calibri" w:cs="Arial"/>
+                <w:i/>
+                <w:color w:val="0070C0"/>
+                <w:sz w:val="18"/>
+                <w:szCs w:val="20"/>
+                <w:lang w:eastAsia="es-CL"/>
+              </w:rPr>
+            </w:pPr>
+            <w:r>
+              <w:rPr>
+                <w:rFonts w:ascii="Calibri" w:hAnsi="Calibri" w:cs="Arial"/>
+                <w:b/>
+                <w:bCs/>
+                <w:i/>
+                <w:color w:val="0070C0"/>
+                <w:sz w:val="18"/>
+                <w:szCs w:val="20"/>
+                <w:lang w:eastAsia="es-CL"/>
+              </w:rPr>
+              <w:t>Carta Gantt, backlog, minutas, pruebas.</w:t>
+            </w:r>
+          </w:p>
+          <w:p>
+            <w:pPr>
+              <w:rPr>
+                <w:b/>
+                <w:i/>
+                <w:color w:val="0070C0"/>
+                <w:sz w:val="18"/>
+              </w:rPr>
+            </w:pPr>
             <w:r>
               <w:rPr>
                 <w:rFonts w:ascii="Calibri" w:hAnsi="Calibri" w:cs="Arial"/>
@@ -2759,122 +4279,138 @@
           </w:tcPr>
           <w:p>
             <w:pPr>
-              <w:pStyle w:val="Prrafodelista"/>
+              <w:jc w:val="both"/>
+              <w:rPr>
+                <w:rFonts w:ascii="Calibri" w:hAnsi="Calibri" w:cs="Arial"/>
+                <w:i/>
+                <w:color w:val="0070C0"/>
+                <w:sz w:val="18"/>
+                <w:szCs w:val="20"/>
+                <w:lang w:eastAsia="es-CL"/>
+              </w:rPr>
+            </w:pPr>
+            <w:r>
+              <w:rPr>
+                <w:rFonts w:ascii="Calibri" w:hAnsi="Calibri" w:cs="Arial"/>
+                <w:i/>
+                <w:color w:val="0070C0"/>
+                <w:sz w:val="18"/>
+                <w:szCs w:val="20"/>
+                <w:lang w:eastAsia="es-CL"/>
+              </w:rPr>
+              <w:t xml:space="preserve">Este proyecto </w:t>
+            </w:r>
+            <w:r>
+              <w:rPr>
+                <w:rFonts w:ascii="Calibri" w:hAnsi="Calibri" w:cs="Arial"/>
+                <w:i/>
+                <w:color w:val="0070C0"/>
+                <w:sz w:val="18"/>
+                <w:szCs w:val="20"/>
+                <w:lang w:eastAsia="es-CL"/>
+              </w:rPr>
+              <w:t>nos</w:t>
+            </w:r>
+            <w:r>
+              <w:rPr>
+                <w:rFonts w:ascii="Calibri" w:hAnsi="Calibri" w:cs="Arial"/>
+                <w:i/>
+                <w:color w:val="0070C0"/>
+                <w:sz w:val="18"/>
+                <w:szCs w:val="20"/>
+                <w:lang w:eastAsia="es-CL"/>
+              </w:rPr>
+              <w:t xml:space="preserve"> permitió conocer áreas nuevas dentro de la informática, especialmente:</w:t>
+            </w:r>
+          </w:p>
+          <w:p>
+            <w:pPr>
               <w:numPr>
                 <w:ilvl w:val="0"/>
-                <w:numId w:val="1"/>
+                <w:numId w:val="19"/>
               </w:numPr>
-              <w:spacing w:after="0" w:line="240" w:lineRule="auto"/>
-              <w:ind w:left="314" w:hanging="284"/>
               <w:jc w:val="both"/>
               <w:rPr>
                 <w:rFonts w:ascii="Calibri" w:hAnsi="Calibri" w:cs="Arial"/>
                 <w:i/>
-                <w:iCs/>
-                <w:color w:val="0070C0"/>
-                <w:sz w:val="18"/>
-                <w:szCs w:val="18"/>
-                <w:lang w:eastAsia="es-CL"/>
-              </w:rPr>
-            </w:pPr>
-            <w:r>
-              <w:rPr>
-                <w:rFonts w:ascii="Calibri" w:hAnsi="Calibri" w:cs="Arial"/>
-                <w:i/>
-                <w:iCs/>
-                <w:color w:val="0070C0"/>
-                <w:sz w:val="18"/>
-                <w:szCs w:val="18"/>
-                <w:lang w:eastAsia="es-CL"/>
-              </w:rPr>
-              <w:t xml:space="preserve">Reflexión sobre el aporte del Proyecto APT en el </w:t>
-            </w:r>
-            <w:r>
-              <w:rPr>
-                <w:rFonts w:ascii="Calibri" w:hAnsi="Calibri" w:cs="Arial"/>
-                <w:i/>
-                <w:iCs/>
-                <w:color w:val="0070C0"/>
-                <w:sz w:val="18"/>
-                <w:szCs w:val="18"/>
-                <w:lang w:eastAsia="es-CL"/>
-              </w:rPr>
-              <w:t xml:space="preserve">desarrollo </w:t>
-            </w:r>
-            <w:r>
-              <w:rPr>
-                <w:rFonts w:ascii="Calibri" w:hAnsi="Calibri" w:cs="Arial"/>
-                <w:i/>
-                <w:iCs/>
-                <w:color w:val="0070C0"/>
-                <w:sz w:val="18"/>
-                <w:szCs w:val="18"/>
-                <w:lang w:eastAsia="es-CL"/>
-              </w:rPr>
-              <w:t>de los intereses profesionales.</w:t>
-            </w:r>
-          </w:p>
-          <w:p>
-            <w:pPr>
-              <w:pStyle w:val="Prrafodelista"/>
-              <w:jc w:val="both"/>
-              <w:rPr>
-                <w:rFonts w:ascii="Calibri" w:hAnsi="Calibri" w:cs="Arial"/>
-                <w:i/>
-                <w:color w:val="0070C0"/>
-                <w:sz w:val="18"/>
-                <w:szCs w:val="20"/>
-                <w:lang w:eastAsia="es-CL"/>
-              </w:rPr>
-            </w:pPr>
-            <w:r>
-              <w:rPr>
-                <w:rFonts w:ascii="Calibri" w:hAnsi="Calibri" w:cs="Arial"/>
-                <w:i/>
-                <w:color w:val="0070C0"/>
-                <w:sz w:val="18"/>
-                <w:szCs w:val="20"/>
-                <w:lang w:eastAsia="es-CL"/>
-              </w:rPr>
-              <w:t>¿De qué manera tu Proyecto APT te sirvió para tener mayor conocimiento de tus intereses profesionales? Luego de terminar tu Proyecto APT, ¿tus intereses profesionales siguen siendo los mismos que planteaste al comienzo de la asignatura?</w:t>
-            </w:r>
-          </w:p>
-          <w:p>
-            <w:pPr>
-              <w:pStyle w:val="Prrafodelista"/>
+                <w:color w:val="0070C0"/>
+                <w:sz w:val="18"/>
+                <w:szCs w:val="20"/>
+                <w:lang w:eastAsia="es-CL"/>
+              </w:rPr>
+            </w:pPr>
+            <w:r>
+              <w:rPr>
+                <w:rFonts w:ascii="Calibri" w:hAnsi="Calibri" w:cs="Arial"/>
+                <w:b/>
+                <w:bCs/>
+                <w:i/>
+                <w:color w:val="0070C0"/>
+                <w:sz w:val="18"/>
+                <w:szCs w:val="20"/>
+                <w:lang w:eastAsia="es-CL"/>
+              </w:rPr>
+              <w:t>Integración de sistemas</w:t>
+            </w:r>
+            <w:r>
+              <w:rPr>
+                <w:rFonts w:ascii="Calibri" w:hAnsi="Calibri" w:cs="Arial"/>
+                <w:i/>
+                <w:color w:val="0070C0"/>
+                <w:sz w:val="18"/>
+                <w:szCs w:val="20"/>
+                <w:lang w:eastAsia="es-CL"/>
+              </w:rPr>
+              <w:t>,</w:t>
+            </w:r>
+          </w:p>
+          <w:p>
+            <w:pPr>
               <w:numPr>
                 <w:ilvl w:val="0"/>
-                <w:numId w:val="1"/>
+                <w:numId w:val="19"/>
               </w:numPr>
-              <w:spacing w:after="0" w:line="240" w:lineRule="auto"/>
-              <w:ind w:left="314" w:hanging="284"/>
               <w:jc w:val="both"/>
               <w:rPr>
                 <w:rFonts w:ascii="Calibri" w:hAnsi="Calibri" w:cs="Arial"/>
                 <w:i/>
-                <w:iCs/>
-                <w:color w:val="0070C0"/>
-                <w:sz w:val="18"/>
-                <w:szCs w:val="20"/>
-                <w:lang w:eastAsia="es-CL"/>
-              </w:rPr>
-            </w:pPr>
-            <w:r>
-              <w:rPr>
-                <w:rFonts w:ascii="Calibri" w:hAnsi="Calibri" w:cs="Arial"/>
-                <w:i/>
-                <w:iCs/>
-                <w:color w:val="0070C0"/>
-                <w:sz w:val="18"/>
-                <w:szCs w:val="20"/>
-                <w:lang w:eastAsia="es-CL"/>
-              </w:rPr>
-              <w:t>Proyecciones laborales a partir de Proyecto APT.</w:t>
-            </w:r>
-          </w:p>
-          <w:p>
-            <w:pPr>
-              <w:pStyle w:val="Prrafodelista"/>
+                <w:color w:val="0070C0"/>
+                <w:sz w:val="18"/>
+                <w:szCs w:val="20"/>
+                <w:lang w:eastAsia="es-CL"/>
+              </w:rPr>
+            </w:pPr>
+            <w:r>
+              <w:rPr>
+                <w:rFonts w:ascii="Calibri" w:hAnsi="Calibri" w:cs="Arial"/>
+                <w:b/>
+                <w:bCs/>
+                <w:i/>
+                <w:color w:val="0070C0"/>
+                <w:sz w:val="18"/>
+                <w:szCs w:val="20"/>
+                <w:lang w:eastAsia="es-CL"/>
+              </w:rPr>
+              <w:t>inteligencia artificial aplicada</w:t>
+            </w:r>
+            <w:r>
+              <w:rPr>
+                <w:rFonts w:ascii="Calibri" w:hAnsi="Calibri" w:cs="Arial"/>
+                <w:i/>
+                <w:color w:val="0070C0"/>
+                <w:sz w:val="18"/>
+                <w:szCs w:val="20"/>
+                <w:lang w:eastAsia="es-CL"/>
+              </w:rPr>
+              <w:t>,</w:t>
+            </w:r>
+          </w:p>
+          <w:p>
+            <w:pPr>
+              <w:numPr>
+                <w:ilvl w:val="0"/>
+                <w:numId w:val="19"/>
+              </w:numPr>
               <w:jc w:val="both"/>
               <w:rPr>
                 <w:rFonts w:ascii="Calibri" w:hAnsi="Calibri" w:cs="Arial"/>
@@ -2888,18 +4424,45 @@
             <w:r>
               <w:rPr>
                 <w:rFonts w:ascii="Calibri" w:hAnsi="Calibri" w:cs="Arial"/>
-                <w:i/>
-                <w:color w:val="0070C0"/>
-                <w:sz w:val="18"/>
-                <w:szCs w:val="20"/>
-                <w:lang w:eastAsia="es-CL"/>
-              </w:rPr>
-              <w:t>¿Qué intereses profesionales te gustaría explorar o seguir profundizando?</w:t>
-            </w:r>
-          </w:p>
-          <w:p>
-            <w:pPr>
-              <w:pStyle w:val="Prrafodelista"/>
+                <w:b/>
+                <w:bCs/>
+                <w:i/>
+                <w:color w:val="0070C0"/>
+                <w:sz w:val="18"/>
+                <w:szCs w:val="20"/>
+                <w:lang w:eastAsia="es-CL"/>
+              </w:rPr>
+              <w:t xml:space="preserve">uso de herramientas modernas como </w:t>
+            </w:r>
+            <w:proofErr w:type="spellStart"/>
+            <w:r>
+              <w:rPr>
+                <w:rFonts w:ascii="Calibri" w:hAnsi="Calibri" w:cs="Arial"/>
+                <w:b/>
+                <w:bCs/>
+                <w:i/>
+                <w:color w:val="0070C0"/>
+                <w:sz w:val="18"/>
+                <w:szCs w:val="20"/>
+                <w:lang w:eastAsia="es-CL"/>
+              </w:rPr>
+              <w:t>Supabase</w:t>
+            </w:r>
+            <w:proofErr w:type="spellEnd"/>
+            <w:r>
+              <w:rPr>
+                <w:rFonts w:ascii="Calibri" w:hAnsi="Calibri" w:cs="Arial"/>
+                <w:i/>
+                <w:color w:val="0070C0"/>
+                <w:sz w:val="18"/>
+                <w:szCs w:val="20"/>
+                <w:lang w:eastAsia="es-CL"/>
+              </w:rPr>
+              <w:t>.</w:t>
+            </w:r>
+          </w:p>
+          <w:p>
+            <w:pPr>
               <w:jc w:val="both"/>
               <w:rPr>
                 <w:rFonts w:ascii="Calibri" w:hAnsi="Calibri" w:cs="Arial"/>
@@ -2919,8 +4482,272 @@
                 <w:szCs w:val="20"/>
                 <w:lang w:eastAsia="es-CL"/>
               </w:rPr>
-              <w:t xml:space="preserve">¿Cómo te proyectas laboralmente después de haber terminado tu Proyecto APT? </w:t>
-            </w:r>
+              <w:t>C</w:t>
+            </w:r>
+            <w:r>
+              <w:rPr>
+                <w:rFonts w:ascii="Calibri" w:hAnsi="Calibri" w:cs="Arial"/>
+                <w:i/>
+                <w:color w:val="0070C0"/>
+                <w:sz w:val="18"/>
+                <w:szCs w:val="20"/>
+                <w:lang w:eastAsia="es-CL"/>
+              </w:rPr>
+              <w:t>omprendi</w:t>
+            </w:r>
+            <w:r>
+              <w:rPr>
+                <w:rFonts w:ascii="Calibri" w:hAnsi="Calibri" w:cs="Arial"/>
+                <w:i/>
+                <w:color w:val="0070C0"/>
+                <w:sz w:val="18"/>
+                <w:szCs w:val="20"/>
+                <w:lang w:eastAsia="es-CL"/>
+              </w:rPr>
+              <w:t>mos</w:t>
+            </w:r>
+            <w:r>
+              <w:rPr>
+                <w:rFonts w:ascii="Calibri" w:hAnsi="Calibri" w:cs="Arial"/>
+                <w:i/>
+                <w:color w:val="0070C0"/>
+                <w:sz w:val="18"/>
+                <w:szCs w:val="20"/>
+                <w:lang w:eastAsia="es-CL"/>
+              </w:rPr>
+              <w:t xml:space="preserve"> la diferencia entre los trabajos académicos y un ambiente real de equipo, donde la coordinación y comunicación son claves para avanzar de forma ordenada.</w:t>
+            </w:r>
+          </w:p>
+          <w:p>
+            <w:pPr>
+              <w:jc w:val="both"/>
+              <w:rPr>
+                <w:rFonts w:ascii="Calibri" w:hAnsi="Calibri" w:cs="Arial"/>
+                <w:b/>
+                <w:bCs/>
+                <w:i/>
+                <w:color w:val="0070C0"/>
+                <w:sz w:val="18"/>
+                <w:szCs w:val="20"/>
+                <w:lang w:eastAsia="es-CL"/>
+              </w:rPr>
+            </w:pPr>
+            <w:r>
+              <w:rPr>
+                <w:rFonts w:ascii="Calibri" w:hAnsi="Calibri" w:cs="Arial"/>
+                <w:b/>
+                <w:bCs/>
+                <w:i/>
+                <w:color w:val="0070C0"/>
+                <w:sz w:val="18"/>
+                <w:szCs w:val="20"/>
+                <w:lang w:eastAsia="es-CL"/>
+              </w:rPr>
+              <w:t>Proyecciones laborales</w:t>
+            </w:r>
+          </w:p>
+          <w:p>
+            <w:pPr>
+              <w:jc w:val="both"/>
+              <w:rPr>
+                <w:rFonts w:ascii="Calibri" w:hAnsi="Calibri" w:cs="Arial"/>
+                <w:i/>
+                <w:color w:val="0070C0"/>
+                <w:sz w:val="18"/>
+                <w:szCs w:val="20"/>
+                <w:lang w:eastAsia="es-CL"/>
+              </w:rPr>
+            </w:pPr>
+            <w:r>
+              <w:rPr>
+                <w:rFonts w:ascii="Calibri" w:hAnsi="Calibri" w:cs="Arial"/>
+                <w:i/>
+                <w:color w:val="0070C0"/>
+                <w:sz w:val="18"/>
+                <w:szCs w:val="20"/>
+                <w:lang w:eastAsia="es-CL"/>
+              </w:rPr>
+              <w:t xml:space="preserve">Después de este proyecto </w:t>
+            </w:r>
+            <w:r>
+              <w:rPr>
+                <w:rFonts w:ascii="Calibri" w:hAnsi="Calibri" w:cs="Arial"/>
+                <w:i/>
+                <w:color w:val="0070C0"/>
+                <w:sz w:val="18"/>
+                <w:szCs w:val="20"/>
+                <w:lang w:eastAsia="es-CL"/>
+              </w:rPr>
+              <w:t>qui</w:t>
+            </w:r>
+            <w:r>
+              <w:rPr>
+                <w:rFonts w:ascii="Calibri" w:hAnsi="Calibri" w:cs="Arial"/>
+                <w:i/>
+                <w:color w:val="0070C0"/>
+                <w:sz w:val="18"/>
+                <w:szCs w:val="20"/>
+                <w:lang w:eastAsia="es-CL"/>
+              </w:rPr>
+              <w:t>siéramos</w:t>
+            </w:r>
+            <w:r>
+              <w:rPr>
+                <w:rFonts w:ascii="Calibri" w:hAnsi="Calibri" w:cs="Arial"/>
+                <w:i/>
+                <w:color w:val="0070C0"/>
+                <w:sz w:val="18"/>
+                <w:szCs w:val="20"/>
+                <w:lang w:eastAsia="es-CL"/>
+              </w:rPr>
+              <w:t xml:space="preserve"> seguir profundizando en:</w:t>
+            </w:r>
+          </w:p>
+          <w:p>
+            <w:pPr>
+              <w:numPr>
+                <w:ilvl w:val="0"/>
+                <w:numId w:val="20"/>
+              </w:numPr>
+              <w:jc w:val="both"/>
+              <w:rPr>
+                <w:rFonts w:ascii="Calibri" w:hAnsi="Calibri" w:cs="Arial"/>
+                <w:i/>
+                <w:color w:val="0070C0"/>
+                <w:sz w:val="18"/>
+                <w:szCs w:val="20"/>
+                <w:lang w:eastAsia="es-CL"/>
+              </w:rPr>
+            </w:pPr>
+            <w:r>
+              <w:rPr>
+                <w:rFonts w:ascii="Calibri" w:hAnsi="Calibri" w:cs="Arial"/>
+                <w:i/>
+                <w:color w:val="0070C0"/>
+                <w:sz w:val="18"/>
+                <w:szCs w:val="20"/>
+                <w:lang w:eastAsia="es-CL"/>
+              </w:rPr>
+              <w:t>Desarrollo móvil avanzado (</w:t>
+            </w:r>
+            <w:proofErr w:type="spellStart"/>
+            <w:r>
+              <w:rPr>
+                <w:rFonts w:ascii="Calibri" w:hAnsi="Calibri" w:cs="Arial"/>
+                <w:i/>
+                <w:color w:val="0070C0"/>
+                <w:sz w:val="18"/>
+                <w:szCs w:val="20"/>
+                <w:lang w:eastAsia="es-CL"/>
+              </w:rPr>
+              <w:t>React</w:t>
+            </w:r>
+            <w:proofErr w:type="spellEnd"/>
+            <w:r>
+              <w:rPr>
+                <w:rFonts w:ascii="Calibri" w:hAnsi="Calibri" w:cs="Arial"/>
+                <w:i/>
+                <w:color w:val="0070C0"/>
+                <w:sz w:val="18"/>
+                <w:szCs w:val="20"/>
+                <w:lang w:eastAsia="es-CL"/>
+              </w:rPr>
+              <w:t xml:space="preserve"> Native, </w:t>
+            </w:r>
+            <w:proofErr w:type="spellStart"/>
+            <w:r>
+              <w:rPr>
+                <w:rFonts w:ascii="Calibri" w:hAnsi="Calibri" w:cs="Arial"/>
+                <w:i/>
+                <w:color w:val="0070C0"/>
+                <w:sz w:val="18"/>
+                <w:szCs w:val="20"/>
+                <w:lang w:eastAsia="es-CL"/>
+              </w:rPr>
+              <w:t>Kotlin</w:t>
+            </w:r>
+            <w:proofErr w:type="spellEnd"/>
+            <w:r>
+              <w:rPr>
+                <w:rFonts w:ascii="Calibri" w:hAnsi="Calibri" w:cs="Arial"/>
+                <w:i/>
+                <w:color w:val="0070C0"/>
+                <w:sz w:val="18"/>
+                <w:szCs w:val="20"/>
+                <w:lang w:eastAsia="es-CL"/>
+              </w:rPr>
+              <w:t>/Swift).</w:t>
+            </w:r>
+          </w:p>
+          <w:p>
+            <w:pPr>
+              <w:numPr>
+                <w:ilvl w:val="0"/>
+                <w:numId w:val="20"/>
+              </w:numPr>
+              <w:jc w:val="both"/>
+              <w:rPr>
+                <w:rFonts w:ascii="Calibri" w:hAnsi="Calibri" w:cs="Arial"/>
+                <w:i/>
+                <w:color w:val="0070C0"/>
+                <w:sz w:val="18"/>
+                <w:szCs w:val="20"/>
+                <w:lang w:eastAsia="es-CL"/>
+              </w:rPr>
+            </w:pPr>
+            <w:r>
+              <w:rPr>
+                <w:rFonts w:ascii="Calibri" w:hAnsi="Calibri" w:cs="Arial"/>
+                <w:i/>
+                <w:color w:val="0070C0"/>
+                <w:sz w:val="18"/>
+                <w:szCs w:val="20"/>
+                <w:lang w:eastAsia="es-CL"/>
+              </w:rPr>
+              <w:t>Integración de sistemas distribuidos.</w:t>
+            </w:r>
+          </w:p>
+          <w:p>
+            <w:pPr>
+              <w:numPr>
+                <w:ilvl w:val="0"/>
+                <w:numId w:val="20"/>
+              </w:numPr>
+              <w:jc w:val="both"/>
+              <w:rPr>
+                <w:rFonts w:ascii="Calibri" w:hAnsi="Calibri" w:cs="Arial"/>
+                <w:i/>
+                <w:color w:val="0070C0"/>
+                <w:sz w:val="18"/>
+                <w:szCs w:val="20"/>
+                <w:lang w:eastAsia="es-CL"/>
+              </w:rPr>
+            </w:pPr>
+            <w:r>
+              <w:rPr>
+                <w:rFonts w:ascii="Calibri" w:hAnsi="Calibri" w:cs="Arial"/>
+                <w:i/>
+                <w:color w:val="0070C0"/>
+                <w:sz w:val="18"/>
+                <w:szCs w:val="20"/>
+                <w:lang w:eastAsia="es-CL"/>
+              </w:rPr>
+              <w:lastRenderedPageBreak/>
+              <w:t>Inteligencia artificial aplicada a productos reales.</w:t>
+            </w:r>
+          </w:p>
+          <w:p>
+            <w:pPr>
+              <w:jc w:val="both"/>
+              <w:rPr>
+                <w:rFonts w:ascii="Calibri" w:hAnsi="Calibri" w:cs="Arial"/>
+                <w:i/>
+                <w:color w:val="0070C0"/>
+                <w:sz w:val="18"/>
+                <w:szCs w:val="20"/>
+                <w:lang w:eastAsia="es-CL"/>
+              </w:rPr>
+            </w:pPr>
           </w:p>
         </w:tc>
       </w:tr>
@@ -3397,6 +5224,304 @@
     </w:lvl>
   </w:abstractNum>
   <w:abstractNum w:abstractNumId="1" w15:restartNumberingAfterBreak="0">
+    <w:nsid w:val="02E422FB"/>
+    <w:multiLevelType w:val="multilevel"/>
+    <w:tmpl w:val="5A001742"/>
+    <w:lvl w:ilvl="0">
+      <w:start w:val="1"/>
+      <w:numFmt w:val="bullet"/>
+      <w:lvlText w:val=""/>
+      <w:lvlJc w:val="left"/>
+      <w:pPr>
+        <w:tabs>
+          <w:tab w:val="num" w:pos="720"/>
+        </w:tabs>
+        <w:ind w:left="720" w:hanging="360"/>
+      </w:pPr>
+      <w:rPr>
+        <w:rFonts w:ascii="Symbol" w:hAnsi="Symbol" w:hint="default"/>
+        <w:sz w:val="20"/>
+      </w:rPr>
+    </w:lvl>
+    <w:lvl w:ilvl="1" w:tentative="1">
+      <w:start w:val="1"/>
+      <w:numFmt w:val="bullet"/>
+      <w:lvlText w:val="o"/>
+      <w:lvlJc w:val="left"/>
+      <w:pPr>
+        <w:tabs>
+          <w:tab w:val="num" w:pos="1440"/>
+        </w:tabs>
+        <w:ind w:left="1440" w:hanging="360"/>
+      </w:pPr>
+      <w:rPr>
+        <w:rFonts w:ascii="Courier New" w:hAnsi="Courier New" w:hint="default"/>
+        <w:sz w:val="20"/>
+      </w:rPr>
+    </w:lvl>
+    <w:lvl w:ilvl="2" w:tentative="1">
+      <w:start w:val="1"/>
+      <w:numFmt w:val="bullet"/>
+      <w:lvlText w:val=""/>
+      <w:lvlJc w:val="left"/>
+      <w:pPr>
+        <w:tabs>
+          <w:tab w:val="num" w:pos="2160"/>
+        </w:tabs>
+        <w:ind w:left="2160" w:hanging="360"/>
+      </w:pPr>
+      <w:rPr>
+        <w:rFonts w:ascii="Wingdings" w:hAnsi="Wingdings" w:hint="default"/>
+        <w:sz w:val="20"/>
+      </w:rPr>
+    </w:lvl>
+    <w:lvl w:ilvl="3" w:tentative="1">
+      <w:start w:val="1"/>
+      <w:numFmt w:val="bullet"/>
+      <w:lvlText w:val=""/>
+      <w:lvlJc w:val="left"/>
+      <w:pPr>
+        <w:tabs>
+          <w:tab w:val="num" w:pos="2880"/>
+        </w:tabs>
+        <w:ind w:left="2880" w:hanging="360"/>
+      </w:pPr>
+      <w:rPr>
+        <w:rFonts w:ascii="Wingdings" w:hAnsi="Wingdings" w:hint="default"/>
+        <w:sz w:val="20"/>
+      </w:rPr>
+    </w:lvl>
+    <w:lvl w:ilvl="4" w:tentative="1">
+      <w:start w:val="1"/>
+      <w:numFmt w:val="bullet"/>
+      <w:lvlText w:val=""/>
+      <w:lvlJc w:val="left"/>
+      <w:pPr>
+        <w:tabs>
+          <w:tab w:val="num" w:pos="3600"/>
+        </w:tabs>
+        <w:ind w:left="3600" w:hanging="360"/>
+      </w:pPr>
+      <w:rPr>
+        <w:rFonts w:ascii="Wingdings" w:hAnsi="Wingdings" w:hint="default"/>
+        <w:sz w:val="20"/>
+      </w:rPr>
+    </w:lvl>
+    <w:lvl w:ilvl="5" w:tentative="1">
+      <w:start w:val="1"/>
+      <w:numFmt w:val="bullet"/>
+      <w:lvlText w:val=""/>
+      <w:lvlJc w:val="left"/>
+      <w:pPr>
+        <w:tabs>
+          <w:tab w:val="num" w:pos="4320"/>
+        </w:tabs>
+        <w:ind w:left="4320" w:hanging="360"/>
+      </w:pPr>
+      <w:rPr>
+        <w:rFonts w:ascii="Wingdings" w:hAnsi="Wingdings" w:hint="default"/>
+        <w:sz w:val="20"/>
+      </w:rPr>
+    </w:lvl>
+    <w:lvl w:ilvl="6" w:tentative="1">
+      <w:start w:val="1"/>
+      <w:numFmt w:val="bullet"/>
+      <w:lvlText w:val=""/>
+      <w:lvlJc w:val="left"/>
+      <w:pPr>
+        <w:tabs>
+          <w:tab w:val="num" w:pos="5040"/>
+        </w:tabs>
+        <w:ind w:left="5040" w:hanging="360"/>
+      </w:pPr>
+      <w:rPr>
+        <w:rFonts w:ascii="Wingdings" w:hAnsi="Wingdings" w:hint="default"/>
+        <w:sz w:val="20"/>
+      </w:rPr>
+    </w:lvl>
+    <w:lvl w:ilvl="7" w:tentative="1">
+      <w:start w:val="1"/>
+      <w:numFmt w:val="bullet"/>
+      <w:lvlText w:val=""/>
+      <w:lvlJc w:val="left"/>
+      <w:pPr>
+        <w:tabs>
+          <w:tab w:val="num" w:pos="5760"/>
+        </w:tabs>
+        <w:ind w:left="5760" w:hanging="360"/>
+      </w:pPr>
+      <w:rPr>
+        <w:rFonts w:ascii="Wingdings" w:hAnsi="Wingdings" w:hint="default"/>
+        <w:sz w:val="20"/>
+      </w:rPr>
+    </w:lvl>
+    <w:lvl w:ilvl="8" w:tentative="1">
+      <w:start w:val="1"/>
+      <w:numFmt w:val="bullet"/>
+      <w:lvlText w:val=""/>
+      <w:lvlJc w:val="left"/>
+      <w:pPr>
+        <w:tabs>
+          <w:tab w:val="num" w:pos="6480"/>
+        </w:tabs>
+        <w:ind w:left="6480" w:hanging="360"/>
+      </w:pPr>
+      <w:rPr>
+        <w:rFonts w:ascii="Wingdings" w:hAnsi="Wingdings" w:hint="default"/>
+        <w:sz w:val="20"/>
+      </w:rPr>
+    </w:lvl>
+  </w:abstractNum>
+  <w:abstractNum w:abstractNumId="2" w15:restartNumberingAfterBreak="0">
+    <w:nsid w:val="11133FF3"/>
+    <w:multiLevelType w:val="multilevel"/>
+    <w:tmpl w:val="12C430C8"/>
+    <w:lvl w:ilvl="0">
+      <w:start w:val="1"/>
+      <w:numFmt w:val="bullet"/>
+      <w:lvlText w:val=""/>
+      <w:lvlJc w:val="left"/>
+      <w:pPr>
+        <w:tabs>
+          <w:tab w:val="num" w:pos="720"/>
+        </w:tabs>
+        <w:ind w:left="720" w:hanging="360"/>
+      </w:pPr>
+      <w:rPr>
+        <w:rFonts w:ascii="Symbol" w:hAnsi="Symbol" w:hint="default"/>
+        <w:sz w:val="20"/>
+      </w:rPr>
+    </w:lvl>
+    <w:lvl w:ilvl="1" w:tentative="1">
+      <w:start w:val="1"/>
+      <w:numFmt w:val="bullet"/>
+      <w:lvlText w:val="o"/>
+      <w:lvlJc w:val="left"/>
+      <w:pPr>
+        <w:tabs>
+          <w:tab w:val="num" w:pos="1440"/>
+        </w:tabs>
+        <w:ind w:left="1440" w:hanging="360"/>
+      </w:pPr>
+      <w:rPr>
+        <w:rFonts w:ascii="Courier New" w:hAnsi="Courier New" w:hint="default"/>
+        <w:sz w:val="20"/>
+      </w:rPr>
+    </w:lvl>
+    <w:lvl w:ilvl="2" w:tentative="1">
+      <w:start w:val="1"/>
+      <w:numFmt w:val="bullet"/>
+      <w:lvlText w:val=""/>
+      <w:lvlJc w:val="left"/>
+      <w:pPr>
+        <w:tabs>
+          <w:tab w:val="num" w:pos="2160"/>
+        </w:tabs>
+        <w:ind w:left="2160" w:hanging="360"/>
+      </w:pPr>
+      <w:rPr>
+        <w:rFonts w:ascii="Wingdings" w:hAnsi="Wingdings" w:hint="default"/>
+        <w:sz w:val="20"/>
+      </w:rPr>
+    </w:lvl>
+    <w:lvl w:ilvl="3" w:tentative="1">
+      <w:start w:val="1"/>
+      <w:numFmt w:val="bullet"/>
+      <w:lvlText w:val=""/>
+      <w:lvlJc w:val="left"/>
+      <w:pPr>
+        <w:tabs>
+          <w:tab w:val="num" w:pos="2880"/>
+        </w:tabs>
+        <w:ind w:left="2880" w:hanging="360"/>
+      </w:pPr>
+      <w:rPr>
+        <w:rFonts w:ascii="Wingdings" w:hAnsi="Wingdings" w:hint="default"/>
+        <w:sz w:val="20"/>
+      </w:rPr>
+    </w:lvl>
+    <w:lvl w:ilvl="4" w:tentative="1">
+      <w:start w:val="1"/>
+      <w:numFmt w:val="bullet"/>
+      <w:lvlText w:val=""/>
+      <w:lvlJc w:val="left"/>
+      <w:pPr>
+        <w:tabs>
+          <w:tab w:val="num" w:pos="3600"/>
+        </w:tabs>
+        <w:ind w:left="3600" w:hanging="360"/>
+      </w:pPr>
+      <w:rPr>
+        <w:rFonts w:ascii="Wingdings" w:hAnsi="Wingdings" w:hint="default"/>
+        <w:sz w:val="20"/>
+      </w:rPr>
+    </w:lvl>
+    <w:lvl w:ilvl="5" w:tentative="1">
+      <w:start w:val="1"/>
+      <w:numFmt w:val="bullet"/>
+      <w:lvlText w:val=""/>
+      <w:lvlJc w:val="left"/>
+      <w:pPr>
+        <w:tabs>
+          <w:tab w:val="num" w:pos="4320"/>
+        </w:tabs>
+        <w:ind w:left="4320" w:hanging="360"/>
+      </w:pPr>
+      <w:rPr>
+        <w:rFonts w:ascii="Wingdings" w:hAnsi="Wingdings" w:hint="default"/>
+        <w:sz w:val="20"/>
+      </w:rPr>
+    </w:lvl>
+    <w:lvl w:ilvl="6" w:tentative="1">
+      <w:start w:val="1"/>
+      <w:numFmt w:val="bullet"/>
+      <w:lvlText w:val=""/>
+      <w:lvlJc w:val="left"/>
+      <w:pPr>
+        <w:tabs>
+          <w:tab w:val="num" w:pos="5040"/>
+        </w:tabs>
+        <w:ind w:left="5040" w:hanging="360"/>
+      </w:pPr>
+      <w:rPr>
+        <w:rFonts w:ascii="Wingdings" w:hAnsi="Wingdings" w:hint="default"/>
+        <w:sz w:val="20"/>
+      </w:rPr>
+    </w:lvl>
+    <w:lvl w:ilvl="7" w:tentative="1">
+      <w:start w:val="1"/>
+      <w:numFmt w:val="bullet"/>
+      <w:lvlText w:val=""/>
+      <w:lvlJc w:val="left"/>
+      <w:pPr>
+        <w:tabs>
+          <w:tab w:val="num" w:pos="5760"/>
+        </w:tabs>
+        <w:ind w:left="5760" w:hanging="360"/>
+      </w:pPr>
+      <w:rPr>
+        <w:rFonts w:ascii="Wingdings" w:hAnsi="Wingdings" w:hint="default"/>
+        <w:sz w:val="20"/>
+      </w:rPr>
+    </w:lvl>
+    <w:lvl w:ilvl="8" w:tentative="1">
+      <w:start w:val="1"/>
+      <w:numFmt w:val="bullet"/>
+      <w:lvlText w:val=""/>
+      <w:lvlJc w:val="left"/>
+      <w:pPr>
+        <w:tabs>
+          <w:tab w:val="num" w:pos="6480"/>
+        </w:tabs>
+        <w:ind w:left="6480" w:hanging="360"/>
+      </w:pPr>
+      <w:rPr>
+        <w:rFonts w:ascii="Wingdings" w:hAnsi="Wingdings" w:hint="default"/>
+        <w:sz w:val="20"/>
+      </w:rPr>
+    </w:lvl>
+  </w:abstractNum>
+  <w:abstractNum w:abstractNumId="3" w15:restartNumberingAfterBreak="0">
     <w:nsid w:val="114E14AF"/>
     <w:multiLevelType w:val="hybridMultilevel"/>
     <w:tmpl w:val="1E3E9D2A"/>
@@ -3509,7 +5634,7 @@
       </w:rPr>
     </w:lvl>
   </w:abstractNum>
-  <w:abstractNum w:abstractNumId="2" w15:restartNumberingAfterBreak="0">
+  <w:abstractNum w:abstractNumId="4" w15:restartNumberingAfterBreak="0">
     <w:nsid w:val="1F0078A0"/>
     <w:multiLevelType w:val="multilevel"/>
     <w:tmpl w:val="EC4CDC9C"/>
@@ -3658,7 +5783,7 @@
       </w:rPr>
     </w:lvl>
   </w:abstractNum>
-  <w:abstractNum w:abstractNumId="3" w15:restartNumberingAfterBreak="0">
+  <w:abstractNum w:abstractNumId="5" w15:restartNumberingAfterBreak="0">
     <w:nsid w:val="28446858"/>
     <w:multiLevelType w:val="multilevel"/>
     <w:tmpl w:val="9156115C"/>
@@ -3807,7 +5932,7 @@
       </w:rPr>
     </w:lvl>
   </w:abstractNum>
-  <w:abstractNum w:abstractNumId="4" w15:restartNumberingAfterBreak="0">
+  <w:abstractNum w:abstractNumId="6" w15:restartNumberingAfterBreak="0">
     <w:nsid w:val="2FFD4C7F"/>
     <w:multiLevelType w:val="multilevel"/>
     <w:tmpl w:val="CAF0F936"/>
@@ -3928,7 +6053,156 @@
       </w:rPr>
     </w:lvl>
   </w:abstractNum>
-  <w:abstractNum w:abstractNumId="5" w15:restartNumberingAfterBreak="0">
+  <w:abstractNum w:abstractNumId="7" w15:restartNumberingAfterBreak="0">
+    <w:nsid w:val="34027EA6"/>
+    <w:multiLevelType w:val="multilevel"/>
+    <w:tmpl w:val="D64C9892"/>
+    <w:lvl w:ilvl="0">
+      <w:start w:val="1"/>
+      <w:numFmt w:val="bullet"/>
+      <w:lvlText w:val=""/>
+      <w:lvlJc w:val="left"/>
+      <w:pPr>
+        <w:tabs>
+          <w:tab w:val="num" w:pos="720"/>
+        </w:tabs>
+        <w:ind w:left="720" w:hanging="360"/>
+      </w:pPr>
+      <w:rPr>
+        <w:rFonts w:ascii="Symbol" w:hAnsi="Symbol" w:hint="default"/>
+        <w:sz w:val="20"/>
+      </w:rPr>
+    </w:lvl>
+    <w:lvl w:ilvl="1" w:tentative="1">
+      <w:start w:val="1"/>
+      <w:numFmt w:val="bullet"/>
+      <w:lvlText w:val="o"/>
+      <w:lvlJc w:val="left"/>
+      <w:pPr>
+        <w:tabs>
+          <w:tab w:val="num" w:pos="1440"/>
+        </w:tabs>
+        <w:ind w:left="1440" w:hanging="360"/>
+      </w:pPr>
+      <w:rPr>
+        <w:rFonts w:ascii="Courier New" w:hAnsi="Courier New" w:hint="default"/>
+        <w:sz w:val="20"/>
+      </w:rPr>
+    </w:lvl>
+    <w:lvl w:ilvl="2" w:tentative="1">
+      <w:start w:val="1"/>
+      <w:numFmt w:val="bullet"/>
+      <w:lvlText w:val=""/>
+      <w:lvlJc w:val="left"/>
+      <w:pPr>
+        <w:tabs>
+          <w:tab w:val="num" w:pos="2160"/>
+        </w:tabs>
+        <w:ind w:left="2160" w:hanging="360"/>
+      </w:pPr>
+      <w:rPr>
+        <w:rFonts w:ascii="Wingdings" w:hAnsi="Wingdings" w:hint="default"/>
+        <w:sz w:val="20"/>
+      </w:rPr>
+    </w:lvl>
+    <w:lvl w:ilvl="3" w:tentative="1">
+      <w:start w:val="1"/>
+      <w:numFmt w:val="bullet"/>
+      <w:lvlText w:val=""/>
+      <w:lvlJc w:val="left"/>
+      <w:pPr>
+        <w:tabs>
+          <w:tab w:val="num" w:pos="2880"/>
+        </w:tabs>
+        <w:ind w:left="2880" w:hanging="360"/>
+      </w:pPr>
+      <w:rPr>
+        <w:rFonts w:ascii="Wingdings" w:hAnsi="Wingdings" w:hint="default"/>
+        <w:sz w:val="20"/>
+      </w:rPr>
+    </w:lvl>
+    <w:lvl w:ilvl="4" w:tentative="1">
+      <w:start w:val="1"/>
+      <w:numFmt w:val="bullet"/>
+      <w:lvlText w:val=""/>
+      <w:lvlJc w:val="left"/>
+      <w:pPr>
+        <w:tabs>
+          <w:tab w:val="num" w:pos="3600"/>
+        </w:tabs>
+        <w:ind w:left="3600" w:hanging="360"/>
+      </w:pPr>
+      <w:rPr>
+        <w:rFonts w:ascii="Wingdings" w:hAnsi="Wingdings" w:hint="default"/>
+        <w:sz w:val="20"/>
+      </w:rPr>
+    </w:lvl>
+    <w:lvl w:ilvl="5" w:tentative="1">
+      <w:start w:val="1"/>
+      <w:numFmt w:val="bullet"/>
+      <w:lvlText w:val=""/>
+      <w:lvlJc w:val="left"/>
+      <w:pPr>
+        <w:tabs>
+          <w:tab w:val="num" w:pos="4320"/>
+        </w:tabs>
+        <w:ind w:left="4320" w:hanging="360"/>
+      </w:pPr>
+      <w:rPr>
+        <w:rFonts w:ascii="Wingdings" w:hAnsi="Wingdings" w:hint="default"/>
+        <w:sz w:val="20"/>
+      </w:rPr>
+    </w:lvl>
+    <w:lvl w:ilvl="6" w:tentative="1">
+      <w:start w:val="1"/>
+      <w:numFmt w:val="bullet"/>
+      <w:lvlText w:val=""/>
+      <w:lvlJc w:val="left"/>
+      <w:pPr>
+        <w:tabs>
+          <w:tab w:val="num" w:pos="5040"/>
+        </w:tabs>
+        <w:ind w:left="5040" w:hanging="360"/>
+      </w:pPr>
+      <w:rPr>
+        <w:rFonts w:ascii="Wingdings" w:hAnsi="Wingdings" w:hint="default"/>
+        <w:sz w:val="20"/>
+      </w:rPr>
+    </w:lvl>
+    <w:lvl w:ilvl="7" w:tentative="1">
+      <w:start w:val="1"/>
+      <w:numFmt w:val="bullet"/>
+      <w:lvlText w:val=""/>
+      <w:lvlJc w:val="left"/>
+      <w:pPr>
+        <w:tabs>
+          <w:tab w:val="num" w:pos="5760"/>
+        </w:tabs>
+        <w:ind w:left="5760" w:hanging="360"/>
+      </w:pPr>
+      <w:rPr>
+        <w:rFonts w:ascii="Wingdings" w:hAnsi="Wingdings" w:hint="default"/>
+        <w:sz w:val="20"/>
+      </w:rPr>
+    </w:lvl>
+    <w:lvl w:ilvl="8" w:tentative="1">
+      <w:start w:val="1"/>
+      <w:numFmt w:val="bullet"/>
+      <w:lvlText w:val=""/>
+      <w:lvlJc w:val="left"/>
+      <w:pPr>
+        <w:tabs>
+          <w:tab w:val="num" w:pos="6480"/>
+        </w:tabs>
+        <w:ind w:left="6480" w:hanging="360"/>
+      </w:pPr>
+      <w:rPr>
+        <w:rFonts w:ascii="Wingdings" w:hAnsi="Wingdings" w:hint="default"/>
+        <w:sz w:val="20"/>
+      </w:rPr>
+    </w:lvl>
+  </w:abstractNum>
+  <w:abstractNum w:abstractNumId="8" w15:restartNumberingAfterBreak="0">
     <w:nsid w:val="384F5C76"/>
     <w:multiLevelType w:val="multilevel"/>
     <w:tmpl w:val="A79C84F2"/>
@@ -4077,7 +6351,269 @@
       </w:rPr>
     </w:lvl>
   </w:abstractNum>
-  <w:abstractNum w:abstractNumId="6" w15:restartNumberingAfterBreak="0">
+  <w:abstractNum w:abstractNumId="9" w15:restartNumberingAfterBreak="0">
+    <w:nsid w:val="3BAD2617"/>
+    <w:multiLevelType w:val="multilevel"/>
+    <w:tmpl w:val="153C1734"/>
+    <w:lvl w:ilvl="0">
+      <w:start w:val="1"/>
+      <w:numFmt w:val="bullet"/>
+      <w:lvlText w:val=""/>
+      <w:lvlJc w:val="left"/>
+      <w:pPr>
+        <w:tabs>
+          <w:tab w:val="num" w:pos="720"/>
+        </w:tabs>
+        <w:ind w:left="720" w:hanging="360"/>
+      </w:pPr>
+      <w:rPr>
+        <w:rFonts w:ascii="Symbol" w:hAnsi="Symbol" w:hint="default"/>
+        <w:sz w:val="20"/>
+      </w:rPr>
+    </w:lvl>
+    <w:lvl w:ilvl="1" w:tentative="1">
+      <w:start w:val="1"/>
+      <w:numFmt w:val="bullet"/>
+      <w:lvlText w:val="o"/>
+      <w:lvlJc w:val="left"/>
+      <w:pPr>
+        <w:tabs>
+          <w:tab w:val="num" w:pos="1440"/>
+        </w:tabs>
+        <w:ind w:left="1440" w:hanging="360"/>
+      </w:pPr>
+      <w:rPr>
+        <w:rFonts w:ascii="Courier New" w:hAnsi="Courier New" w:hint="default"/>
+        <w:sz w:val="20"/>
+      </w:rPr>
+    </w:lvl>
+    <w:lvl w:ilvl="2" w:tentative="1">
+      <w:start w:val="1"/>
+      <w:numFmt w:val="bullet"/>
+      <w:lvlText w:val=""/>
+      <w:lvlJc w:val="left"/>
+      <w:pPr>
+        <w:tabs>
+          <w:tab w:val="num" w:pos="2160"/>
+        </w:tabs>
+        <w:ind w:left="2160" w:hanging="360"/>
+      </w:pPr>
+      <w:rPr>
+        <w:rFonts w:ascii="Wingdings" w:hAnsi="Wingdings" w:hint="default"/>
+        <w:sz w:val="20"/>
+      </w:rPr>
+    </w:lvl>
+    <w:lvl w:ilvl="3" w:tentative="1">
+      <w:start w:val="1"/>
+      <w:numFmt w:val="bullet"/>
+      <w:lvlText w:val=""/>
+      <w:lvlJc w:val="left"/>
+      <w:pPr>
+        <w:tabs>
+          <w:tab w:val="num" w:pos="2880"/>
+        </w:tabs>
+        <w:ind w:left="2880" w:hanging="360"/>
+      </w:pPr>
+      <w:rPr>
+        <w:rFonts w:ascii="Wingdings" w:hAnsi="Wingdings" w:hint="default"/>
+        <w:sz w:val="20"/>
+      </w:rPr>
+    </w:lvl>
+    <w:lvl w:ilvl="4" w:tentative="1">
+      <w:start w:val="1"/>
+      <w:numFmt w:val="bullet"/>
+      <w:lvlText w:val=""/>
+      <w:lvlJc w:val="left"/>
+      <w:pPr>
+        <w:tabs>
+          <w:tab w:val="num" w:pos="3600"/>
+        </w:tabs>
+        <w:ind w:left="3600" w:hanging="360"/>
+      </w:pPr>
+      <w:rPr>
+        <w:rFonts w:ascii="Wingdings" w:hAnsi="Wingdings" w:hint="default"/>
+        <w:sz w:val="20"/>
+      </w:rPr>
+    </w:lvl>
+    <w:lvl w:ilvl="5" w:tentative="1">
+      <w:start w:val="1"/>
+      <w:numFmt w:val="bullet"/>
+      <w:lvlText w:val=""/>
+      <w:lvlJc w:val="left"/>
+      <w:pPr>
+        <w:tabs>
+          <w:tab w:val="num" w:pos="4320"/>
+        </w:tabs>
+        <w:ind w:left="4320" w:hanging="360"/>
+      </w:pPr>
+      <w:rPr>
+        <w:rFonts w:ascii="Wingdings" w:hAnsi="Wingdings" w:hint="default"/>
+        <w:sz w:val="20"/>
+      </w:rPr>
+    </w:lvl>
+    <w:lvl w:ilvl="6" w:tentative="1">
+      <w:start w:val="1"/>
+      <w:numFmt w:val="bullet"/>
+      <w:lvlText w:val=""/>
+      <w:lvlJc w:val="left"/>
+      <w:pPr>
+        <w:tabs>
+          <w:tab w:val="num" w:pos="5040"/>
+        </w:tabs>
+        <w:ind w:left="5040" w:hanging="360"/>
+      </w:pPr>
+      <w:rPr>
+        <w:rFonts w:ascii="Wingdings" w:hAnsi="Wingdings" w:hint="default"/>
+        <w:sz w:val="20"/>
+      </w:rPr>
+    </w:lvl>
+    <w:lvl w:ilvl="7" w:tentative="1">
+      <w:start w:val="1"/>
+      <w:numFmt w:val="bullet"/>
+      <w:lvlText w:val=""/>
+      <w:lvlJc w:val="left"/>
+      <w:pPr>
+        <w:tabs>
+          <w:tab w:val="num" w:pos="5760"/>
+        </w:tabs>
+        <w:ind w:left="5760" w:hanging="360"/>
+      </w:pPr>
+      <w:rPr>
+        <w:rFonts w:ascii="Wingdings" w:hAnsi="Wingdings" w:hint="default"/>
+        <w:sz w:val="20"/>
+      </w:rPr>
+    </w:lvl>
+    <w:lvl w:ilvl="8" w:tentative="1">
+      <w:start w:val="1"/>
+      <w:numFmt w:val="bullet"/>
+      <w:lvlText w:val=""/>
+      <w:lvlJc w:val="left"/>
+      <w:pPr>
+        <w:tabs>
+          <w:tab w:val="num" w:pos="6480"/>
+        </w:tabs>
+        <w:ind w:left="6480" w:hanging="360"/>
+      </w:pPr>
+      <w:rPr>
+        <w:rFonts w:ascii="Wingdings" w:hAnsi="Wingdings" w:hint="default"/>
+        <w:sz w:val="20"/>
+      </w:rPr>
+    </w:lvl>
+  </w:abstractNum>
+  <w:abstractNum w:abstractNumId="10" w15:restartNumberingAfterBreak="0">
+    <w:nsid w:val="3C816ECD"/>
+    <w:multiLevelType w:val="multilevel"/>
+    <w:tmpl w:val="1D5A7BE6"/>
+    <w:lvl w:ilvl="0">
+      <w:start w:val="1"/>
+      <w:numFmt w:val="decimal"/>
+      <w:lvlText w:val="%1."/>
+      <w:lvlJc w:val="left"/>
+      <w:pPr>
+        <w:tabs>
+          <w:tab w:val="num" w:pos="720"/>
+        </w:tabs>
+        <w:ind w:left="720" w:hanging="360"/>
+      </w:pPr>
+    </w:lvl>
+    <w:lvl w:ilvl="1" w:tentative="1">
+      <w:start w:val="1"/>
+      <w:numFmt w:val="decimal"/>
+      <w:lvlText w:val="%2."/>
+      <w:lvlJc w:val="left"/>
+      <w:pPr>
+        <w:tabs>
+          <w:tab w:val="num" w:pos="1440"/>
+        </w:tabs>
+        <w:ind w:left="1440" w:hanging="360"/>
+      </w:pPr>
+    </w:lvl>
+    <w:lvl w:ilvl="2" w:tentative="1">
+      <w:start w:val="1"/>
+      <w:numFmt w:val="decimal"/>
+      <w:lvlText w:val="%3."/>
+      <w:lvlJc w:val="left"/>
+      <w:pPr>
+        <w:tabs>
+          <w:tab w:val="num" w:pos="2160"/>
+        </w:tabs>
+        <w:ind w:left="2160" w:hanging="360"/>
+      </w:pPr>
+    </w:lvl>
+    <w:lvl w:ilvl="3" w:tentative="1">
+      <w:start w:val="1"/>
+      <w:numFmt w:val="decimal"/>
+      <w:lvlText w:val="%4."/>
+      <w:lvlJc w:val="left"/>
+      <w:pPr>
+        <w:tabs>
+          <w:tab w:val="num" w:pos="2880"/>
+        </w:tabs>
+        <w:ind w:left="2880" w:hanging="360"/>
+      </w:pPr>
+    </w:lvl>
+    <w:lvl w:ilvl="4" w:tentative="1">
+      <w:start w:val="1"/>
+      <w:numFmt w:val="decimal"/>
+      <w:lvlText w:val="%5."/>
+      <w:lvlJc w:val="left"/>
+      <w:pPr>
+        <w:tabs>
+          <w:tab w:val="num" w:pos="3600"/>
+        </w:tabs>
+        <w:ind w:left="3600" w:hanging="360"/>
+      </w:pPr>
+    </w:lvl>
+    <w:lvl w:ilvl="5" w:tentative="1">
+      <w:start w:val="1"/>
+      <w:numFmt w:val="decimal"/>
+      <w:lvlText w:val="%6."/>
+      <w:lvlJc w:val="left"/>
+      <w:pPr>
+        <w:tabs>
+          <w:tab w:val="num" w:pos="4320"/>
+        </w:tabs>
+        <w:ind w:left="4320" w:hanging="360"/>
+      </w:pPr>
+    </w:lvl>
+    <w:lvl w:ilvl="6" w:tentative="1">
+      <w:start w:val="1"/>
+      <w:numFmt w:val="decimal"/>
+      <w:lvlText w:val="%7."/>
+      <w:lvlJc w:val="left"/>
+      <w:pPr>
+        <w:tabs>
+          <w:tab w:val="num" w:pos="5040"/>
+        </w:tabs>
+        <w:ind w:left="5040" w:hanging="360"/>
+      </w:pPr>
+    </w:lvl>
+    <w:lvl w:ilvl="7" w:tentative="1">
+      <w:start w:val="1"/>
+      <w:numFmt w:val="decimal"/>
+      <w:lvlText w:val="%8."/>
+      <w:lvlJc w:val="left"/>
+      <w:pPr>
+        <w:tabs>
+          <w:tab w:val="num" w:pos="5760"/>
+        </w:tabs>
+        <w:ind w:left="5760" w:hanging="360"/>
+      </w:pPr>
+    </w:lvl>
+    <w:lvl w:ilvl="8" w:tentative="1">
+      <w:start w:val="1"/>
+      <w:numFmt w:val="decimal"/>
+      <w:lvlText w:val="%9."/>
+      <w:lvlJc w:val="left"/>
+      <w:pPr>
+        <w:tabs>
+          <w:tab w:val="num" w:pos="6480"/>
+        </w:tabs>
+        <w:ind w:left="6480" w:hanging="360"/>
+      </w:pPr>
+    </w:lvl>
+  </w:abstractNum>
+  <w:abstractNum w:abstractNumId="11" w15:restartNumberingAfterBreak="0">
     <w:nsid w:val="48551FAE"/>
     <w:multiLevelType w:val="multilevel"/>
     <w:tmpl w:val="418887CA"/>
@@ -4226,7 +6762,7 @@
       </w:rPr>
     </w:lvl>
   </w:abstractNum>
-  <w:abstractNum w:abstractNumId="7" w15:restartNumberingAfterBreak="0">
+  <w:abstractNum w:abstractNumId="12" w15:restartNumberingAfterBreak="0">
     <w:nsid w:val="51D05305"/>
     <w:multiLevelType w:val="hybridMultilevel"/>
     <w:tmpl w:val="630E86B8"/>
@@ -4339,7 +6875,305 @@
       </w:rPr>
     </w:lvl>
   </w:abstractNum>
-  <w:abstractNum w:abstractNumId="8" w15:restartNumberingAfterBreak="0">
+  <w:abstractNum w:abstractNumId="13" w15:restartNumberingAfterBreak="0">
+    <w:nsid w:val="5AE546EF"/>
+    <w:multiLevelType w:val="multilevel"/>
+    <w:tmpl w:val="18E42D98"/>
+    <w:lvl w:ilvl="0">
+      <w:start w:val="1"/>
+      <w:numFmt w:val="bullet"/>
+      <w:lvlText w:val=""/>
+      <w:lvlJc w:val="left"/>
+      <w:pPr>
+        <w:tabs>
+          <w:tab w:val="num" w:pos="720"/>
+        </w:tabs>
+        <w:ind w:left="720" w:hanging="360"/>
+      </w:pPr>
+      <w:rPr>
+        <w:rFonts w:ascii="Symbol" w:hAnsi="Symbol" w:hint="default"/>
+        <w:sz w:val="20"/>
+      </w:rPr>
+    </w:lvl>
+    <w:lvl w:ilvl="1" w:tentative="1">
+      <w:start w:val="1"/>
+      <w:numFmt w:val="bullet"/>
+      <w:lvlText w:val="o"/>
+      <w:lvlJc w:val="left"/>
+      <w:pPr>
+        <w:tabs>
+          <w:tab w:val="num" w:pos="1440"/>
+        </w:tabs>
+        <w:ind w:left="1440" w:hanging="360"/>
+      </w:pPr>
+      <w:rPr>
+        <w:rFonts w:ascii="Courier New" w:hAnsi="Courier New" w:hint="default"/>
+        <w:sz w:val="20"/>
+      </w:rPr>
+    </w:lvl>
+    <w:lvl w:ilvl="2" w:tentative="1">
+      <w:start w:val="1"/>
+      <w:numFmt w:val="bullet"/>
+      <w:lvlText w:val=""/>
+      <w:lvlJc w:val="left"/>
+      <w:pPr>
+        <w:tabs>
+          <w:tab w:val="num" w:pos="2160"/>
+        </w:tabs>
+        <w:ind w:left="2160" w:hanging="360"/>
+      </w:pPr>
+      <w:rPr>
+        <w:rFonts w:ascii="Wingdings" w:hAnsi="Wingdings" w:hint="default"/>
+        <w:sz w:val="20"/>
+      </w:rPr>
+    </w:lvl>
+    <w:lvl w:ilvl="3" w:tentative="1">
+      <w:start w:val="1"/>
+      <w:numFmt w:val="bullet"/>
+      <w:lvlText w:val=""/>
+      <w:lvlJc w:val="left"/>
+      <w:pPr>
+        <w:tabs>
+          <w:tab w:val="num" w:pos="2880"/>
+        </w:tabs>
+        <w:ind w:left="2880" w:hanging="360"/>
+      </w:pPr>
+      <w:rPr>
+        <w:rFonts w:ascii="Wingdings" w:hAnsi="Wingdings" w:hint="default"/>
+        <w:sz w:val="20"/>
+      </w:rPr>
+    </w:lvl>
+    <w:lvl w:ilvl="4" w:tentative="1">
+      <w:start w:val="1"/>
+      <w:numFmt w:val="bullet"/>
+      <w:lvlText w:val=""/>
+      <w:lvlJc w:val="left"/>
+      <w:pPr>
+        <w:tabs>
+          <w:tab w:val="num" w:pos="3600"/>
+        </w:tabs>
+        <w:ind w:left="3600" w:hanging="360"/>
+      </w:pPr>
+      <w:rPr>
+        <w:rFonts w:ascii="Wingdings" w:hAnsi="Wingdings" w:hint="default"/>
+        <w:sz w:val="20"/>
+      </w:rPr>
+    </w:lvl>
+    <w:lvl w:ilvl="5" w:tentative="1">
+      <w:start w:val="1"/>
+      <w:numFmt w:val="bullet"/>
+      <w:lvlText w:val=""/>
+      <w:lvlJc w:val="left"/>
+      <w:pPr>
+        <w:tabs>
+          <w:tab w:val="num" w:pos="4320"/>
+        </w:tabs>
+        <w:ind w:left="4320" w:hanging="360"/>
+      </w:pPr>
+      <w:rPr>
+        <w:rFonts w:ascii="Wingdings" w:hAnsi="Wingdings" w:hint="default"/>
+        <w:sz w:val="20"/>
+      </w:rPr>
+    </w:lvl>
+    <w:lvl w:ilvl="6" w:tentative="1">
+      <w:start w:val="1"/>
+      <w:numFmt w:val="bullet"/>
+      <w:lvlText w:val=""/>
+      <w:lvlJc w:val="left"/>
+      <w:pPr>
+        <w:tabs>
+          <w:tab w:val="num" w:pos="5040"/>
+        </w:tabs>
+        <w:ind w:left="5040" w:hanging="360"/>
+      </w:pPr>
+      <w:rPr>
+        <w:rFonts w:ascii="Wingdings" w:hAnsi="Wingdings" w:hint="default"/>
+        <w:sz w:val="20"/>
+      </w:rPr>
+    </w:lvl>
+    <w:lvl w:ilvl="7" w:tentative="1">
+      <w:start w:val="1"/>
+      <w:numFmt w:val="bullet"/>
+      <w:lvlText w:val=""/>
+      <w:lvlJc w:val="left"/>
+      <w:pPr>
+        <w:tabs>
+          <w:tab w:val="num" w:pos="5760"/>
+        </w:tabs>
+        <w:ind w:left="5760" w:hanging="360"/>
+      </w:pPr>
+      <w:rPr>
+        <w:rFonts w:ascii="Wingdings" w:hAnsi="Wingdings" w:hint="default"/>
+        <w:sz w:val="20"/>
+      </w:rPr>
+    </w:lvl>
+    <w:lvl w:ilvl="8" w:tentative="1">
+      <w:start w:val="1"/>
+      <w:numFmt w:val="bullet"/>
+      <w:lvlText w:val=""/>
+      <w:lvlJc w:val="left"/>
+      <w:pPr>
+        <w:tabs>
+          <w:tab w:val="num" w:pos="6480"/>
+        </w:tabs>
+        <w:ind w:left="6480" w:hanging="360"/>
+      </w:pPr>
+      <w:rPr>
+        <w:rFonts w:ascii="Wingdings" w:hAnsi="Wingdings" w:hint="default"/>
+        <w:sz w:val="20"/>
+      </w:rPr>
+    </w:lvl>
+  </w:abstractNum>
+  <w:abstractNum w:abstractNumId="14" w15:restartNumberingAfterBreak="0">
+    <w:nsid w:val="651513AF"/>
+    <w:multiLevelType w:val="multilevel"/>
+    <w:tmpl w:val="C0D8CAF0"/>
+    <w:lvl w:ilvl="0">
+      <w:start w:val="1"/>
+      <w:numFmt w:val="bullet"/>
+      <w:lvlText w:val=""/>
+      <w:lvlJc w:val="left"/>
+      <w:pPr>
+        <w:tabs>
+          <w:tab w:val="num" w:pos="720"/>
+        </w:tabs>
+        <w:ind w:left="720" w:hanging="360"/>
+      </w:pPr>
+      <w:rPr>
+        <w:rFonts w:ascii="Symbol" w:hAnsi="Symbol" w:hint="default"/>
+        <w:sz w:val="20"/>
+      </w:rPr>
+    </w:lvl>
+    <w:lvl w:ilvl="1" w:tentative="1">
+      <w:start w:val="1"/>
+      <w:numFmt w:val="bullet"/>
+      <w:lvlText w:val="o"/>
+      <w:lvlJc w:val="left"/>
+      <w:pPr>
+        <w:tabs>
+          <w:tab w:val="num" w:pos="1440"/>
+        </w:tabs>
+        <w:ind w:left="1440" w:hanging="360"/>
+      </w:pPr>
+      <w:rPr>
+        <w:rFonts w:ascii="Courier New" w:hAnsi="Courier New" w:hint="default"/>
+        <w:sz w:val="20"/>
+      </w:rPr>
+    </w:lvl>
+    <w:lvl w:ilvl="2" w:tentative="1">
+      <w:start w:val="1"/>
+      <w:numFmt w:val="bullet"/>
+      <w:lvlText w:val=""/>
+      <w:lvlJc w:val="left"/>
+      <w:pPr>
+        <w:tabs>
+          <w:tab w:val="num" w:pos="2160"/>
+        </w:tabs>
+        <w:ind w:left="2160" w:hanging="360"/>
+      </w:pPr>
+      <w:rPr>
+        <w:rFonts w:ascii="Wingdings" w:hAnsi="Wingdings" w:hint="default"/>
+        <w:sz w:val="20"/>
+      </w:rPr>
+    </w:lvl>
+    <w:lvl w:ilvl="3" w:tentative="1">
+      <w:start w:val="1"/>
+      <w:numFmt w:val="bullet"/>
+      <w:lvlText w:val=""/>
+      <w:lvlJc w:val="left"/>
+      <w:pPr>
+        <w:tabs>
+          <w:tab w:val="num" w:pos="2880"/>
+        </w:tabs>
+        <w:ind w:left="2880" w:hanging="360"/>
+      </w:pPr>
+      <w:rPr>
+        <w:rFonts w:ascii="Wingdings" w:hAnsi="Wingdings" w:hint="default"/>
+        <w:sz w:val="20"/>
+      </w:rPr>
+    </w:lvl>
+    <w:lvl w:ilvl="4" w:tentative="1">
+      <w:start w:val="1"/>
+      <w:numFmt w:val="bullet"/>
+      <w:lvlText w:val=""/>
+      <w:lvlJc w:val="left"/>
+      <w:pPr>
+        <w:tabs>
+          <w:tab w:val="num" w:pos="3600"/>
+        </w:tabs>
+        <w:ind w:left="3600" w:hanging="360"/>
+      </w:pPr>
+      <w:rPr>
+        <w:rFonts w:ascii="Wingdings" w:hAnsi="Wingdings" w:hint="default"/>
+        <w:sz w:val="20"/>
+      </w:rPr>
+    </w:lvl>
+    <w:lvl w:ilvl="5" w:tentative="1">
+      <w:start w:val="1"/>
+      <w:numFmt w:val="bullet"/>
+      <w:lvlText w:val=""/>
+      <w:lvlJc w:val="left"/>
+      <w:pPr>
+        <w:tabs>
+          <w:tab w:val="num" w:pos="4320"/>
+        </w:tabs>
+        <w:ind w:left="4320" w:hanging="360"/>
+      </w:pPr>
+      <w:rPr>
+        <w:rFonts w:ascii="Wingdings" w:hAnsi="Wingdings" w:hint="default"/>
+        <w:sz w:val="20"/>
+      </w:rPr>
+    </w:lvl>
+    <w:lvl w:ilvl="6" w:tentative="1">
+      <w:start w:val="1"/>
+      <w:numFmt w:val="bullet"/>
+      <w:lvlText w:val=""/>
+      <w:lvlJc w:val="left"/>
+      <w:pPr>
+        <w:tabs>
+          <w:tab w:val="num" w:pos="5040"/>
+        </w:tabs>
+        <w:ind w:left="5040" w:hanging="360"/>
+      </w:pPr>
+      <w:rPr>
+        <w:rFonts w:ascii="Wingdings" w:hAnsi="Wingdings" w:hint="default"/>
+        <w:sz w:val="20"/>
+      </w:rPr>
+    </w:lvl>
+    <w:lvl w:ilvl="7" w:tentative="1">
+      <w:start w:val="1"/>
+      <w:numFmt w:val="bullet"/>
+      <w:lvlText w:val=""/>
+      <w:lvlJc w:val="left"/>
+      <w:pPr>
+        <w:tabs>
+          <w:tab w:val="num" w:pos="5760"/>
+        </w:tabs>
+        <w:ind w:left="5760" w:hanging="360"/>
+      </w:pPr>
+      <w:rPr>
+        <w:rFonts w:ascii="Wingdings" w:hAnsi="Wingdings" w:hint="default"/>
+        <w:sz w:val="20"/>
+      </w:rPr>
+    </w:lvl>
+    <w:lvl w:ilvl="8" w:tentative="1">
+      <w:start w:val="1"/>
+      <w:numFmt w:val="bullet"/>
+      <w:lvlText w:val=""/>
+      <w:lvlJc w:val="left"/>
+      <w:pPr>
+        <w:tabs>
+          <w:tab w:val="num" w:pos="6480"/>
+        </w:tabs>
+        <w:ind w:left="6480" w:hanging="360"/>
+      </w:pPr>
+      <w:rPr>
+        <w:rFonts w:ascii="Wingdings" w:hAnsi="Wingdings" w:hint="default"/>
+        <w:sz w:val="20"/>
+      </w:rPr>
+    </w:lvl>
+  </w:abstractNum>
+  <w:abstractNum w:abstractNumId="15" w15:restartNumberingAfterBreak="0">
     <w:nsid w:val="66494837"/>
     <w:multiLevelType w:val="hybridMultilevel"/>
     <w:tmpl w:val="68BA2608"/>
@@ -4452,7 +7286,156 @@
       </w:rPr>
     </w:lvl>
   </w:abstractNum>
-  <w:abstractNum w:abstractNumId="9" w15:restartNumberingAfterBreak="0">
+  <w:abstractNum w:abstractNumId="16" w15:restartNumberingAfterBreak="0">
+    <w:nsid w:val="6C486360"/>
+    <w:multiLevelType w:val="multilevel"/>
+    <w:tmpl w:val="38BA86F0"/>
+    <w:lvl w:ilvl="0">
+      <w:start w:val="1"/>
+      <w:numFmt w:val="bullet"/>
+      <w:lvlText w:val=""/>
+      <w:lvlJc w:val="left"/>
+      <w:pPr>
+        <w:tabs>
+          <w:tab w:val="num" w:pos="720"/>
+        </w:tabs>
+        <w:ind w:left="720" w:hanging="360"/>
+      </w:pPr>
+      <w:rPr>
+        <w:rFonts w:ascii="Symbol" w:hAnsi="Symbol" w:hint="default"/>
+        <w:sz w:val="20"/>
+      </w:rPr>
+    </w:lvl>
+    <w:lvl w:ilvl="1" w:tentative="1">
+      <w:start w:val="1"/>
+      <w:numFmt w:val="bullet"/>
+      <w:lvlText w:val="o"/>
+      <w:lvlJc w:val="left"/>
+      <w:pPr>
+        <w:tabs>
+          <w:tab w:val="num" w:pos="1440"/>
+        </w:tabs>
+        <w:ind w:left="1440" w:hanging="360"/>
+      </w:pPr>
+      <w:rPr>
+        <w:rFonts w:ascii="Courier New" w:hAnsi="Courier New" w:hint="default"/>
+        <w:sz w:val="20"/>
+      </w:rPr>
+    </w:lvl>
+    <w:lvl w:ilvl="2" w:tentative="1">
+      <w:start w:val="1"/>
+      <w:numFmt w:val="bullet"/>
+      <w:lvlText w:val=""/>
+      <w:lvlJc w:val="left"/>
+      <w:pPr>
+        <w:tabs>
+          <w:tab w:val="num" w:pos="2160"/>
+        </w:tabs>
+        <w:ind w:left="2160" w:hanging="360"/>
+      </w:pPr>
+      <w:rPr>
+        <w:rFonts w:ascii="Wingdings" w:hAnsi="Wingdings" w:hint="default"/>
+        <w:sz w:val="20"/>
+      </w:rPr>
+    </w:lvl>
+    <w:lvl w:ilvl="3" w:tentative="1">
+      <w:start w:val="1"/>
+      <w:numFmt w:val="bullet"/>
+      <w:lvlText w:val=""/>
+      <w:lvlJc w:val="left"/>
+      <w:pPr>
+        <w:tabs>
+          <w:tab w:val="num" w:pos="2880"/>
+        </w:tabs>
+        <w:ind w:left="2880" w:hanging="360"/>
+      </w:pPr>
+      <w:rPr>
+        <w:rFonts w:ascii="Wingdings" w:hAnsi="Wingdings" w:hint="default"/>
+        <w:sz w:val="20"/>
+      </w:rPr>
+    </w:lvl>
+    <w:lvl w:ilvl="4" w:tentative="1">
+      <w:start w:val="1"/>
+      <w:numFmt w:val="bullet"/>
+      <w:lvlText w:val=""/>
+      <w:lvlJc w:val="left"/>
+      <w:pPr>
+        <w:tabs>
+          <w:tab w:val="num" w:pos="3600"/>
+        </w:tabs>
+        <w:ind w:left="3600" w:hanging="360"/>
+      </w:pPr>
+      <w:rPr>
+        <w:rFonts w:ascii="Wingdings" w:hAnsi="Wingdings" w:hint="default"/>
+        <w:sz w:val="20"/>
+      </w:rPr>
+    </w:lvl>
+    <w:lvl w:ilvl="5" w:tentative="1">
+      <w:start w:val="1"/>
+      <w:numFmt w:val="bullet"/>
+      <w:lvlText w:val=""/>
+      <w:lvlJc w:val="left"/>
+      <w:pPr>
+        <w:tabs>
+          <w:tab w:val="num" w:pos="4320"/>
+        </w:tabs>
+        <w:ind w:left="4320" w:hanging="360"/>
+      </w:pPr>
+      <w:rPr>
+        <w:rFonts w:ascii="Wingdings" w:hAnsi="Wingdings" w:hint="default"/>
+        <w:sz w:val="20"/>
+      </w:rPr>
+    </w:lvl>
+    <w:lvl w:ilvl="6" w:tentative="1">
+      <w:start w:val="1"/>
+      <w:numFmt w:val="bullet"/>
+      <w:lvlText w:val=""/>
+      <w:lvlJc w:val="left"/>
+      <w:pPr>
+        <w:tabs>
+          <w:tab w:val="num" w:pos="5040"/>
+        </w:tabs>
+        <w:ind w:left="5040" w:hanging="360"/>
+      </w:pPr>
+      <w:rPr>
+        <w:rFonts w:ascii="Wingdings" w:hAnsi="Wingdings" w:hint="default"/>
+        <w:sz w:val="20"/>
+      </w:rPr>
+    </w:lvl>
+    <w:lvl w:ilvl="7" w:tentative="1">
+      <w:start w:val="1"/>
+      <w:numFmt w:val="bullet"/>
+      <w:lvlText w:val=""/>
+      <w:lvlJc w:val="left"/>
+      <w:pPr>
+        <w:tabs>
+          <w:tab w:val="num" w:pos="5760"/>
+        </w:tabs>
+        <w:ind w:left="5760" w:hanging="360"/>
+      </w:pPr>
+      <w:rPr>
+        <w:rFonts w:ascii="Wingdings" w:hAnsi="Wingdings" w:hint="default"/>
+        <w:sz w:val="20"/>
+      </w:rPr>
+    </w:lvl>
+    <w:lvl w:ilvl="8" w:tentative="1">
+      <w:start w:val="1"/>
+      <w:numFmt w:val="bullet"/>
+      <w:lvlText w:val=""/>
+      <w:lvlJc w:val="left"/>
+      <w:pPr>
+        <w:tabs>
+          <w:tab w:val="num" w:pos="6480"/>
+        </w:tabs>
+        <w:ind w:left="6480" w:hanging="360"/>
+      </w:pPr>
+      <w:rPr>
+        <w:rFonts w:ascii="Wingdings" w:hAnsi="Wingdings" w:hint="default"/>
+        <w:sz w:val="20"/>
+      </w:rPr>
+    </w:lvl>
+  </w:abstractNum>
+  <w:abstractNum w:abstractNumId="17" w15:restartNumberingAfterBreak="0">
     <w:nsid w:val="731E1176"/>
     <w:multiLevelType w:val="hybridMultilevel"/>
     <w:tmpl w:val="AF82A29E"/>
@@ -4542,7 +7525,156 @@
       </w:pPr>
     </w:lvl>
   </w:abstractNum>
-  <w:abstractNum w:abstractNumId="10" w15:restartNumberingAfterBreak="0">
+  <w:abstractNum w:abstractNumId="18" w15:restartNumberingAfterBreak="0">
+    <w:nsid w:val="7EF95A19"/>
+    <w:multiLevelType w:val="multilevel"/>
+    <w:tmpl w:val="87B84068"/>
+    <w:lvl w:ilvl="0">
+      <w:start w:val="1"/>
+      <w:numFmt w:val="bullet"/>
+      <w:lvlText w:val=""/>
+      <w:lvlJc w:val="left"/>
+      <w:pPr>
+        <w:tabs>
+          <w:tab w:val="num" w:pos="720"/>
+        </w:tabs>
+        <w:ind w:left="720" w:hanging="360"/>
+      </w:pPr>
+      <w:rPr>
+        <w:rFonts w:ascii="Symbol" w:hAnsi="Symbol" w:hint="default"/>
+        <w:sz w:val="20"/>
+      </w:rPr>
+    </w:lvl>
+    <w:lvl w:ilvl="1" w:tentative="1">
+      <w:start w:val="1"/>
+      <w:numFmt w:val="bullet"/>
+      <w:lvlText w:val="o"/>
+      <w:lvlJc w:val="left"/>
+      <w:pPr>
+        <w:tabs>
+          <w:tab w:val="num" w:pos="1440"/>
+        </w:tabs>
+        <w:ind w:left="1440" w:hanging="360"/>
+      </w:pPr>
+      <w:rPr>
+        <w:rFonts w:ascii="Courier New" w:hAnsi="Courier New" w:hint="default"/>
+        <w:sz w:val="20"/>
+      </w:rPr>
+    </w:lvl>
+    <w:lvl w:ilvl="2" w:tentative="1">
+      <w:start w:val="1"/>
+      <w:numFmt w:val="bullet"/>
+      <w:lvlText w:val=""/>
+      <w:lvlJc w:val="left"/>
+      <w:pPr>
+        <w:tabs>
+          <w:tab w:val="num" w:pos="2160"/>
+        </w:tabs>
+        <w:ind w:left="2160" w:hanging="360"/>
+      </w:pPr>
+      <w:rPr>
+        <w:rFonts w:ascii="Wingdings" w:hAnsi="Wingdings" w:hint="default"/>
+        <w:sz w:val="20"/>
+      </w:rPr>
+    </w:lvl>
+    <w:lvl w:ilvl="3" w:tentative="1">
+      <w:start w:val="1"/>
+      <w:numFmt w:val="bullet"/>
+      <w:lvlText w:val=""/>
+      <w:lvlJc w:val="left"/>
+      <w:pPr>
+        <w:tabs>
+          <w:tab w:val="num" w:pos="2880"/>
+        </w:tabs>
+        <w:ind w:left="2880" w:hanging="360"/>
+      </w:pPr>
+      <w:rPr>
+        <w:rFonts w:ascii="Wingdings" w:hAnsi="Wingdings" w:hint="default"/>
+        <w:sz w:val="20"/>
+      </w:rPr>
+    </w:lvl>
+    <w:lvl w:ilvl="4" w:tentative="1">
+      <w:start w:val="1"/>
+      <w:numFmt w:val="bullet"/>
+      <w:lvlText w:val=""/>
+      <w:lvlJc w:val="left"/>
+      <w:pPr>
+        <w:tabs>
+          <w:tab w:val="num" w:pos="3600"/>
+        </w:tabs>
+        <w:ind w:left="3600" w:hanging="360"/>
+      </w:pPr>
+      <w:rPr>
+        <w:rFonts w:ascii="Wingdings" w:hAnsi="Wingdings" w:hint="default"/>
+        <w:sz w:val="20"/>
+      </w:rPr>
+    </w:lvl>
+    <w:lvl w:ilvl="5" w:tentative="1">
+      <w:start w:val="1"/>
+      <w:numFmt w:val="bullet"/>
+      <w:lvlText w:val=""/>
+      <w:lvlJc w:val="left"/>
+      <w:pPr>
+        <w:tabs>
+          <w:tab w:val="num" w:pos="4320"/>
+        </w:tabs>
+        <w:ind w:left="4320" w:hanging="360"/>
+      </w:pPr>
+      <w:rPr>
+        <w:rFonts w:ascii="Wingdings" w:hAnsi="Wingdings" w:hint="default"/>
+        <w:sz w:val="20"/>
+      </w:rPr>
+    </w:lvl>
+    <w:lvl w:ilvl="6" w:tentative="1">
+      <w:start w:val="1"/>
+      <w:numFmt w:val="bullet"/>
+      <w:lvlText w:val=""/>
+      <w:lvlJc w:val="left"/>
+      <w:pPr>
+        <w:tabs>
+          <w:tab w:val="num" w:pos="5040"/>
+        </w:tabs>
+        <w:ind w:left="5040" w:hanging="360"/>
+      </w:pPr>
+      <w:rPr>
+        <w:rFonts w:ascii="Wingdings" w:hAnsi="Wingdings" w:hint="default"/>
+        <w:sz w:val="20"/>
+      </w:rPr>
+    </w:lvl>
+    <w:lvl w:ilvl="7" w:tentative="1">
+      <w:start w:val="1"/>
+      <w:numFmt w:val="bullet"/>
+      <w:lvlText w:val=""/>
+      <w:lvlJc w:val="left"/>
+      <w:pPr>
+        <w:tabs>
+          <w:tab w:val="num" w:pos="5760"/>
+        </w:tabs>
+        <w:ind w:left="5760" w:hanging="360"/>
+      </w:pPr>
+      <w:rPr>
+        <w:rFonts w:ascii="Wingdings" w:hAnsi="Wingdings" w:hint="default"/>
+        <w:sz w:val="20"/>
+      </w:rPr>
+    </w:lvl>
+    <w:lvl w:ilvl="8" w:tentative="1">
+      <w:start w:val="1"/>
+      <w:numFmt w:val="bullet"/>
+      <w:lvlText w:val=""/>
+      <w:lvlJc w:val="left"/>
+      <w:pPr>
+        <w:tabs>
+          <w:tab w:val="num" w:pos="6480"/>
+        </w:tabs>
+        <w:ind w:left="6480" w:hanging="360"/>
+      </w:pPr>
+      <w:rPr>
+        <w:rFonts w:ascii="Wingdings" w:hAnsi="Wingdings" w:hint="default"/>
+        <w:sz w:val="20"/>
+      </w:rPr>
+    </w:lvl>
+  </w:abstractNum>
+  <w:abstractNum w:abstractNumId="19" w15:restartNumberingAfterBreak="0">
     <w:nsid w:val="7F5D5484"/>
     <w:multiLevelType w:val="multilevel"/>
     <w:tmpl w:val="3A9AB18C"/>
@@ -4692,37 +7824,64 @@
     </w:lvl>
   </w:abstractNum>
   <w:num w:numId="1" w16cid:durableId="662047660">
-    <w:abstractNumId w:val="1"/>
+    <w:abstractNumId w:val="3"/>
   </w:num>
   <w:num w:numId="2" w16cid:durableId="378287200">
-    <w:abstractNumId w:val="4"/>
+    <w:abstractNumId w:val="6"/>
   </w:num>
   <w:num w:numId="3" w16cid:durableId="1721398933">
-    <w:abstractNumId w:val="9"/>
+    <w:abstractNumId w:val="17"/>
   </w:num>
   <w:num w:numId="4" w16cid:durableId="1952130426">
-    <w:abstractNumId w:val="3"/>
+    <w:abstractNumId w:val="5"/>
   </w:num>
   <w:num w:numId="5" w16cid:durableId="430971744">
-    <w:abstractNumId w:val="7"/>
+    <w:abstractNumId w:val="12"/>
   </w:num>
   <w:num w:numId="6" w16cid:durableId="1000618164">
-    <w:abstractNumId w:val="8"/>
+    <w:abstractNumId w:val="15"/>
   </w:num>
   <w:num w:numId="7" w16cid:durableId="887717280">
     <w:abstractNumId w:val="0"/>
   </w:num>
   <w:num w:numId="8" w16cid:durableId="2089185903">
+    <w:abstractNumId w:val="19"/>
+  </w:num>
+  <w:num w:numId="9" w16cid:durableId="82149246">
+    <w:abstractNumId w:val="4"/>
+  </w:num>
+  <w:num w:numId="10" w16cid:durableId="1794396863">
+    <w:abstractNumId w:val="11"/>
+  </w:num>
+  <w:num w:numId="11" w16cid:durableId="1412967495">
+    <w:abstractNumId w:val="8"/>
+  </w:num>
+  <w:num w:numId="12" w16cid:durableId="1341003664">
     <w:abstractNumId w:val="10"/>
   </w:num>
-  <w:num w:numId="9" w16cid:durableId="82149246">
+  <w:num w:numId="13" w16cid:durableId="1462772869">
+    <w:abstractNumId w:val="1"/>
+  </w:num>
+  <w:num w:numId="14" w16cid:durableId="1472282094">
+    <w:abstractNumId w:val="13"/>
+  </w:num>
+  <w:num w:numId="15" w16cid:durableId="1876967824">
     <w:abstractNumId w:val="2"/>
   </w:num>
-  <w:num w:numId="10" w16cid:durableId="1794396863">
-    <w:abstractNumId w:val="6"/>
+  <w:num w:numId="16" w16cid:durableId="590240665">
+    <w:abstractNumId w:val="16"/>
   </w:num>
-  <w:num w:numId="11" w16cid:durableId="1412967495">
-    <w:abstractNumId w:val="5"/>
+  <w:num w:numId="17" w16cid:durableId="1409961672">
+    <w:abstractNumId w:val="9"/>
+  </w:num>
+  <w:num w:numId="18" w16cid:durableId="822820896">
+    <w:abstractNumId w:val="18"/>
+  </w:num>
+  <w:num w:numId="19" w16cid:durableId="1374885998">
+    <w:abstractNumId w:val="7"/>
+  </w:num>
+  <w:num w:numId="20" w16cid:durableId="67579257">
+    <w:abstractNumId w:val="14"/>
   </w:num>
 </w:numbering>
 </file>
